--- a/services/api/assets/templates/material-purchase-real-v1.docx
+++ b/services/api/assets/templates/material-purchase-real-v1.docx
@@ -5,22 +5,804 @@
     <w:p>
       <w:pPr>
         <w:jc w:val="center"/>
-      </w:pPr>
-      <w:r>
-        <w:t xml:space="preserve">{document.watermark}</w:t>
-      </w:r>
-    </w:p>
-    <w:p>
-      <w:pPr>
+        <w:rPr>
+          <w:rFonts w:hint="eastAsia" w:ascii="方正小标宋简体" w:hAnsi="宋体" w:eastAsia="方正小标宋简体" w:cs="Times New Roman"/>
+          <w:kern w:val="44"/>
+          <w:sz w:val="44"/>
+          <w:szCs w:val="44"/>
+          <w:highlight w:val="none"/>
+          <w:lang w:eastAsia="zh-CN"/>
+        </w:rPr>
+      </w:pPr>
+    </w:p>
+    <w:p>
+      <w:pPr>
+        <w:spacing w:line="360" w:lineRule="auto"/>
         <w:jc w:val="center"/>
-      </w:pPr>
-      <w:r>
-        <w:rPr>
+        <w:rPr>
+          <w:rFonts w:hint="eastAsia" w:ascii="方正小标宋简体" w:hAnsi="宋体" w:eastAsia="方正小标宋简体" w:cs="Times New Roman"/>
+          <w:kern w:val="44"/>
+          <w:sz w:val="44"/>
+          <w:szCs w:val="44"/>
+          <w:highlight w:val="none"/>
+        </w:rPr>
+      </w:pPr>
+      <w:r>
+        <w:rPr>
+          <w:rFonts w:hint="eastAsia" w:ascii="仿宋" w:hAnsi="仿宋" w:eastAsia="仿宋" w:cs="仿宋"/>
+          <w:kern w:val="44"/>
+          <w:sz w:val="44"/>
+          <w:szCs w:val="44"/>
+          <w:highlight w:val="none"/>
+          <w:u w:val="single"/>
+          <w:lang w:val="en-US" w:eastAsia="zh-CN"/>
+        </w:rPr>
+        <w:t>{field.projectName}</w:t>
+      </w:r>
+      <w:r>
+        <w:rPr>
+          <w:rFonts w:hint="eastAsia" w:ascii="仿宋" w:hAnsi="仿宋" w:eastAsia="仿宋" w:cs="仿宋"/>
+          <w:kern w:val="44"/>
+          <w:sz w:val="44"/>
+          <w:szCs w:val="44"/>
+          <w:highlight w:val="none"/>
+        </w:rPr>
+        <w:t>工程</w:t>
+      </w:r>
+    </w:p>
+    <w:p>
+      <w:pPr>
+        <w:spacing w:line="960" w:lineRule="exact"/>
+        <w:jc w:val="center"/>
+        <w:rPr>
+          <w:rFonts w:hint="eastAsia" w:ascii="仿宋" w:hAnsi="仿宋" w:eastAsia="仿宋" w:cs="仿宋"/>
           <w:b/>
-          <w:sz w:val="28"/>
-          <w:szCs w:val="28"/>
-        </w:rPr>
-        <w:t xml:space="preserve">合同工作台填写区</w:t>
+          <w:bCs/>
+          <w:kern w:val="44"/>
+          <w:sz w:val="72"/>
+          <w:szCs w:val="72"/>
+          <w:highlight w:val="none"/>
+        </w:rPr>
+      </w:pPr>
+      <w:r>
+        <w:t xml:space="preserve">{contract.name}</w:t>
+      </w:r>
+    </w:p>
+    <w:p>
+      <w:pPr>
+        <w:tabs>
+          <w:tab w:val="left" w:pos="3420"/>
+        </w:tabs>
+        <w:spacing w:line="480" w:lineRule="auto"/>
+        <w:ind w:firstLine="643" w:firstLineChars="200"/>
+        <w:rPr>
+          <w:rFonts w:hint="eastAsia" w:ascii="仿宋_GB2312" w:hAnsi="Times New Roman" w:eastAsia="仿宋_GB2312" w:cs="仿宋_GB2312"/>
+          <w:b/>
+          <w:sz w:val="32"/>
+          <w:szCs w:val="32"/>
+          <w:highlight w:val="none"/>
+        </w:rPr>
+      </w:pPr>
+      <w:bookmarkStart w:id="18" w:name="_GoBack"/>
+      <w:bookmarkEnd w:id="18"/>
+    </w:p>
+    <w:p>
+      <w:pPr>
+        <w:tabs>
+          <w:tab w:val="left" w:pos="3420"/>
+        </w:tabs>
+        <w:spacing w:line="480" w:lineRule="auto"/>
+        <w:ind w:firstLine="643" w:firstLineChars="200"/>
+        <w:rPr>
+          <w:rFonts w:hint="eastAsia" w:ascii="仿宋_GB2312" w:hAnsi="Times New Roman" w:eastAsia="仿宋_GB2312" w:cs="仿宋_GB2312"/>
+          <w:sz w:val="32"/>
+          <w:szCs w:val="32"/>
+          <w:highlight w:val="none"/>
+        </w:rPr>
+      </w:pPr>
+      <w:r>
+        <w:t xml:space="preserve">合同编号：{contract.temporaryCode}</w:t>
+      </w:r>
+    </w:p>
+    <w:p>
+      <w:pPr>
+        <w:spacing w:line="480" w:lineRule="auto"/>
+        <w:ind w:firstLine="643" w:firstLineChars="200"/>
+        <w:rPr>
+          <w:rFonts w:hint="eastAsia" w:ascii="仿宋_GB2312" w:hAnsi="Times New Roman" w:eastAsia="仿宋_GB2312" w:cs="仿宋_GB2312"/>
+          <w:color w:val="auto"/>
+          <w:sz w:val="32"/>
+          <w:szCs w:val="32"/>
+          <w:highlight w:val="none"/>
+        </w:rPr>
+      </w:pPr>
+      <w:r>
+        <w:rPr>
+          <w:rFonts w:hint="eastAsia" w:ascii="仿宋_GB2312" w:hAnsi="Times New Roman" w:eastAsia="仿宋_GB2312" w:cs="仿宋_GB2312"/>
+          <w:b/>
+          <w:color w:val="auto"/>
+          <w:sz w:val="32"/>
+          <w:szCs w:val="32"/>
+          <w:highlight w:val="none"/>
+          <w:lang w:val="en-US" w:eastAsia="zh-CN"/>
+        </w:rPr>
+        <w:t>买    方</w:t>
+      </w:r>
+      <w:r>
+        <w:rPr>
+          <w:rFonts w:hint="eastAsia" w:ascii="仿宋_GB2312" w:hAnsi="Times New Roman" w:eastAsia="仿宋_GB2312" w:cs="仿宋_GB2312"/>
+          <w:color w:val="auto"/>
+          <w:sz w:val="32"/>
+          <w:szCs w:val="32"/>
+          <w:highlight w:val="none"/>
+        </w:rPr>
+        <w:t>：</w:t>
+      </w:r>
+      <w:r>
+        <w:rPr>
+          <w:rFonts w:hint="eastAsia" w:ascii="仿宋_GB2312" w:hAnsi="Times New Roman" w:eastAsia="仿宋_GB2312" w:cs="仿宋_GB2312"/>
+          <w:color w:val="auto"/>
+          <w:sz w:val="32"/>
+          <w:szCs w:val="32"/>
+          <w:highlight w:val="none"/>
+          <w:u w:val="single"/>
+        </w:rPr>
+        <w:t xml:space="preserve">{party.owner.name}   </w:t>
+      </w:r>
+      <w:r>
+        <w:rPr>
+          <w:rFonts w:hint="eastAsia" w:ascii="仿宋_GB2312" w:hAnsi="Times New Roman" w:eastAsia="仿宋_GB2312" w:cs="仿宋_GB2312"/>
+          <w:color w:val="auto"/>
+          <w:sz w:val="32"/>
+          <w:szCs w:val="32"/>
+          <w:highlight w:val="none"/>
+          <w:u w:val="single"/>
+          <w:lang w:val="en-US" w:eastAsia="zh-CN"/>
+        </w:rPr>
+        <w:t xml:space="preserve">  </w:t>
+      </w:r>
+      <w:r>
+        <w:rPr>
+          <w:rFonts w:hint="eastAsia" w:ascii="仿宋_GB2312" w:hAnsi="Times New Roman" w:eastAsia="仿宋_GB2312" w:cs="仿宋_GB2312"/>
+          <w:color w:val="auto"/>
+          <w:sz w:val="32"/>
+          <w:szCs w:val="32"/>
+          <w:highlight w:val="none"/>
+          <w:u w:val="single"/>
+        </w:rPr>
+        <w:t xml:space="preserve">  </w:t>
+      </w:r>
+      <w:r>
+        <w:rPr>
+          <w:rFonts w:hint="eastAsia" w:ascii="仿宋_GB2312" w:hAnsi="Times New Roman" w:eastAsia="仿宋_GB2312" w:cs="仿宋_GB2312"/>
+          <w:color w:val="auto"/>
+          <w:sz w:val="32"/>
+          <w:szCs w:val="32"/>
+          <w:highlight w:val="none"/>
+        </w:rPr>
+        <w:t xml:space="preserve">           </w:t>
+      </w:r>
+    </w:p>
+    <w:p>
+      <w:pPr>
+        <w:spacing w:line="480" w:lineRule="auto"/>
+        <w:ind w:firstLine="643" w:firstLineChars="200"/>
+        <w:rPr>
+          <w:rFonts w:hint="eastAsia" w:ascii="仿宋_GB2312" w:hAnsi="Times New Roman" w:eastAsia="仿宋_GB2312" w:cs="仿宋_GB2312"/>
+          <w:sz w:val="32"/>
+          <w:szCs w:val="32"/>
+          <w:highlight w:val="none"/>
+        </w:rPr>
+      </w:pPr>
+      <w:r>
+        <w:rPr>
+          <w:rFonts w:hint="eastAsia" w:ascii="仿宋_GB2312" w:hAnsi="Times New Roman" w:eastAsia="仿宋_GB2312" w:cs="仿宋_GB2312"/>
+          <w:b/>
+          <w:color w:val="auto"/>
+          <w:sz w:val="32"/>
+          <w:szCs w:val="32"/>
+          <w:highlight w:val="none"/>
+          <w:lang w:val="en-US" w:eastAsia="zh-CN"/>
+        </w:rPr>
+        <w:t>卖    方</w:t>
+      </w:r>
+      <w:r>
+        <w:rPr>
+          <w:rFonts w:hint="eastAsia" w:ascii="仿宋_GB2312" w:hAnsi="Times New Roman" w:eastAsia="仿宋_GB2312" w:cs="仿宋_GB2312"/>
+          <w:color w:val="auto"/>
+          <w:sz w:val="32"/>
+          <w:szCs w:val="32"/>
+          <w:highlight w:val="none"/>
+        </w:rPr>
+        <w:t>：</w:t>
+      </w:r>
+      <w:r>
+        <w:rPr>
+          <w:rFonts w:hint="eastAsia" w:ascii="仿宋_GB2312" w:hAnsi="Times New Roman" w:eastAsia="仿宋_GB2312" w:cs="仿宋_GB2312"/>
+          <w:color w:val="auto"/>
+          <w:sz w:val="32"/>
+          <w:szCs w:val="32"/>
+          <w:highlight w:val="none"/>
+          <w:u w:val="single"/>
+          <w:lang w:val="en-US" w:eastAsia="zh-CN"/>
+        </w:rPr>
+        <w:t xml:space="preserve">{party.counterparty.name}         </w:t>
+      </w:r>
+      <w:r>
+        <w:rPr>
+          <w:rFonts w:hint="eastAsia" w:ascii="仿宋_GB2312" w:hAnsi="Times New Roman" w:eastAsia="仿宋_GB2312" w:cs="仿宋_GB2312"/>
+          <w:sz w:val="32"/>
+          <w:szCs w:val="32"/>
+          <w:highlight w:val="none"/>
+          <w:u w:val="single"/>
+        </w:rPr>
+        <w:t xml:space="preserve">  </w:t>
+      </w:r>
+      <w:r>
+        <w:rPr>
+          <w:rFonts w:hint="eastAsia" w:ascii="仿宋_GB2312" w:hAnsi="Times New Roman" w:eastAsia="仿宋_GB2312" w:cs="仿宋_GB2312"/>
+          <w:sz w:val="32"/>
+          <w:szCs w:val="32"/>
+          <w:highlight w:val="none"/>
+        </w:rPr>
+        <w:t xml:space="preserve">       </w:t>
+      </w:r>
+    </w:p>
+    <w:p>
+      <w:pPr>
+        <w:spacing w:line="480" w:lineRule="auto"/>
+        <w:ind w:firstLine="643" w:firstLineChars="200"/>
+        <w:rPr>
+          <w:rFonts w:hint="eastAsia" w:ascii="仿宋_GB2312" w:hAnsi="Times New Roman" w:eastAsia="仿宋_GB2312" w:cs="仿宋_GB2312"/>
+          <w:sz w:val="32"/>
+          <w:szCs w:val="32"/>
+          <w:highlight w:val="none"/>
+        </w:rPr>
+      </w:pPr>
+      <w:r>
+        <w:rPr>
+          <w:rFonts w:hint="eastAsia" w:ascii="仿宋_GB2312" w:hAnsi="Times New Roman" w:eastAsia="仿宋_GB2312" w:cs="仿宋_GB2312"/>
+          <w:b/>
+          <w:sz w:val="32"/>
+          <w:szCs w:val="32"/>
+          <w:highlight w:val="none"/>
+        </w:rPr>
+        <w:t>工程名称</w:t>
+      </w:r>
+      <w:r>
+        <w:rPr>
+          <w:rFonts w:hint="eastAsia" w:ascii="仿宋_GB2312" w:hAnsi="Times New Roman" w:eastAsia="仿宋_GB2312" w:cs="仿宋_GB2312"/>
+          <w:sz w:val="32"/>
+          <w:szCs w:val="32"/>
+          <w:highlight w:val="none"/>
+        </w:rPr>
+        <w:t>：</w:t>
+      </w:r>
+      <w:r>
+        <w:rPr>
+          <w:rFonts w:hint="eastAsia" w:ascii="仿宋_GB2312" w:hAnsi="Times New Roman" w:eastAsia="仿宋_GB2312" w:cs="仿宋_GB2312"/>
+          <w:color w:val="auto"/>
+          <w:sz w:val="32"/>
+          <w:szCs w:val="32"/>
+          <w:highlight w:val="none"/>
+          <w:u w:val="single"/>
+          <w:lang w:val="en-US" w:eastAsia="zh-CN"/>
+        </w:rPr>
+        <w:t>{field.projectName}</w:t>
+      </w:r>
+      <w:r>
+        <w:rPr>
+          <w:rFonts w:hint="eastAsia" w:ascii="仿宋_GB2312" w:hAnsi="Times New Roman" w:eastAsia="仿宋_GB2312" w:cs="仿宋_GB2312"/>
+          <w:sz w:val="32"/>
+          <w:szCs w:val="32"/>
+          <w:highlight w:val="none"/>
+        </w:rPr>
+        <w:t xml:space="preserve">    </w:t>
+      </w:r>
+    </w:p>
+    <w:p>
+      <w:pPr>
+        <w:spacing w:line="480" w:lineRule="auto"/>
+        <w:ind w:firstLine="643" w:firstLineChars="200"/>
+        <w:rPr>
+          <w:rFonts w:hint="eastAsia" w:ascii="仿宋_GB2312" w:hAnsi="Times New Roman" w:eastAsia="仿宋_GB2312" w:cs="仿宋_GB2312"/>
+          <w:sz w:val="32"/>
+          <w:szCs w:val="32"/>
+          <w:highlight w:val="none"/>
+        </w:rPr>
+      </w:pPr>
+      <w:r>
+        <w:rPr>
+          <w:rFonts w:hint="eastAsia" w:ascii="仿宋_GB2312" w:hAnsi="Times New Roman" w:eastAsia="仿宋_GB2312" w:cs="仿宋_GB2312"/>
+          <w:b/>
+          <w:sz w:val="32"/>
+          <w:szCs w:val="32"/>
+          <w:highlight w:val="none"/>
+          <w:lang w:eastAsia="zh-CN"/>
+        </w:rPr>
+        <w:t>签订地点</w:t>
+      </w:r>
+      <w:r>
+        <w:rPr>
+          <w:rFonts w:hint="eastAsia" w:ascii="仿宋_GB2312" w:hAnsi="Times New Roman" w:eastAsia="仿宋_GB2312" w:cs="仿宋_GB2312"/>
+          <w:sz w:val="32"/>
+          <w:szCs w:val="32"/>
+          <w:highlight w:val="none"/>
+        </w:rPr>
+        <w:t>：</w:t>
+      </w:r>
+      <w:r>
+        <w:rPr>
+          <w:rFonts w:hint="eastAsia" w:ascii="仿宋_GB2312" w:hAnsi="Times New Roman" w:eastAsia="仿宋_GB2312" w:cs="仿宋_GB2312"/>
+          <w:color w:val="auto"/>
+          <w:sz w:val="32"/>
+          <w:szCs w:val="32"/>
+          <w:highlight w:val="none"/>
+          <w:u w:val="single"/>
+        </w:rPr>
+        <w:t>昆明市西山区</w:t>
+      </w:r>
+      <w:r>
+        <w:rPr>
+          <w:rFonts w:hint="eastAsia" w:ascii="仿宋_GB2312" w:hAnsi="Times New Roman" w:eastAsia="仿宋_GB2312" w:cs="仿宋_GB2312"/>
+          <w:sz w:val="32"/>
+          <w:szCs w:val="32"/>
+          <w:highlight w:val="none"/>
+          <w:u w:val="single"/>
+          <w:lang w:val="en-US" w:eastAsia="zh-CN"/>
+        </w:rPr>
+        <w:t xml:space="preserve">   </w:t>
+      </w:r>
+      <w:r>
+        <w:rPr>
+          <w:rFonts w:hint="eastAsia" w:ascii="仿宋_GB2312" w:hAnsi="Times New Roman" w:eastAsia="仿宋_GB2312" w:cs="仿宋_GB2312"/>
+          <w:sz w:val="32"/>
+          <w:szCs w:val="32"/>
+          <w:highlight w:val="none"/>
+          <w:u w:val="single"/>
+        </w:rPr>
+        <w:t xml:space="preserve">          </w:t>
+      </w:r>
+      <w:r>
+        <w:rPr>
+          <w:rFonts w:hint="eastAsia" w:ascii="仿宋_GB2312" w:hAnsi="Times New Roman" w:eastAsia="仿宋_GB2312" w:cs="仿宋_GB2312"/>
+          <w:sz w:val="32"/>
+          <w:szCs w:val="32"/>
+          <w:highlight w:val="none"/>
+        </w:rPr>
+        <w:t xml:space="preserve">   </w:t>
+      </w:r>
+    </w:p>
+    <w:p>
+      <w:pPr>
+        <w:spacing w:line="480" w:lineRule="auto"/>
+        <w:ind w:firstLine="643" w:firstLineChars="200"/>
+        <w:rPr>
+          <w:rFonts w:hint="eastAsia" w:ascii="Times New Roman" w:hAnsi="Times New Roman" w:eastAsia="仿宋_GB2312" w:cs="仿宋_GB2312"/>
+          <w:sz w:val="32"/>
+          <w:szCs w:val="32"/>
+          <w:highlight w:val="none"/>
+        </w:rPr>
+      </w:pPr>
+      <w:r>
+        <w:rPr>
+          <w:rFonts w:hint="eastAsia" w:ascii="仿宋_GB2312" w:hAnsi="Times New Roman" w:eastAsia="仿宋_GB2312" w:cs="仿宋_GB2312"/>
+          <w:b/>
+          <w:sz w:val="32"/>
+          <w:szCs w:val="32"/>
+          <w:highlight w:val="none"/>
+        </w:rPr>
+        <w:t>签</w:t>
+      </w:r>
+      <w:r>
+        <w:rPr>
+          <w:rFonts w:hint="eastAsia" w:ascii="仿宋_GB2312" w:hAnsi="Times New Roman" w:eastAsia="仿宋_GB2312" w:cs="仿宋_GB2312"/>
+          <w:b/>
+          <w:sz w:val="32"/>
+          <w:szCs w:val="32"/>
+          <w:highlight w:val="none"/>
+          <w:lang w:eastAsia="zh-CN"/>
+        </w:rPr>
+        <w:t>订</w:t>
+      </w:r>
+      <w:r>
+        <w:rPr>
+          <w:rFonts w:hint="eastAsia" w:ascii="仿宋_GB2312" w:hAnsi="Times New Roman" w:eastAsia="仿宋_GB2312" w:cs="仿宋_GB2312"/>
+          <w:b/>
+          <w:sz w:val="32"/>
+          <w:szCs w:val="32"/>
+          <w:highlight w:val="none"/>
+        </w:rPr>
+        <w:t>日期</w:t>
+      </w:r>
+      <w:r>
+        <w:rPr>
+          <w:rFonts w:hint="eastAsia" w:ascii="仿宋_GB2312" w:hAnsi="Times New Roman" w:eastAsia="仿宋_GB2312" w:cs="仿宋_GB2312"/>
+          <w:sz w:val="32"/>
+          <w:szCs w:val="32"/>
+          <w:highlight w:val="none"/>
+        </w:rPr>
+        <w:t>：</w:t>
+      </w:r>
+      <w:r>
+        <w:rPr>
+          <w:rFonts w:hint="eastAsia" w:ascii="仿宋_GB2312" w:hAnsi="Times New Roman" w:eastAsia="仿宋_GB2312" w:cs="仿宋_GB2312"/>
+          <w:sz w:val="32"/>
+          <w:szCs w:val="32"/>
+          <w:highlight w:val="none"/>
+          <w:u w:val="single"/>
+        </w:rPr>
+        <w:t xml:space="preserve">                </w:t>
+      </w:r>
+      <w:r>
+        <w:rPr>
+          <w:rFonts w:hint="eastAsia" w:ascii="Times New Roman" w:hAnsi="Times New Roman" w:eastAsia="仿宋_GB2312" w:cs="仿宋_GB2312"/>
+          <w:sz w:val="32"/>
+          <w:szCs w:val="32"/>
+          <w:highlight w:val="none"/>
+          <w:u w:val="single"/>
+        </w:rPr>
+        <w:t xml:space="preserve">     </w:t>
+      </w:r>
+      <w:r>
+        <w:rPr>
+          <w:rFonts w:hint="eastAsia" w:ascii="Times New Roman" w:hAnsi="Times New Roman" w:eastAsia="仿宋_GB2312" w:cs="仿宋_GB2312"/>
+          <w:sz w:val="32"/>
+          <w:szCs w:val="32"/>
+          <w:highlight w:val="none"/>
+          <w:u w:val="single"/>
+          <w:lang w:val="en-US" w:eastAsia="zh-CN"/>
+        </w:rPr>
+        <w:t xml:space="preserve"> </w:t>
+      </w:r>
+      <w:r>
+        <w:rPr>
+          <w:rFonts w:hint="eastAsia" w:ascii="Times New Roman" w:hAnsi="Times New Roman" w:eastAsia="仿宋_GB2312" w:cs="仿宋_GB2312"/>
+          <w:sz w:val="32"/>
+          <w:szCs w:val="32"/>
+          <w:highlight w:val="none"/>
+          <w:u w:val="single"/>
+        </w:rPr>
+        <w:t xml:space="preserve">   </w:t>
+      </w:r>
+      <w:r>
+        <w:rPr>
+          <w:rFonts w:hint="eastAsia" w:ascii="Times New Roman" w:hAnsi="Times New Roman" w:eastAsia="仿宋_GB2312" w:cs="仿宋_GB2312"/>
+          <w:sz w:val="32"/>
+          <w:szCs w:val="32"/>
+          <w:highlight w:val="none"/>
+        </w:rPr>
+        <w:t xml:space="preserve">  </w:t>
+      </w:r>
+    </w:p>
+    <w:p>
+      <w:pPr>
+        <w:spacing w:line="360" w:lineRule="auto"/>
+        <w:rPr>
+          <w:rFonts w:hint="eastAsia" w:ascii="仿宋" w:hAnsi="仿宋" w:eastAsia="仿宋" w:cs="宋体"/>
+          <w:color w:val="FF0000"/>
+          <w:szCs w:val="24"/>
+          <w:highlight w:val="none"/>
+        </w:rPr>
+      </w:pPr>
+      <w:r>
+        <w:rPr>
+          <w:rFonts w:hint="eastAsia" w:ascii="仿宋" w:hAnsi="仿宋" w:eastAsia="仿宋" w:cs="宋体"/>
+          <w:color w:val="FF0000"/>
+          <w:szCs w:val="24"/>
+          <w:highlight w:val="none"/>
+        </w:rPr>
+        <w:t xml:space="preserve"> </w:t>
+      </w:r>
+    </w:p>
+    <w:p>
+      <w:pPr>
+        <w:pStyle w:val="2"/>
+        <w:rPr>
+          <w:rFonts w:hint="eastAsia"/>
+        </w:rPr>
+      </w:pPr>
+    </w:p>
+    <w:p>
+      <w:pPr>
+        <w:pStyle w:val="2"/>
+        <w:rPr>
+          <w:rFonts w:hint="eastAsia"/>
+        </w:rPr>
+        <w:sectPr>
+          <w:headerReference w:type="default" r:id="rIdContractWatermarkHeader"/>
+          <w:footerReference w:type="default" r:id="rIdContractTemplateFooter"/>
+          <w:footerReference r:id="rId4" w:type="even"/>
+          <w:pgSz w:w="11910" w:h="16840"/>
+          <w:pgMar w:top="958" w:right="1180" w:bottom="958" w:left="1480" w:header="0" w:footer="2127" w:gutter="0"/>
+          <w:pgNumType w:fmt="decimal"/>
+          <w:cols w:space="720" w:num="1"/>
+        </w:sectPr>
+      </w:pPr>
+    </w:p>
+    <w:p>
+      <w:pPr>
+        <w:spacing w:line="360" w:lineRule="auto"/>
+        <w:jc w:val="center"/>
+        <w:rPr>
+          <w:rFonts w:ascii="仿宋" w:hAnsi="仿宋" w:eastAsia="仿宋" w:cs="宋体"/>
+          <w:b/>
+          <w:bCs/>
+          <w:sz w:val="36"/>
+          <w:szCs w:val="36"/>
+          <w:highlight w:val="none"/>
+        </w:rPr>
+      </w:pPr>
+      <w:r>
+        <w:t xml:space="preserve">{contract.name}</w:t>
+      </w:r>
+    </w:p>
+    <w:p>
+      <w:pPr>
+        <w:spacing w:line="360" w:lineRule="auto"/>
+        <w:ind w:firstLine="1544" w:firstLineChars="641"/>
+        <w:rPr>
+          <w:rFonts w:ascii="仿宋" w:hAnsi="仿宋" w:eastAsia="仿宋" w:cs="宋体"/>
+          <w:b/>
+          <w:bCs/>
+          <w:sz w:val="24"/>
+          <w:szCs w:val="24"/>
+          <w:highlight w:val="none"/>
+        </w:rPr>
+      </w:pPr>
+    </w:p>
+    <w:p>
+      <w:pPr>
+        <w:spacing w:line="360" w:lineRule="auto"/>
+        <w:rPr>
+          <w:rFonts w:hint="default" w:ascii="仿宋" w:hAnsi="仿宋" w:eastAsia="仿宋" w:cs="宋体"/>
+          <w:color w:val="auto"/>
+          <w:sz w:val="24"/>
+          <w:szCs w:val="24"/>
+          <w:highlight w:val="none"/>
+          <w:lang w:eastAsia="zh-Hans"/>
+        </w:rPr>
+      </w:pPr>
+      <w:r>
+        <w:rPr>
+          <w:rFonts w:hint="eastAsia" w:ascii="仿宋" w:hAnsi="仿宋" w:eastAsia="仿宋" w:cs="宋体"/>
+          <w:b/>
+          <w:bCs/>
+          <w:color w:val="auto"/>
+          <w:sz w:val="24"/>
+          <w:szCs w:val="24"/>
+          <w:highlight w:val="none"/>
+          <w:lang w:val="en-US" w:eastAsia="zh-CN"/>
+        </w:rPr>
+        <w:t>买方</w:t>
+      </w:r>
+      <w:r>
+        <w:rPr>
+          <w:rFonts w:hint="eastAsia" w:ascii="仿宋" w:hAnsi="仿宋" w:eastAsia="仿宋" w:cs="宋体"/>
+          <w:b/>
+          <w:bCs/>
+          <w:color w:val="auto"/>
+          <w:sz w:val="24"/>
+          <w:szCs w:val="24"/>
+          <w:highlight w:val="none"/>
+        </w:rPr>
+        <w:t>：</w:t>
+      </w:r>
+      <w:r>
+        <w:rPr>
+          <w:rFonts w:hint="eastAsia" w:ascii="仿宋" w:hAnsi="仿宋" w:eastAsia="仿宋" w:cs="宋体"/>
+          <w:color w:val="auto"/>
+          <w:sz w:val="24"/>
+          <w:szCs w:val="24"/>
+          <w:highlight w:val="none"/>
+          <w:u w:val="single"/>
+          <w:lang w:val="en-US" w:eastAsia="zh-CN"/>
+        </w:rPr>
+        <w:t>{party.owner.name}</w:t>
+      </w:r>
+      <w:r>
+        <w:rPr>
+          <w:rFonts w:hint="eastAsia" w:ascii="仿宋" w:hAnsi="仿宋" w:eastAsia="仿宋" w:cs="宋体"/>
+          <w:color w:val="auto"/>
+          <w:sz w:val="24"/>
+          <w:szCs w:val="24"/>
+          <w:highlight w:val="none"/>
+          <w:u w:val="single"/>
+        </w:rPr>
+        <w:t xml:space="preserve">   </w:t>
+      </w:r>
+    </w:p>
+    <w:p>
+      <w:pPr>
+        <w:spacing w:line="360" w:lineRule="auto"/>
+        <w:rPr>
+          <w:rFonts w:hint="default" w:ascii="仿宋" w:hAnsi="仿宋" w:eastAsia="仿宋" w:cs="宋体"/>
+          <w:color w:val="auto"/>
+          <w:sz w:val="24"/>
+          <w:szCs w:val="24"/>
+          <w:highlight w:val="none"/>
+          <w:u w:val="none"/>
+          <w:lang w:eastAsia="zh-Hans"/>
+        </w:rPr>
+      </w:pPr>
+      <w:r>
+        <w:rPr>
+          <w:rFonts w:hint="eastAsia" w:ascii="仿宋" w:hAnsi="仿宋" w:eastAsia="仿宋" w:cs="宋体"/>
+          <w:b/>
+          <w:bCs/>
+          <w:color w:val="auto"/>
+          <w:sz w:val="24"/>
+          <w:szCs w:val="24"/>
+          <w:highlight w:val="none"/>
+          <w:lang w:val="en-US" w:eastAsia="zh-CN"/>
+        </w:rPr>
+        <w:t>卖方</w:t>
+      </w:r>
+      <w:r>
+        <w:rPr>
+          <w:rFonts w:hint="eastAsia" w:ascii="仿宋" w:hAnsi="仿宋" w:eastAsia="仿宋" w:cs="宋体"/>
+          <w:b/>
+          <w:bCs/>
+          <w:color w:val="auto"/>
+          <w:sz w:val="24"/>
+          <w:szCs w:val="24"/>
+          <w:highlight w:val="none"/>
+        </w:rPr>
+        <w:t>：</w:t>
+      </w:r>
+      <w:r>
+        <w:rPr>
+          <w:rFonts w:hint="eastAsia" w:ascii="仿宋" w:hAnsi="仿宋" w:eastAsia="仿宋" w:cs="宋体"/>
+          <w:color w:val="auto"/>
+          <w:sz w:val="24"/>
+          <w:szCs w:val="24"/>
+          <w:highlight w:val="none"/>
+          <w:u w:val="single"/>
+          <w:lang w:val="en-US" w:eastAsia="zh-CN"/>
+        </w:rPr>
+        <w:t>{party.counterparty.name}</w:t>
+      </w:r>
+      <w:r>
+        <w:rPr>
+          <w:rFonts w:hint="eastAsia" w:ascii="仿宋" w:hAnsi="仿宋" w:eastAsia="仿宋" w:cs="宋体"/>
+          <w:color w:val="auto"/>
+          <w:sz w:val="24"/>
+          <w:szCs w:val="24"/>
+          <w:highlight w:val="none"/>
+          <w:u w:val="single"/>
+        </w:rPr>
+        <w:t xml:space="preserve">     </w:t>
+      </w:r>
+      <w:r>
+        <w:rPr>
+          <w:rFonts w:hint="eastAsia" w:ascii="仿宋" w:hAnsi="仿宋" w:eastAsia="仿宋" w:cs="宋体"/>
+          <w:color w:val="auto"/>
+          <w:sz w:val="24"/>
+          <w:szCs w:val="24"/>
+          <w:highlight w:val="none"/>
+          <w:u w:val="single"/>
+          <w:lang w:val="en-US" w:eastAsia="zh-CN"/>
+        </w:rPr>
+        <w:t xml:space="preserve"> </w:t>
+      </w:r>
+      <w:r>
+        <w:rPr>
+          <w:rFonts w:hint="eastAsia" w:ascii="仿宋" w:hAnsi="仿宋" w:eastAsia="仿宋" w:cs="宋体"/>
+          <w:color w:val="auto"/>
+          <w:sz w:val="24"/>
+          <w:szCs w:val="24"/>
+          <w:highlight w:val="none"/>
+          <w:u w:val="single"/>
+        </w:rPr>
+        <w:t xml:space="preserve"> </w:t>
+      </w:r>
+    </w:p>
+    <w:p>
+      <w:pPr>
+        <w:spacing w:line="360" w:lineRule="auto"/>
+        <w:ind w:firstLine="480" w:firstLineChars="200"/>
+        <w:rPr>
+          <w:rFonts w:ascii="仿宋" w:hAnsi="仿宋" w:eastAsia="仿宋" w:cs="宋体"/>
+          <w:sz w:val="24"/>
+          <w:szCs w:val="24"/>
+          <w:highlight w:val="none"/>
+        </w:rPr>
+      </w:pPr>
+      <w:r>
+        <w:rPr>
+          <w:rFonts w:hint="eastAsia" w:ascii="仿宋" w:hAnsi="仿宋" w:eastAsia="仿宋" w:cs="宋体"/>
+          <w:color w:val="auto"/>
+          <w:sz w:val="24"/>
+          <w:szCs w:val="24"/>
+          <w:highlight w:val="none"/>
+        </w:rPr>
+        <w:t>经买卖双方共同协商，根据《中华人民共和国民法典》及相关法律法规，遵循平等、自愿、公开和诚实信用的原则，双方就</w:t>
+      </w:r>
+      <w:r>
+        <w:rPr>
+          <w:rFonts w:hint="eastAsia" w:ascii="仿宋" w:hAnsi="仿宋" w:eastAsia="仿宋" w:cs="宋体"/>
+          <w:color w:val="auto"/>
+          <w:sz w:val="24"/>
+          <w:szCs w:val="24"/>
+          <w:highlight w:val="none"/>
+          <w:u w:val="single"/>
+          <w:lang w:val="en-US" w:eastAsia="zh-CN"/>
+        </w:rPr>
+        <w:t>{field.projectName}</w:t>
+      </w:r>
+      <w:r>
+        <w:rPr>
+          <w:rFonts w:hint="eastAsia" w:ascii="仿宋" w:hAnsi="仿宋" w:eastAsia="仿宋" w:cs="宋体"/>
+          <w:color w:val="auto"/>
+          <w:sz w:val="24"/>
+          <w:szCs w:val="24"/>
+          <w:highlight w:val="none"/>
+        </w:rPr>
+        <w:t>买卖</w:t>
+      </w:r>
+      <w:r>
+        <w:rPr>
+          <w:rFonts w:hint="eastAsia" w:ascii="仿宋" w:hAnsi="仿宋" w:eastAsia="仿宋" w:cs="宋体"/>
+          <w:color w:val="auto"/>
+          <w:sz w:val="24"/>
+          <w:szCs w:val="24"/>
+          <w:highlight w:val="none"/>
+          <w:u w:val="single"/>
+          <w:lang w:val="en-US" w:eastAsia="zh-CN"/>
+        </w:rPr>
+        <w:t>其他消耗材</w:t>
+      </w:r>
+      <w:r>
+        <w:rPr>
+          <w:rFonts w:hint="eastAsia" w:ascii="仿宋" w:hAnsi="仿宋" w:eastAsia="仿宋" w:cs="宋体"/>
+          <w:color w:val="auto"/>
+          <w:sz w:val="24"/>
+          <w:szCs w:val="24"/>
+          <w:highlight w:val="none"/>
+        </w:rPr>
+        <w:t>事项</w:t>
+      </w:r>
+      <w:r>
+        <w:rPr>
+          <w:rFonts w:hint="eastAsia" w:ascii="仿宋" w:hAnsi="仿宋" w:eastAsia="仿宋" w:cs="宋体"/>
+          <w:sz w:val="24"/>
+          <w:szCs w:val="24"/>
+          <w:highlight w:val="none"/>
+        </w:rPr>
+        <w:t>签订本合同。</w:t>
+      </w:r>
+    </w:p>
+    <w:p>
+      <w:pPr>
+        <w:tabs>
+          <w:tab w:val="left" w:pos="6937"/>
+        </w:tabs>
+        <w:spacing w:line="360" w:lineRule="auto"/>
+        <w:ind w:firstLine="482" w:firstLineChars="200"/>
+        <w:rPr>
+          <w:rFonts w:ascii="仿宋" w:hAnsi="仿宋" w:eastAsia="仿宋" w:cs="宋体"/>
+          <w:b/>
+          <w:bCs/>
+          <w:sz w:val="24"/>
+          <w:szCs w:val="24"/>
+          <w:highlight w:val="none"/>
+        </w:rPr>
+      </w:pPr>
+      <w:r>
+        <w:rPr>
+          <w:rFonts w:hint="eastAsia" w:ascii="仿宋" w:hAnsi="仿宋" w:eastAsia="仿宋" w:cs="宋体"/>
+          <w:b/>
+          <w:bCs/>
+          <w:sz w:val="24"/>
+          <w:szCs w:val="24"/>
+          <w:highlight w:val="none"/>
+        </w:rPr>
+        <w:t>第一条  货物名称、规格型号、数量、价格等</w:t>
+      </w:r>
+    </w:p>
+    <w:p>
+      <w:r>
+        <w:t xml:space="preserve">{#bill.materials}</w:t>
       </w:r>
     </w:p>
     <w:tbl>
@@ -28,9 +810,9 @@
         <w:tblW w:w="0" w:type="auto"/>
         <w:tblBorders>
           <w:top w:val="single" w:sz="4" w:space="0" w:color="000000"/>
-          <w:left w:val="single" w:sz="4" w:space="0" w:color="000000"/>
+          <w:start w:val="single" w:sz="4" w:space="0" w:color="000000"/>
           <w:bottom w:val="single" w:sz="4" w:space="0" w:color="000000"/>
-          <w:right w:val="single" w:sz="4" w:space="0" w:color="000000"/>
+          <w:end w:val="single" w:sz="4" w:space="0" w:color="000000"/>
           <w:insideH w:val="single" w:sz="4" w:space="0" w:color="000000"/>
           <w:insideV w:val="single" w:sz="4" w:space="0" w:color="000000"/>
         </w:tblBorders>
@@ -38,69 +820,109 @@
       <w:tr>
         <w:tc>
           <w:tcPr>
-            <w:tcW w:w="2400" w:type="dxa"/>
+            <w:tcW w:w="1800" w:type="dxa"/>
+            <w:tcBorders>
+              <w:top w:val="single" w:sz="4" w:space="0" w:color="000000"/>
+              <w:start w:val="single" w:sz="4" w:space="0" w:color="000000"/>
+              <w:bottom w:val="single" w:sz="4" w:space="0" w:color="000000"/>
+              <w:end w:val="single" w:sz="4" w:space="0" w:color="000000"/>
+            </w:tcBorders>
           </w:tcPr>
           <w:p>
             <w:r>
-              <w:t xml:space="preserve">合同名称</w:t>
+              <w:t xml:space="preserve">序号</w:t>
             </w:r>
           </w:p>
         </w:tc>
         <w:tc>
           <w:tcPr>
-            <w:tcW w:w="2400" w:type="dxa"/>
+            <w:tcW w:w="1800" w:type="dxa"/>
+            <w:tcBorders>
+              <w:top w:val="single" w:sz="4" w:space="0" w:color="000000"/>
+              <w:start w:val="single" w:sz="4" w:space="0" w:color="000000"/>
+              <w:bottom w:val="single" w:sz="4" w:space="0" w:color="000000"/>
+              <w:end w:val="single" w:sz="4" w:space="0" w:color="000000"/>
+            </w:tcBorders>
           </w:tcPr>
           <w:p>
             <w:r>
-              <w:t xml:space="preserve">{contract.name}</w:t>
+              <w:t xml:space="preserve">货物名称</w:t>
             </w:r>
           </w:p>
         </w:tc>
         <w:tc>
           <w:tcPr>
-            <w:tcW w:w="2400" w:type="dxa"/>
+            <w:tcW w:w="1800" w:type="dxa"/>
+            <w:tcBorders>
+              <w:top w:val="single" w:sz="4" w:space="0" w:color="000000"/>
+              <w:start w:val="single" w:sz="4" w:space="0" w:color="000000"/>
+              <w:bottom w:val="single" w:sz="4" w:space="0" w:color="000000"/>
+              <w:end w:val="single" w:sz="4" w:space="0" w:color="000000"/>
+            </w:tcBorders>
           </w:tcPr>
           <w:p>
             <w:r>
-              <w:t xml:space="preserve">临时编号</w:t>
+              <w:t xml:space="preserve">规格型号</w:t>
             </w:r>
           </w:p>
         </w:tc>
         <w:tc>
           <w:tcPr>
-            <w:tcW w:w="2400" w:type="dxa"/>
+            <w:tcW w:w="1800" w:type="dxa"/>
+            <w:tcBorders>
+              <w:top w:val="single" w:sz="4" w:space="0" w:color="000000"/>
+              <w:start w:val="single" w:sz="4" w:space="0" w:color="000000"/>
+              <w:bottom w:val="single" w:sz="4" w:space="0" w:color="000000"/>
+              <w:end w:val="single" w:sz="4" w:space="0" w:color="000000"/>
+            </w:tcBorders>
           </w:tcPr>
           <w:p>
             <w:r>
-              <w:t xml:space="preserve">{contract.temporaryCode}</w:t>
-            </w:r>
-          </w:p>
-        </w:tc>
-      </w:tr>
-      <w:tr>
-        <w:tc>
-          <w:tcPr>
-            <w:tcW w:w="2400" w:type="dxa"/>
-          </w:tcPr>
-          <w:p>
-            <w:r>
-              <w:t xml:space="preserve">合同金额大写</w:t>
+              <w:t xml:space="preserve">计量单位</w:t>
             </w:r>
           </w:p>
         </w:tc>
         <w:tc>
           <w:tcPr>
-            <w:tcW w:w="2400" w:type="dxa"/>
+            <w:tcW w:w="1800" w:type="dxa"/>
+            <w:tcBorders>
+              <w:top w:val="single" w:sz="4" w:space="0" w:color="000000"/>
+              <w:start w:val="single" w:sz="4" w:space="0" w:color="000000"/>
+              <w:bottom w:val="single" w:sz="4" w:space="0" w:color="000000"/>
+              <w:end w:val="single" w:sz="4" w:space="0" w:color="000000"/>
+            </w:tcBorders>
           </w:tcPr>
           <w:p>
             <w:r>
-              <w:t xml:space="preserve">{contract.amountUppercase}</w:t>
+              <w:t xml:space="preserve">数量</w:t>
             </w:r>
           </w:p>
         </w:tc>
         <w:tc>
           <w:tcPr>
-            <w:tcW w:w="2400" w:type="dxa"/>
+            <w:tcW w:w="1800" w:type="dxa"/>
+            <w:tcBorders>
+              <w:top w:val="single" w:sz="4" w:space="0" w:color="000000"/>
+              <w:start w:val="single" w:sz="4" w:space="0" w:color="000000"/>
+              <w:bottom w:val="single" w:sz="4" w:space="0" w:color="000000"/>
+              <w:end w:val="single" w:sz="4" w:space="0" w:color="000000"/>
+            </w:tcBorders>
+          </w:tcPr>
+          <w:p>
+            <w:r>
+              <w:t xml:space="preserve">含税单价</w:t>
+            </w:r>
+          </w:p>
+        </w:tc>
+        <w:tc>
+          <w:tcPr>
+            <w:tcW w:w="1800" w:type="dxa"/>
+            <w:tcBorders>
+              <w:top w:val="single" w:sz="4" w:space="0" w:color="000000"/>
+              <w:start w:val="single" w:sz="4" w:space="0" w:color="000000"/>
+              <w:bottom w:val="single" w:sz="4" w:space="0" w:color="000000"/>
+              <w:end w:val="single" w:sz="4" w:space="0" w:color="000000"/>
+            </w:tcBorders>
           </w:tcPr>
           <w:p>
             <w:r>
@@ -110,11 +932,17 @@
         </w:tc>
         <w:tc>
           <w:tcPr>
-            <w:tcW w:w="2400" w:type="dxa"/>
+            <w:tcW w:w="1800" w:type="dxa"/>
+            <w:tcBorders>
+              <w:top w:val="single" w:sz="4" w:space="0" w:color="000000"/>
+              <w:start w:val="single" w:sz="4" w:space="0" w:color="000000"/>
+              <w:bottom w:val="single" w:sz="4" w:space="0" w:color="000000"/>
+              <w:end w:val="single" w:sz="4" w:space="0" w:color="000000"/>
+            </w:tcBorders>
           </w:tcPr>
           <w:p>
             <w:r>
-              <w:t xml:space="preserve">{field.taxRatePercent}</w:t>
+              <w:t xml:space="preserve">价税合计</w:t>
             </w:r>
           </w:p>
         </w:tc>
@@ -122,191 +950,29 @@
       <w:tr>
         <w:tc>
           <w:tcPr>
-            <w:tcW w:w="2400" w:type="dxa"/>
+            <w:tcW w:w="1800" w:type="dxa"/>
+            <w:tcBorders>
+              <w:top w:val="single" w:sz="4" w:space="0" w:color="000000"/>
+              <w:start w:val="single" w:sz="4" w:space="0" w:color="000000"/>
+              <w:bottom w:val="single" w:sz="4" w:space="0" w:color="000000"/>
+              <w:end w:val="single" w:sz="4" w:space="0" w:color="000000"/>
+            </w:tcBorders>
           </w:tcPr>
           <w:p>
             <w:r>
-              <w:t xml:space="preserve">交货地点</w:t>
+              <w:t xml:space="preserve"/>
             </w:r>
           </w:p>
         </w:tc>
         <w:tc>
           <w:tcPr>
-            <w:tcW w:w="2400" w:type="dxa"/>
-          </w:tcPr>
-          <w:p>
-            <w:r>
-              <w:t xml:space="preserve">{field.deliveryLocation}</w:t>
-            </w:r>
-          </w:p>
-        </w:tc>
-        <w:tc>
-          <w:tcPr>
-            <w:tcW w:w="2400" w:type="dxa"/>
-          </w:tcPr>
-          <w:p>
-            <w:r>
-              <w:t xml:space="preserve">交货期限</w:t>
-            </w:r>
-          </w:p>
-        </w:tc>
-        <w:tc>
-          <w:tcPr>
-            <w:tcW w:w="2400" w:type="dxa"/>
-          </w:tcPr>
-          <w:p>
-            <w:r>
-              <w:t xml:space="preserve">{field.deliveryDeadline}</w:t>
-            </w:r>
-          </w:p>
-        </w:tc>
-      </w:tr>
-      <w:tr>
-        <w:tc>
-          <w:tcPr>
-            <w:tcW w:w="2400" w:type="dxa"/>
-          </w:tcPr>
-          <w:p>
-            <w:r>
-              <w:t xml:space="preserve">质量标准</w:t>
-            </w:r>
-          </w:p>
-        </w:tc>
-        <w:tc>
-          <w:tcPr>
-            <w:tcW w:w="2400" w:type="dxa"/>
-          </w:tcPr>
-          <w:p>
-            <w:r>
-              <w:t xml:space="preserve">{field.qualityStandard}</w:t>
-            </w:r>
-          </w:p>
-        </w:tc>
-        <w:tc>
-          <w:tcPr>
-            <w:tcW w:w="2400" w:type="dxa"/>
-          </w:tcPr>
-          <w:p>
-            <w:r>
-              <w:t xml:space="preserve">结算方式</w:t>
-            </w:r>
-          </w:p>
-        </w:tc>
-        <w:tc>
-          <w:tcPr>
-            <w:tcW w:w="2400" w:type="dxa"/>
-          </w:tcPr>
-          <w:p>
-            <w:r>
-              <w:t xml:space="preserve">{field.settlementMethod}</w:t>
-            </w:r>
-          </w:p>
-        </w:tc>
-      </w:tr>
-    </w:tbl>
-    <w:p>
-      <w:r>
-        <w:t xml:space="preserve">付款条款：{clause.payment.text}</w:t>
-      </w:r>
-    </w:p>
-    <w:p>
-      <w:r>
-        <w:t xml:space="preserve">材料清单：</w:t>
-      </w:r>
-    </w:p>
-    <w:p>
-      <w:r>
-        <w:t xml:space="preserve">{#bill.materials}</w:t>
-      </w:r>
-    </w:p>
-    <w:tbl>
-      <w:tblPr>
-        <w:tblW w:w="0" w:type="auto"/>
-        <w:tblBorders>
-          <w:top w:val="single" w:sz="4" w:space="0" w:color="000000"/>
-          <w:left w:val="single" w:sz="4" w:space="0" w:color="000000"/>
-          <w:bottom w:val="single" w:sz="4" w:space="0" w:color="000000"/>
-          <w:right w:val="single" w:sz="4" w:space="0" w:color="000000"/>
-          <w:insideH w:val="single" w:sz="4" w:space="0" w:color="000000"/>
-          <w:insideV w:val="single" w:sz="4" w:space="0" w:color="000000"/>
-        </w:tblBorders>
-      </w:tblPr>
-      <w:tr>
-        <w:tc>
-          <w:tcPr>
-            <w:tcW w:w="2400" w:type="dxa"/>
-          </w:tcPr>
-          <w:p>
-            <w:r>
-              <w:t xml:space="preserve">材料名称</w:t>
-            </w:r>
-          </w:p>
-        </w:tc>
-        <w:tc>
-          <w:tcPr>
-            <w:tcW w:w="2400" w:type="dxa"/>
-          </w:tcPr>
-          <w:p>
-            <w:r>
-              <w:t xml:space="preserve">规格型号</w:t>
-            </w:r>
-          </w:p>
-        </w:tc>
-        <w:tc>
-          <w:tcPr>
-            <w:tcW w:w="2400" w:type="dxa"/>
-          </w:tcPr>
-          <w:p>
-            <w:r>
-              <w:t xml:space="preserve">单位</w:t>
-            </w:r>
-          </w:p>
-        </w:tc>
-        <w:tc>
-          <w:tcPr>
-            <w:tcW w:w="2400" w:type="dxa"/>
-          </w:tcPr>
-          <w:p>
-            <w:r>
-              <w:t xml:space="preserve">数量</w:t>
-            </w:r>
-          </w:p>
-        </w:tc>
-        <w:tc>
-          <w:tcPr>
-            <w:tcW w:w="2400" w:type="dxa"/>
-          </w:tcPr>
-          <w:p>
-            <w:r>
-              <w:t xml:space="preserve">含税单价</w:t>
-            </w:r>
-          </w:p>
-        </w:tc>
-        <w:tc>
-          <w:tcPr>
-            <w:tcW w:w="2400" w:type="dxa"/>
-          </w:tcPr>
-          <w:p>
-            <w:r>
-              <w:t xml:space="preserve">税率(%)</w:t>
-            </w:r>
-          </w:p>
-        </w:tc>
-        <w:tc>
-          <w:tcPr>
-            <w:tcW w:w="2400" w:type="dxa"/>
-          </w:tcPr>
-          <w:p>
-            <w:r>
-              <w:t xml:space="preserve">含税金额</w:t>
-            </w:r>
-          </w:p>
-        </w:tc>
-      </w:tr>
-      <w:tr>
-        <w:tc>
-          <w:tcPr>
-            <w:tcW w:w="2400" w:type="dxa"/>
+            <w:tcW w:w="1800" w:type="dxa"/>
+            <w:tcBorders>
+              <w:top w:val="single" w:sz="4" w:space="0" w:color="000000"/>
+              <w:start w:val="single" w:sz="4" w:space="0" w:color="000000"/>
+              <w:bottom w:val="single" w:sz="4" w:space="0" w:color="000000"/>
+              <w:end w:val="single" w:sz="4" w:space="0" w:color="000000"/>
+            </w:tcBorders>
           </w:tcPr>
           <w:p>
             <w:r>
@@ -316,7 +982,13 @@
         </w:tc>
         <w:tc>
           <w:tcPr>
-            <w:tcW w:w="2400" w:type="dxa"/>
+            <w:tcW w:w="1800" w:type="dxa"/>
+            <w:tcBorders>
+              <w:top w:val="single" w:sz="4" w:space="0" w:color="000000"/>
+              <w:start w:val="single" w:sz="4" w:space="0" w:color="000000"/>
+              <w:bottom w:val="single" w:sz="4" w:space="0" w:color="000000"/>
+              <w:end w:val="single" w:sz="4" w:space="0" w:color="000000"/>
+            </w:tcBorders>
           </w:tcPr>
           <w:p>
             <w:r>
@@ -326,7 +998,13 @@
         </w:tc>
         <w:tc>
           <w:tcPr>
-            <w:tcW w:w="2400" w:type="dxa"/>
+            <w:tcW w:w="1800" w:type="dxa"/>
+            <w:tcBorders>
+              <w:top w:val="single" w:sz="4" w:space="0" w:color="000000"/>
+              <w:start w:val="single" w:sz="4" w:space="0" w:color="000000"/>
+              <w:bottom w:val="single" w:sz="4" w:space="0" w:color="000000"/>
+              <w:end w:val="single" w:sz="4" w:space="0" w:color="000000"/>
+            </w:tcBorders>
           </w:tcPr>
           <w:p>
             <w:r>
@@ -336,7 +1014,13 @@
         </w:tc>
         <w:tc>
           <w:tcPr>
-            <w:tcW w:w="2400" w:type="dxa"/>
+            <w:tcW w:w="1800" w:type="dxa"/>
+            <w:tcBorders>
+              <w:top w:val="single" w:sz="4" w:space="0" w:color="000000"/>
+              <w:start w:val="single" w:sz="4" w:space="0" w:color="000000"/>
+              <w:bottom w:val="single" w:sz="4" w:space="0" w:color="000000"/>
+              <w:end w:val="single" w:sz="4" w:space="0" w:color="000000"/>
+            </w:tcBorders>
           </w:tcPr>
           <w:p>
             <w:r>
@@ -346,7 +1030,13 @@
         </w:tc>
         <w:tc>
           <w:tcPr>
-            <w:tcW w:w="2400" w:type="dxa"/>
+            <w:tcW w:w="1800" w:type="dxa"/>
+            <w:tcBorders>
+              <w:top w:val="single" w:sz="4" w:space="0" w:color="000000"/>
+              <w:start w:val="single" w:sz="4" w:space="0" w:color="000000"/>
+              <w:bottom w:val="single" w:sz="4" w:space="0" w:color="000000"/>
+              <w:end w:val="single" w:sz="4" w:space="0" w:color="000000"/>
+            </w:tcBorders>
           </w:tcPr>
           <w:p>
             <w:r>
@@ -356,7 +1046,13 @@
         </w:tc>
         <w:tc>
           <w:tcPr>
-            <w:tcW w:w="2400" w:type="dxa"/>
+            <w:tcW w:w="1800" w:type="dxa"/>
+            <w:tcBorders>
+              <w:top w:val="single" w:sz="4" w:space="0" w:color="000000"/>
+              <w:start w:val="single" w:sz="4" w:space="0" w:color="000000"/>
+              <w:bottom w:val="single" w:sz="4" w:space="0" w:color="000000"/>
+              <w:end w:val="single" w:sz="4" w:space="0" w:color="000000"/>
+            </w:tcBorders>
           </w:tcPr>
           <w:p>
             <w:r>
@@ -366,7 +1062,13 @@
         </w:tc>
         <w:tc>
           <w:tcPr>
-            <w:tcW w:w="2400" w:type="dxa"/>
+            <w:tcW w:w="1800" w:type="dxa"/>
+            <w:tcBorders>
+              <w:top w:val="single" w:sz="4" w:space="0" w:color="000000"/>
+              <w:start w:val="single" w:sz="4" w:space="0" w:color="000000"/>
+              <w:bottom w:val="single" w:sz="4" w:space="0" w:color="000000"/>
+              <w:end w:val="single" w:sz="4" w:space="0" w:color="000000"/>
+            </w:tcBorders>
           </w:tcPr>
           <w:p>
             <w:r>
@@ -382,3422 +1084,19 @@
       </w:r>
     </w:p>
     <w:p>
-      <w:r>
-        <w:br w:type="page"/>
-      </w:r>
-    </w:p>
-    <w:p>
-      <w:pPr>
-        <w:jc w:val="center"/>
-        <w:rPr>
-          <w:rFonts w:hint="eastAsia" w:ascii="方正小标宋简体" w:hAnsi="宋体" w:eastAsia="方正小标宋简体" w:cs="Times New Roman"/>
-          <w:kern w:val="44"/>
-          <w:sz w:val="44"/>
-          <w:szCs w:val="44"/>
-          <w:highlight w:val="none"/>
-          <w:lang w:eastAsia="zh-CN"/>
-        </w:rPr>
-      </w:pPr>
-    </w:p>
-    <w:p>
-      <w:pPr>
-        <w:spacing w:line="360" w:lineRule="auto"/>
-        <w:jc w:val="center"/>
-        <w:rPr>
-          <w:rFonts w:hint="eastAsia" w:ascii="方正小标宋简体" w:hAnsi="宋体" w:eastAsia="方正小标宋简体" w:cs="Times New Roman"/>
-          <w:kern w:val="44"/>
-          <w:sz w:val="44"/>
-          <w:szCs w:val="44"/>
-          <w:highlight w:val="none"/>
-        </w:rPr>
-      </w:pPr>
-      <w:r>
-        <w:rPr>
-          <w:rFonts w:hint="eastAsia" w:ascii="仿宋" w:hAnsi="仿宋" w:eastAsia="仿宋" w:cs="仿宋"/>
-          <w:kern w:val="44"/>
-          <w:sz w:val="44"/>
-          <w:szCs w:val="44"/>
-          <w:highlight w:val="none"/>
-          <w:u w:val="single"/>
-          <w:lang w:val="en-US" w:eastAsia="zh-CN"/>
-        </w:rPr>
-        <w:t>昆明市西山区草海西片区排水防洪通道改造工程(一标段）</w:t>
-      </w:r>
-      <w:r>
-        <w:rPr>
-          <w:rFonts w:hint="eastAsia" w:ascii="仿宋" w:hAnsi="仿宋" w:eastAsia="仿宋" w:cs="仿宋"/>
-          <w:kern w:val="44"/>
-          <w:sz w:val="44"/>
-          <w:szCs w:val="44"/>
-          <w:highlight w:val="none"/>
-        </w:rPr>
-        <w:t>工程</w:t>
-      </w:r>
-    </w:p>
-    <w:p>
-      <w:pPr>
-        <w:spacing w:line="960" w:lineRule="exact"/>
-        <w:jc w:val="center"/>
-        <w:rPr>
-          <w:rFonts w:hint="eastAsia" w:ascii="仿宋" w:hAnsi="仿宋" w:eastAsia="仿宋" w:cs="仿宋"/>
-          <w:b/>
-          <w:bCs/>
-          <w:kern w:val="44"/>
-          <w:sz w:val="72"/>
-          <w:szCs w:val="72"/>
-          <w:highlight w:val="none"/>
-        </w:rPr>
-      </w:pPr>
-      <w:r>
-        <w:rPr>
-          <w:rFonts w:hint="eastAsia" w:ascii="仿宋" w:hAnsi="仿宋" w:eastAsia="仿宋" w:cs="仿宋"/>
-          <w:b/>
-          <w:bCs/>
-          <w:kern w:val="44"/>
-          <w:sz w:val="72"/>
-          <w:szCs w:val="72"/>
-          <w:highlight w:val="none"/>
-          <w:lang w:val="en-US" w:eastAsia="zh-CN"/>
-        </w:rPr>
-        <w:t>其他消耗材</w:t>
-      </w:r>
-      <w:r>
-        <w:rPr>
-          <w:rFonts w:hint="eastAsia" w:ascii="仿宋" w:hAnsi="仿宋" w:eastAsia="仿宋" w:cs="仿宋"/>
-          <w:b/>
-          <w:bCs/>
-          <w:kern w:val="44"/>
-          <w:sz w:val="72"/>
-          <w:szCs w:val="72"/>
-          <w:highlight w:val="none"/>
-        </w:rPr>
-        <w:t>购销合同</w:t>
-      </w:r>
-    </w:p>
-    <w:p>
-      <w:pPr>
-        <w:tabs>
-          <w:tab w:val="left" w:pos="3420"/>
-        </w:tabs>
-        <w:spacing w:line="480" w:lineRule="auto"/>
-        <w:ind w:firstLine="643" w:firstLineChars="200"/>
-        <w:rPr>
-          <w:rFonts w:hint="eastAsia" w:ascii="仿宋_GB2312" w:hAnsi="Times New Roman" w:eastAsia="仿宋_GB2312" w:cs="仿宋_GB2312"/>
-          <w:b/>
-          <w:sz w:val="32"/>
-          <w:szCs w:val="32"/>
-          <w:highlight w:val="none"/>
-        </w:rPr>
-      </w:pPr>
-      <w:bookmarkStart w:id="18" w:name="_GoBack"/>
-      <w:bookmarkEnd w:id="18"/>
-    </w:p>
-    <w:p>
-      <w:pPr>
-        <w:tabs>
-          <w:tab w:val="left" w:pos="3420"/>
-        </w:tabs>
-        <w:spacing w:line="480" w:lineRule="auto"/>
-        <w:ind w:firstLine="643" w:firstLineChars="200"/>
-        <w:rPr>
-          <w:rFonts w:hint="eastAsia" w:ascii="仿宋_GB2312" w:hAnsi="Times New Roman" w:eastAsia="仿宋_GB2312" w:cs="仿宋_GB2312"/>
-          <w:sz w:val="32"/>
-          <w:szCs w:val="32"/>
-          <w:highlight w:val="none"/>
-        </w:rPr>
-      </w:pPr>
-      <w:r>
-        <w:rPr>
-          <w:rFonts w:hint="eastAsia" w:ascii="仿宋_GB2312" w:hAnsi="Times New Roman" w:eastAsia="仿宋_GB2312" w:cs="仿宋_GB2312"/>
-          <w:b/>
-          <w:sz w:val="32"/>
-          <w:szCs w:val="32"/>
-          <w:highlight w:val="none"/>
-        </w:rPr>
-        <w:t>合同编号</w:t>
-      </w:r>
-      <w:r>
-        <w:rPr>
-          <w:rFonts w:hint="eastAsia" w:ascii="仿宋_GB2312" w:hAnsi="Times New Roman" w:eastAsia="仿宋_GB2312" w:cs="仿宋_GB2312"/>
-          <w:sz w:val="32"/>
-          <w:szCs w:val="32"/>
-          <w:highlight w:val="none"/>
-        </w:rPr>
-        <w:t>：</w:t>
-      </w:r>
-      <w:r>
-        <w:rPr>
-          <w:rFonts w:hint="eastAsia" w:ascii="仿宋_GB2312" w:hAnsi="Times New Roman" w:eastAsia="仿宋_GB2312" w:cs="仿宋_GB2312"/>
-          <w:sz w:val="32"/>
-          <w:szCs w:val="32"/>
-          <w:highlight w:val="none"/>
-          <w:u w:val="single"/>
-        </w:rPr>
-        <w:t xml:space="preserve">CHYB-材-2026-008 </w:t>
-      </w:r>
-      <w:r>
-        <w:rPr>
-          <w:rFonts w:hint="eastAsia" w:ascii="仿宋_GB2312" w:hAnsi="Times New Roman" w:eastAsia="仿宋_GB2312" w:cs="仿宋_GB2312"/>
-          <w:sz w:val="32"/>
-          <w:szCs w:val="32"/>
-          <w:highlight w:val="none"/>
-          <w:u w:val="single"/>
-          <w:lang w:val="en-US" w:eastAsia="zh-CN"/>
-        </w:rPr>
-        <w:t xml:space="preserve"> </w:t>
-      </w:r>
-      <w:r>
-        <w:rPr>
-          <w:rFonts w:hint="eastAsia" w:ascii="仿宋_GB2312" w:hAnsi="Times New Roman" w:eastAsia="仿宋_GB2312" w:cs="仿宋_GB2312"/>
-          <w:sz w:val="32"/>
-          <w:szCs w:val="32"/>
-          <w:highlight w:val="none"/>
-        </w:rPr>
-        <w:t xml:space="preserve">       </w:t>
-      </w:r>
-    </w:p>
-    <w:p>
-      <w:pPr>
-        <w:spacing w:line="480" w:lineRule="auto"/>
-        <w:ind w:firstLine="643" w:firstLineChars="200"/>
-        <w:rPr>
-          <w:rFonts w:hint="eastAsia" w:ascii="仿宋_GB2312" w:hAnsi="Times New Roman" w:eastAsia="仿宋_GB2312" w:cs="仿宋_GB2312"/>
-          <w:color w:val="auto"/>
-          <w:sz w:val="32"/>
-          <w:szCs w:val="32"/>
-          <w:highlight w:val="none"/>
-        </w:rPr>
-      </w:pPr>
-      <w:r>
-        <w:rPr>
-          <w:rFonts w:hint="eastAsia" w:ascii="仿宋_GB2312" w:hAnsi="Times New Roman" w:eastAsia="仿宋_GB2312" w:cs="仿宋_GB2312"/>
-          <w:b/>
-          <w:color w:val="auto"/>
-          <w:sz w:val="32"/>
-          <w:szCs w:val="32"/>
-          <w:highlight w:val="none"/>
-          <w:lang w:val="en-US" w:eastAsia="zh-CN"/>
-        </w:rPr>
-        <w:t>买    方</w:t>
-      </w:r>
-      <w:r>
-        <w:rPr>
-          <w:rFonts w:hint="eastAsia" w:ascii="仿宋_GB2312" w:hAnsi="Times New Roman" w:eastAsia="仿宋_GB2312" w:cs="仿宋_GB2312"/>
-          <w:color w:val="auto"/>
-          <w:sz w:val="32"/>
-          <w:szCs w:val="32"/>
-          <w:highlight w:val="none"/>
-        </w:rPr>
-        <w:t>：</w:t>
-      </w:r>
-      <w:r>
-        <w:rPr>
-          <w:rFonts w:hint="eastAsia" w:ascii="仿宋_GB2312" w:hAnsi="Times New Roman" w:eastAsia="仿宋_GB2312" w:cs="仿宋_GB2312"/>
-          <w:color w:val="auto"/>
-          <w:sz w:val="32"/>
-          <w:szCs w:val="32"/>
-          <w:highlight w:val="none"/>
-          <w:u w:val="single"/>
-        </w:rPr>
-        <w:t xml:space="preserve">云南署舜建筑有限公司   </w:t>
-      </w:r>
-      <w:r>
-        <w:rPr>
-          <w:rFonts w:hint="eastAsia" w:ascii="仿宋_GB2312" w:hAnsi="Times New Roman" w:eastAsia="仿宋_GB2312" w:cs="仿宋_GB2312"/>
-          <w:color w:val="auto"/>
-          <w:sz w:val="32"/>
-          <w:szCs w:val="32"/>
-          <w:highlight w:val="none"/>
-          <w:u w:val="single"/>
-          <w:lang w:val="en-US" w:eastAsia="zh-CN"/>
-        </w:rPr>
-        <w:t xml:space="preserve">  </w:t>
-      </w:r>
-      <w:r>
-        <w:rPr>
-          <w:rFonts w:hint="eastAsia" w:ascii="仿宋_GB2312" w:hAnsi="Times New Roman" w:eastAsia="仿宋_GB2312" w:cs="仿宋_GB2312"/>
-          <w:color w:val="auto"/>
-          <w:sz w:val="32"/>
-          <w:szCs w:val="32"/>
-          <w:highlight w:val="none"/>
-          <w:u w:val="single"/>
-        </w:rPr>
-        <w:t xml:space="preserve">  </w:t>
-      </w:r>
-      <w:r>
-        <w:rPr>
-          <w:rFonts w:hint="eastAsia" w:ascii="仿宋_GB2312" w:hAnsi="Times New Roman" w:eastAsia="仿宋_GB2312" w:cs="仿宋_GB2312"/>
-          <w:color w:val="auto"/>
-          <w:sz w:val="32"/>
-          <w:szCs w:val="32"/>
-          <w:highlight w:val="none"/>
-        </w:rPr>
-        <w:t xml:space="preserve">           </w:t>
-      </w:r>
-    </w:p>
-    <w:p>
-      <w:pPr>
-        <w:spacing w:line="480" w:lineRule="auto"/>
-        <w:ind w:firstLine="643" w:firstLineChars="200"/>
-        <w:rPr>
-          <w:rFonts w:hint="eastAsia" w:ascii="仿宋_GB2312" w:hAnsi="Times New Roman" w:eastAsia="仿宋_GB2312" w:cs="仿宋_GB2312"/>
-          <w:sz w:val="32"/>
-          <w:szCs w:val="32"/>
-          <w:highlight w:val="none"/>
-        </w:rPr>
-      </w:pPr>
-      <w:r>
-        <w:rPr>
-          <w:rFonts w:hint="eastAsia" w:ascii="仿宋_GB2312" w:hAnsi="Times New Roman" w:eastAsia="仿宋_GB2312" w:cs="仿宋_GB2312"/>
-          <w:b/>
-          <w:color w:val="auto"/>
-          <w:sz w:val="32"/>
-          <w:szCs w:val="32"/>
-          <w:highlight w:val="none"/>
-          <w:lang w:val="en-US" w:eastAsia="zh-CN"/>
-        </w:rPr>
-        <w:t>卖    方</w:t>
-      </w:r>
-      <w:r>
-        <w:rPr>
-          <w:rFonts w:hint="eastAsia" w:ascii="仿宋_GB2312" w:hAnsi="Times New Roman" w:eastAsia="仿宋_GB2312" w:cs="仿宋_GB2312"/>
-          <w:color w:val="auto"/>
-          <w:sz w:val="32"/>
-          <w:szCs w:val="32"/>
-          <w:highlight w:val="none"/>
-        </w:rPr>
-        <w:t>：</w:t>
-      </w:r>
-      <w:r>
-        <w:rPr>
-          <w:rFonts w:hint="eastAsia" w:ascii="仿宋_GB2312" w:hAnsi="Times New Roman" w:eastAsia="仿宋_GB2312" w:cs="仿宋_GB2312"/>
-          <w:color w:val="auto"/>
-          <w:sz w:val="32"/>
-          <w:szCs w:val="32"/>
-          <w:highlight w:val="none"/>
-          <w:u w:val="single"/>
-          <w:lang w:val="en-US" w:eastAsia="zh-CN"/>
-        </w:rPr>
-        <w:t xml:space="preserve">官渡区德坤防水防水建材店         </w:t>
-      </w:r>
-      <w:r>
-        <w:rPr>
-          <w:rFonts w:hint="eastAsia" w:ascii="仿宋_GB2312" w:hAnsi="Times New Roman" w:eastAsia="仿宋_GB2312" w:cs="仿宋_GB2312"/>
-          <w:sz w:val="32"/>
-          <w:szCs w:val="32"/>
-          <w:highlight w:val="none"/>
-          <w:u w:val="single"/>
-        </w:rPr>
-        <w:t xml:space="preserve">  </w:t>
-      </w:r>
-      <w:r>
-        <w:rPr>
-          <w:rFonts w:hint="eastAsia" w:ascii="仿宋_GB2312" w:hAnsi="Times New Roman" w:eastAsia="仿宋_GB2312" w:cs="仿宋_GB2312"/>
-          <w:sz w:val="32"/>
-          <w:szCs w:val="32"/>
-          <w:highlight w:val="none"/>
-        </w:rPr>
-        <w:t xml:space="preserve">       </w:t>
-      </w:r>
-    </w:p>
-    <w:p>
-      <w:pPr>
-        <w:spacing w:line="480" w:lineRule="auto"/>
-        <w:ind w:firstLine="643" w:firstLineChars="200"/>
-        <w:rPr>
-          <w:rFonts w:hint="eastAsia" w:ascii="仿宋_GB2312" w:hAnsi="Times New Roman" w:eastAsia="仿宋_GB2312" w:cs="仿宋_GB2312"/>
-          <w:sz w:val="32"/>
-          <w:szCs w:val="32"/>
-          <w:highlight w:val="none"/>
-        </w:rPr>
-      </w:pPr>
-      <w:r>
-        <w:rPr>
-          <w:rFonts w:hint="eastAsia" w:ascii="仿宋_GB2312" w:hAnsi="Times New Roman" w:eastAsia="仿宋_GB2312" w:cs="仿宋_GB2312"/>
-          <w:b/>
-          <w:sz w:val="32"/>
-          <w:szCs w:val="32"/>
-          <w:highlight w:val="none"/>
-        </w:rPr>
-        <w:t>工程名称</w:t>
-      </w:r>
-      <w:r>
-        <w:rPr>
-          <w:rFonts w:hint="eastAsia" w:ascii="仿宋_GB2312" w:hAnsi="Times New Roman" w:eastAsia="仿宋_GB2312" w:cs="仿宋_GB2312"/>
-          <w:sz w:val="32"/>
-          <w:szCs w:val="32"/>
-          <w:highlight w:val="none"/>
-        </w:rPr>
-        <w:t>：</w:t>
-      </w:r>
-      <w:r>
-        <w:rPr>
-          <w:rFonts w:hint="eastAsia" w:ascii="仿宋_GB2312" w:hAnsi="Times New Roman" w:eastAsia="仿宋_GB2312" w:cs="仿宋_GB2312"/>
-          <w:color w:val="auto"/>
-          <w:sz w:val="32"/>
-          <w:szCs w:val="32"/>
-          <w:highlight w:val="none"/>
-          <w:u w:val="single"/>
-          <w:lang w:val="en-US" w:eastAsia="zh-CN"/>
-        </w:rPr>
-        <w:t>昆明市西山区草海西片区排水防洪通道改造工程(一标段）</w:t>
-      </w:r>
-      <w:r>
-        <w:rPr>
-          <w:rFonts w:hint="eastAsia" w:ascii="仿宋_GB2312" w:hAnsi="Times New Roman" w:eastAsia="仿宋_GB2312" w:cs="仿宋_GB2312"/>
-          <w:sz w:val="32"/>
-          <w:szCs w:val="32"/>
-          <w:highlight w:val="none"/>
-        </w:rPr>
-        <w:t xml:space="preserve">    </w:t>
-      </w:r>
-    </w:p>
-    <w:p>
-      <w:pPr>
-        <w:spacing w:line="480" w:lineRule="auto"/>
-        <w:ind w:firstLine="643" w:firstLineChars="200"/>
-        <w:rPr>
-          <w:rFonts w:hint="eastAsia" w:ascii="仿宋_GB2312" w:hAnsi="Times New Roman" w:eastAsia="仿宋_GB2312" w:cs="仿宋_GB2312"/>
-          <w:sz w:val="32"/>
-          <w:szCs w:val="32"/>
-          <w:highlight w:val="none"/>
-        </w:rPr>
-      </w:pPr>
-      <w:r>
-        <w:rPr>
-          <w:rFonts w:hint="eastAsia" w:ascii="仿宋_GB2312" w:hAnsi="Times New Roman" w:eastAsia="仿宋_GB2312" w:cs="仿宋_GB2312"/>
-          <w:b/>
-          <w:sz w:val="32"/>
-          <w:szCs w:val="32"/>
-          <w:highlight w:val="none"/>
-          <w:lang w:eastAsia="zh-CN"/>
-        </w:rPr>
-        <w:t>签订地点</w:t>
-      </w:r>
-      <w:r>
-        <w:rPr>
-          <w:rFonts w:hint="eastAsia" w:ascii="仿宋_GB2312" w:hAnsi="Times New Roman" w:eastAsia="仿宋_GB2312" w:cs="仿宋_GB2312"/>
-          <w:sz w:val="32"/>
-          <w:szCs w:val="32"/>
-          <w:highlight w:val="none"/>
-        </w:rPr>
-        <w:t>：</w:t>
-      </w:r>
-      <w:r>
-        <w:rPr>
-          <w:rFonts w:hint="eastAsia" w:ascii="仿宋_GB2312" w:hAnsi="Times New Roman" w:eastAsia="仿宋_GB2312" w:cs="仿宋_GB2312"/>
-          <w:color w:val="auto"/>
-          <w:sz w:val="32"/>
-          <w:szCs w:val="32"/>
-          <w:highlight w:val="none"/>
-          <w:u w:val="single"/>
-        </w:rPr>
-        <w:t>昆明市西山区</w:t>
-      </w:r>
-      <w:r>
-        <w:rPr>
-          <w:rFonts w:hint="eastAsia" w:ascii="仿宋_GB2312" w:hAnsi="Times New Roman" w:eastAsia="仿宋_GB2312" w:cs="仿宋_GB2312"/>
-          <w:sz w:val="32"/>
-          <w:szCs w:val="32"/>
-          <w:highlight w:val="none"/>
-          <w:u w:val="single"/>
-          <w:lang w:val="en-US" w:eastAsia="zh-CN"/>
-        </w:rPr>
-        <w:t xml:space="preserve">   </w:t>
-      </w:r>
-      <w:r>
-        <w:rPr>
-          <w:rFonts w:hint="eastAsia" w:ascii="仿宋_GB2312" w:hAnsi="Times New Roman" w:eastAsia="仿宋_GB2312" w:cs="仿宋_GB2312"/>
-          <w:sz w:val="32"/>
-          <w:szCs w:val="32"/>
-          <w:highlight w:val="none"/>
-          <w:u w:val="single"/>
-        </w:rPr>
-        <w:t xml:space="preserve">          </w:t>
-      </w:r>
-      <w:r>
-        <w:rPr>
-          <w:rFonts w:hint="eastAsia" w:ascii="仿宋_GB2312" w:hAnsi="Times New Roman" w:eastAsia="仿宋_GB2312" w:cs="仿宋_GB2312"/>
-          <w:sz w:val="32"/>
-          <w:szCs w:val="32"/>
-          <w:highlight w:val="none"/>
-        </w:rPr>
-        <w:t xml:space="preserve">   </w:t>
-      </w:r>
-    </w:p>
-    <w:p>
-      <w:pPr>
-        <w:spacing w:line="480" w:lineRule="auto"/>
-        <w:ind w:firstLine="643" w:firstLineChars="200"/>
-        <w:rPr>
-          <w:rFonts w:hint="eastAsia" w:ascii="Times New Roman" w:hAnsi="Times New Roman" w:eastAsia="仿宋_GB2312" w:cs="仿宋_GB2312"/>
-          <w:sz w:val="32"/>
-          <w:szCs w:val="32"/>
-          <w:highlight w:val="none"/>
-        </w:rPr>
-      </w:pPr>
-      <w:r>
-        <w:rPr>
-          <w:rFonts w:hint="eastAsia" w:ascii="仿宋_GB2312" w:hAnsi="Times New Roman" w:eastAsia="仿宋_GB2312" w:cs="仿宋_GB2312"/>
-          <w:b/>
-          <w:sz w:val="32"/>
-          <w:szCs w:val="32"/>
-          <w:highlight w:val="none"/>
-        </w:rPr>
-        <w:t>签</w:t>
-      </w:r>
-      <w:r>
-        <w:rPr>
-          <w:rFonts w:hint="eastAsia" w:ascii="仿宋_GB2312" w:hAnsi="Times New Roman" w:eastAsia="仿宋_GB2312" w:cs="仿宋_GB2312"/>
-          <w:b/>
-          <w:sz w:val="32"/>
-          <w:szCs w:val="32"/>
-          <w:highlight w:val="none"/>
-          <w:lang w:eastAsia="zh-CN"/>
-        </w:rPr>
-        <w:t>订</w:t>
-      </w:r>
-      <w:r>
-        <w:rPr>
-          <w:rFonts w:hint="eastAsia" w:ascii="仿宋_GB2312" w:hAnsi="Times New Roman" w:eastAsia="仿宋_GB2312" w:cs="仿宋_GB2312"/>
-          <w:b/>
-          <w:sz w:val="32"/>
-          <w:szCs w:val="32"/>
-          <w:highlight w:val="none"/>
-        </w:rPr>
-        <w:t>日期</w:t>
-      </w:r>
-      <w:r>
-        <w:rPr>
-          <w:rFonts w:hint="eastAsia" w:ascii="仿宋_GB2312" w:hAnsi="Times New Roman" w:eastAsia="仿宋_GB2312" w:cs="仿宋_GB2312"/>
-          <w:sz w:val="32"/>
-          <w:szCs w:val="32"/>
-          <w:highlight w:val="none"/>
-        </w:rPr>
-        <w:t>：</w:t>
-      </w:r>
-      <w:r>
-        <w:rPr>
-          <w:rFonts w:hint="eastAsia" w:ascii="仿宋_GB2312" w:hAnsi="Times New Roman" w:eastAsia="仿宋_GB2312" w:cs="仿宋_GB2312"/>
-          <w:sz w:val="32"/>
-          <w:szCs w:val="32"/>
-          <w:highlight w:val="none"/>
-          <w:u w:val="single"/>
-        </w:rPr>
-        <w:t xml:space="preserve">                </w:t>
-      </w:r>
-      <w:r>
-        <w:rPr>
-          <w:rFonts w:hint="eastAsia" w:ascii="Times New Roman" w:hAnsi="Times New Roman" w:eastAsia="仿宋_GB2312" w:cs="仿宋_GB2312"/>
-          <w:sz w:val="32"/>
-          <w:szCs w:val="32"/>
-          <w:highlight w:val="none"/>
-          <w:u w:val="single"/>
-        </w:rPr>
-        <w:t xml:space="preserve">     </w:t>
-      </w:r>
-      <w:r>
-        <w:rPr>
-          <w:rFonts w:hint="eastAsia" w:ascii="Times New Roman" w:hAnsi="Times New Roman" w:eastAsia="仿宋_GB2312" w:cs="仿宋_GB2312"/>
-          <w:sz w:val="32"/>
-          <w:szCs w:val="32"/>
-          <w:highlight w:val="none"/>
-          <w:u w:val="single"/>
-          <w:lang w:val="en-US" w:eastAsia="zh-CN"/>
-        </w:rPr>
-        <w:t xml:space="preserve"> </w:t>
-      </w:r>
-      <w:r>
-        <w:rPr>
-          <w:rFonts w:hint="eastAsia" w:ascii="Times New Roman" w:hAnsi="Times New Roman" w:eastAsia="仿宋_GB2312" w:cs="仿宋_GB2312"/>
-          <w:sz w:val="32"/>
-          <w:szCs w:val="32"/>
-          <w:highlight w:val="none"/>
-          <w:u w:val="single"/>
-        </w:rPr>
-        <w:t xml:space="preserve">   </w:t>
-      </w:r>
-      <w:r>
-        <w:rPr>
-          <w:rFonts w:hint="eastAsia" w:ascii="Times New Roman" w:hAnsi="Times New Roman" w:eastAsia="仿宋_GB2312" w:cs="仿宋_GB2312"/>
-          <w:sz w:val="32"/>
-          <w:szCs w:val="32"/>
-          <w:highlight w:val="none"/>
-        </w:rPr>
-        <w:t xml:space="preserve">  </w:t>
-      </w:r>
-    </w:p>
-    <w:p>
-      <w:pPr>
-        <w:spacing w:line="360" w:lineRule="auto"/>
-        <w:rPr>
-          <w:rFonts w:hint="eastAsia" w:ascii="仿宋" w:hAnsi="仿宋" w:eastAsia="仿宋" w:cs="宋体"/>
-          <w:color w:val="FF0000"/>
-          <w:szCs w:val="24"/>
-          <w:highlight w:val="none"/>
-        </w:rPr>
-      </w:pPr>
-      <w:r>
-        <w:rPr>
-          <w:rFonts w:hint="eastAsia" w:ascii="仿宋" w:hAnsi="仿宋" w:eastAsia="仿宋" w:cs="宋体"/>
-          <w:color w:val="FF0000"/>
-          <w:szCs w:val="24"/>
-          <w:highlight w:val="none"/>
-        </w:rPr>
-        <w:t xml:space="preserve"> </w:t>
-      </w:r>
-    </w:p>
-    <w:p>
-      <w:pPr>
-        <w:pStyle w:val="2"/>
-        <w:rPr>
-          <w:rFonts w:hint="eastAsia"/>
-        </w:rPr>
-      </w:pPr>
-    </w:p>
-    <w:p>
-      <w:pPr>
-        <w:pStyle w:val="2"/>
-        <w:rPr>
-          <w:rFonts w:hint="eastAsia"/>
-        </w:rPr>
-        <w:sectPr>
-          <w:footerReference r:id="rId3" w:type="default"/>
-          <w:footerReference r:id="rId4" w:type="even"/>
-          <w:pgSz w:w="11910" w:h="16840"/>
-          <w:pgMar w:top="958" w:right="1180" w:bottom="958" w:left="1480" w:header="0" w:footer="2127" w:gutter="0"/>
-          <w:pgNumType w:fmt="decimal"/>
-          <w:cols w:space="720" w:num="1"/>
-        </w:sectPr>
-      </w:pPr>
-    </w:p>
-    <w:p>
-      <w:pPr>
-        <w:spacing w:line="360" w:lineRule="auto"/>
-        <w:jc w:val="center"/>
-        <w:rPr>
-          <w:rFonts w:ascii="仿宋" w:hAnsi="仿宋" w:eastAsia="仿宋" w:cs="宋体"/>
-          <w:b/>
-          <w:bCs/>
-          <w:sz w:val="36"/>
-          <w:szCs w:val="36"/>
-          <w:highlight w:val="none"/>
-        </w:rPr>
-      </w:pPr>
-      <w:r>
-        <w:rPr>
-          <w:rFonts w:hint="eastAsia" w:ascii="仿宋" w:hAnsi="仿宋" w:eastAsia="仿宋" w:cs="宋体"/>
-          <w:b/>
-          <w:bCs/>
-          <w:color w:val="auto"/>
-          <w:sz w:val="36"/>
-          <w:szCs w:val="36"/>
-          <w:highlight w:val="none"/>
-          <w:lang w:val="en-US" w:eastAsia="zh-CN"/>
-        </w:rPr>
-        <w:t>其他消耗材</w:t>
-      </w:r>
-      <w:r>
-        <w:rPr>
-          <w:rFonts w:hint="eastAsia" w:ascii="仿宋" w:hAnsi="仿宋" w:eastAsia="仿宋" w:cs="宋体"/>
-          <w:b/>
-          <w:bCs/>
-          <w:sz w:val="36"/>
-          <w:szCs w:val="36"/>
-          <w:highlight w:val="none"/>
-        </w:rPr>
-        <w:t>购销合同</w:t>
-      </w:r>
-    </w:p>
-    <w:p>
-      <w:pPr>
-        <w:spacing w:line="360" w:lineRule="auto"/>
-        <w:ind w:firstLine="1544" w:firstLineChars="641"/>
-        <w:rPr>
-          <w:rFonts w:ascii="仿宋" w:hAnsi="仿宋" w:eastAsia="仿宋" w:cs="宋体"/>
-          <w:b/>
-          <w:bCs/>
-          <w:sz w:val="24"/>
-          <w:szCs w:val="24"/>
-          <w:highlight w:val="none"/>
-        </w:rPr>
-      </w:pPr>
-    </w:p>
-    <w:p>
-      <w:pPr>
-        <w:spacing w:line="360" w:lineRule="auto"/>
-        <w:rPr>
-          <w:rFonts w:hint="default" w:ascii="仿宋" w:hAnsi="仿宋" w:eastAsia="仿宋" w:cs="宋体"/>
-          <w:color w:val="auto"/>
-          <w:sz w:val="24"/>
-          <w:szCs w:val="24"/>
-          <w:highlight w:val="none"/>
-          <w:lang w:eastAsia="zh-Hans"/>
-        </w:rPr>
-      </w:pPr>
-      <w:r>
-        <w:rPr>
-          <w:rFonts w:hint="eastAsia" w:ascii="仿宋" w:hAnsi="仿宋" w:eastAsia="仿宋" w:cs="宋体"/>
-          <w:b/>
-          <w:bCs/>
-          <w:color w:val="auto"/>
-          <w:sz w:val="24"/>
-          <w:szCs w:val="24"/>
-          <w:highlight w:val="none"/>
-          <w:lang w:val="en-US" w:eastAsia="zh-CN"/>
-        </w:rPr>
-        <w:t>买方</w:t>
-      </w:r>
-      <w:r>
-        <w:rPr>
-          <w:rFonts w:hint="eastAsia" w:ascii="仿宋" w:hAnsi="仿宋" w:eastAsia="仿宋" w:cs="宋体"/>
-          <w:b/>
-          <w:bCs/>
-          <w:color w:val="auto"/>
-          <w:sz w:val="24"/>
-          <w:szCs w:val="24"/>
-          <w:highlight w:val="none"/>
-        </w:rPr>
-        <w:t>：</w:t>
-      </w:r>
-      <w:r>
-        <w:rPr>
-          <w:rFonts w:hint="eastAsia" w:ascii="仿宋" w:hAnsi="仿宋" w:eastAsia="仿宋" w:cs="宋体"/>
-          <w:color w:val="auto"/>
-          <w:sz w:val="24"/>
-          <w:szCs w:val="24"/>
-          <w:highlight w:val="none"/>
-          <w:u w:val="single"/>
-          <w:lang w:val="en-US" w:eastAsia="zh-CN"/>
-        </w:rPr>
-        <w:t>云南署舜建筑有限公司</w:t>
-      </w:r>
-      <w:r>
-        <w:rPr>
-          <w:rFonts w:hint="eastAsia" w:ascii="仿宋" w:hAnsi="仿宋" w:eastAsia="仿宋" w:cs="宋体"/>
-          <w:color w:val="auto"/>
-          <w:sz w:val="24"/>
-          <w:szCs w:val="24"/>
-          <w:highlight w:val="none"/>
-          <w:u w:val="single"/>
-        </w:rPr>
-        <w:t xml:space="preserve">   </w:t>
-      </w:r>
-    </w:p>
-    <w:p>
-      <w:pPr>
-        <w:spacing w:line="360" w:lineRule="auto"/>
-        <w:rPr>
-          <w:rFonts w:hint="default" w:ascii="仿宋" w:hAnsi="仿宋" w:eastAsia="仿宋" w:cs="宋体"/>
-          <w:color w:val="auto"/>
-          <w:sz w:val="24"/>
-          <w:szCs w:val="24"/>
-          <w:highlight w:val="none"/>
-          <w:u w:val="none"/>
-          <w:lang w:eastAsia="zh-Hans"/>
-        </w:rPr>
-      </w:pPr>
-      <w:r>
-        <w:rPr>
-          <w:rFonts w:hint="eastAsia" w:ascii="仿宋" w:hAnsi="仿宋" w:eastAsia="仿宋" w:cs="宋体"/>
-          <w:b/>
-          <w:bCs/>
-          <w:color w:val="auto"/>
-          <w:sz w:val="24"/>
-          <w:szCs w:val="24"/>
-          <w:highlight w:val="none"/>
-          <w:lang w:val="en-US" w:eastAsia="zh-CN"/>
-        </w:rPr>
-        <w:t>卖方</w:t>
-      </w:r>
-      <w:r>
-        <w:rPr>
-          <w:rFonts w:hint="eastAsia" w:ascii="仿宋" w:hAnsi="仿宋" w:eastAsia="仿宋" w:cs="宋体"/>
-          <w:b/>
-          <w:bCs/>
-          <w:color w:val="auto"/>
-          <w:sz w:val="24"/>
-          <w:szCs w:val="24"/>
-          <w:highlight w:val="none"/>
-        </w:rPr>
-        <w:t>：</w:t>
-      </w:r>
-      <w:r>
-        <w:rPr>
-          <w:rFonts w:hint="eastAsia" w:ascii="仿宋" w:hAnsi="仿宋" w:eastAsia="仿宋" w:cs="宋体"/>
-          <w:color w:val="auto"/>
-          <w:sz w:val="24"/>
-          <w:szCs w:val="24"/>
-          <w:highlight w:val="none"/>
-          <w:u w:val="single"/>
-          <w:lang w:val="en-US" w:eastAsia="zh-CN"/>
-        </w:rPr>
-        <w:t>官渡区德坤防水防水建材店</w:t>
-      </w:r>
-      <w:r>
-        <w:rPr>
-          <w:rFonts w:hint="eastAsia" w:ascii="仿宋" w:hAnsi="仿宋" w:eastAsia="仿宋" w:cs="宋体"/>
-          <w:color w:val="auto"/>
-          <w:sz w:val="24"/>
-          <w:szCs w:val="24"/>
-          <w:highlight w:val="none"/>
-          <w:u w:val="single"/>
-        </w:rPr>
-        <w:t xml:space="preserve">     </w:t>
-      </w:r>
-      <w:r>
-        <w:rPr>
-          <w:rFonts w:hint="eastAsia" w:ascii="仿宋" w:hAnsi="仿宋" w:eastAsia="仿宋" w:cs="宋体"/>
-          <w:color w:val="auto"/>
-          <w:sz w:val="24"/>
-          <w:szCs w:val="24"/>
-          <w:highlight w:val="none"/>
-          <w:u w:val="single"/>
-          <w:lang w:val="en-US" w:eastAsia="zh-CN"/>
-        </w:rPr>
-        <w:t xml:space="preserve"> </w:t>
-      </w:r>
-      <w:r>
-        <w:rPr>
-          <w:rFonts w:hint="eastAsia" w:ascii="仿宋" w:hAnsi="仿宋" w:eastAsia="仿宋" w:cs="宋体"/>
-          <w:color w:val="auto"/>
-          <w:sz w:val="24"/>
-          <w:szCs w:val="24"/>
-          <w:highlight w:val="none"/>
-          <w:u w:val="single"/>
-        </w:rPr>
-        <w:t xml:space="preserve"> </w:t>
-      </w:r>
-    </w:p>
-    <w:p>
-      <w:pPr>
-        <w:spacing w:line="360" w:lineRule="auto"/>
-        <w:ind w:firstLine="480" w:firstLineChars="200"/>
-        <w:rPr>
-          <w:rFonts w:ascii="仿宋" w:hAnsi="仿宋" w:eastAsia="仿宋" w:cs="宋体"/>
-          <w:sz w:val="24"/>
-          <w:szCs w:val="24"/>
-          <w:highlight w:val="none"/>
-        </w:rPr>
-      </w:pPr>
-      <w:r>
-        <w:rPr>
-          <w:rFonts w:hint="eastAsia" w:ascii="仿宋" w:hAnsi="仿宋" w:eastAsia="仿宋" w:cs="宋体"/>
-          <w:color w:val="auto"/>
-          <w:sz w:val="24"/>
-          <w:szCs w:val="24"/>
-          <w:highlight w:val="none"/>
-        </w:rPr>
-        <w:t>经买卖双方共同协商，根据《中华人民共和国民法典》及相关法律法规，遵循平等、自愿、公开和诚实信用的原则，双方就</w:t>
-      </w:r>
-      <w:r>
-        <w:rPr>
-          <w:rFonts w:hint="eastAsia" w:ascii="仿宋" w:hAnsi="仿宋" w:eastAsia="仿宋" w:cs="宋体"/>
-          <w:color w:val="auto"/>
-          <w:sz w:val="24"/>
-          <w:szCs w:val="24"/>
-          <w:highlight w:val="none"/>
-          <w:u w:val="single"/>
-          <w:lang w:val="en-US" w:eastAsia="zh-CN"/>
-        </w:rPr>
-        <w:t>昆明市西山区草海西片区排水防洪通道改造工程(一标段）</w:t>
-      </w:r>
-      <w:r>
-        <w:rPr>
-          <w:rFonts w:hint="eastAsia" w:ascii="仿宋" w:hAnsi="仿宋" w:eastAsia="仿宋" w:cs="宋体"/>
-          <w:color w:val="auto"/>
-          <w:sz w:val="24"/>
-          <w:szCs w:val="24"/>
-          <w:highlight w:val="none"/>
-        </w:rPr>
-        <w:t>买卖</w:t>
-      </w:r>
-      <w:r>
-        <w:rPr>
-          <w:rFonts w:hint="eastAsia" w:ascii="仿宋" w:hAnsi="仿宋" w:eastAsia="仿宋" w:cs="宋体"/>
-          <w:color w:val="auto"/>
-          <w:sz w:val="24"/>
-          <w:szCs w:val="24"/>
-          <w:highlight w:val="none"/>
-          <w:u w:val="single"/>
-          <w:lang w:val="en-US" w:eastAsia="zh-CN"/>
-        </w:rPr>
-        <w:t>其他消耗材</w:t>
-      </w:r>
-      <w:r>
-        <w:rPr>
-          <w:rFonts w:hint="eastAsia" w:ascii="仿宋" w:hAnsi="仿宋" w:eastAsia="仿宋" w:cs="宋体"/>
-          <w:color w:val="auto"/>
-          <w:sz w:val="24"/>
-          <w:szCs w:val="24"/>
-          <w:highlight w:val="none"/>
-        </w:rPr>
-        <w:t>事项</w:t>
-      </w:r>
-      <w:r>
-        <w:rPr>
-          <w:rFonts w:hint="eastAsia" w:ascii="仿宋" w:hAnsi="仿宋" w:eastAsia="仿宋" w:cs="宋体"/>
-          <w:sz w:val="24"/>
-          <w:szCs w:val="24"/>
-          <w:highlight w:val="none"/>
-        </w:rPr>
-        <w:t>签订本合同。</w:t>
-      </w:r>
-    </w:p>
-    <w:p>
-      <w:pPr>
-        <w:tabs>
-          <w:tab w:val="left" w:pos="6937"/>
-        </w:tabs>
-        <w:spacing w:line="360" w:lineRule="auto"/>
-        <w:ind w:firstLine="482" w:firstLineChars="200"/>
-        <w:rPr>
-          <w:rFonts w:ascii="仿宋" w:hAnsi="仿宋" w:eastAsia="仿宋" w:cs="宋体"/>
-          <w:b/>
-          <w:bCs/>
-          <w:sz w:val="24"/>
-          <w:szCs w:val="24"/>
-          <w:highlight w:val="none"/>
-        </w:rPr>
-      </w:pPr>
-      <w:r>
-        <w:rPr>
-          <w:rFonts w:hint="eastAsia" w:ascii="仿宋" w:hAnsi="仿宋" w:eastAsia="仿宋" w:cs="宋体"/>
-          <w:b/>
-          <w:bCs/>
-          <w:sz w:val="24"/>
-          <w:szCs w:val="24"/>
-          <w:highlight w:val="none"/>
-        </w:rPr>
-        <w:t>第一条  货物名称、规格型号、数量、价格等</w:t>
-      </w:r>
-    </w:p>
-    <w:tbl>
-      <w:tblPr>
-        <w:tblStyle w:val="6"/>
-        <w:tblpPr w:leftFromText="180" w:rightFromText="180" w:vertAnchor="text" w:horzAnchor="page" w:tblpX="1020" w:tblpY="9"/>
-        <w:tblOverlap w:val="never"/>
-        <w:tblW w:w="9835" w:type="dxa"/>
-        <w:tblInd w:w="0" w:type="dxa"/>
-        <w:tblLayout w:type="fixed"/>
-        <w:tblCellMar>
-          <w:top w:w="0" w:type="dxa"/>
-          <w:left w:w="0" w:type="dxa"/>
-          <w:bottom w:w="0" w:type="dxa"/>
-          <w:right w:w="0" w:type="dxa"/>
-        </w:tblCellMar>
-      </w:tblPr>
-      <w:tblGrid>
-        <w:gridCol w:w="537"/>
-        <w:gridCol w:w="1086"/>
-        <w:gridCol w:w="688"/>
-        <w:gridCol w:w="647"/>
-        <w:gridCol w:w="699"/>
-        <w:gridCol w:w="825"/>
-        <w:gridCol w:w="699"/>
-        <w:gridCol w:w="678"/>
-        <w:gridCol w:w="564"/>
-        <w:gridCol w:w="740"/>
-        <w:gridCol w:w="898"/>
-        <w:gridCol w:w="824"/>
-        <w:gridCol w:w="950"/>
-      </w:tblGrid>
-      <w:tr>
-        <w:tblPrEx>
-          <w:tblCellMar>
-            <w:top w:w="0" w:type="dxa"/>
-            <w:left w:w="0" w:type="dxa"/>
-            <w:bottom w:w="0" w:type="dxa"/>
-            <w:right w:w="0" w:type="dxa"/>
-          </w:tblCellMar>
-        </w:tblPrEx>
-        <w:trPr>
-          <w:trHeight w:val="637" w:hRule="atLeast"/>
-        </w:trPr>
-        <w:tc>
-          <w:tcPr>
-            <w:tcW w:w="537" w:type="dxa"/>
-            <w:vMerge w:val="restart"/>
-            <w:tcBorders>
-              <w:top w:val="single" w:color="000000" w:sz="4" w:space="0"/>
-              <w:left w:val="single" w:color="000000" w:sz="4" w:space="0"/>
-              <w:right w:val="single" w:color="auto" w:sz="4" w:space="0"/>
-            </w:tcBorders>
-            <w:noWrap/>
-            <w:tcMar>
-              <w:top w:w="15" w:type="dxa"/>
-              <w:left w:w="15" w:type="dxa"/>
-              <w:right w:w="15" w:type="dxa"/>
-            </w:tcMar>
-            <w:vAlign w:val="center"/>
-          </w:tcPr>
-          <w:p>
-            <w:pPr>
-              <w:widowControl/>
-              <w:jc w:val="center"/>
-              <w:textAlignment w:val="center"/>
-              <w:rPr>
-                <w:rFonts w:hint="eastAsia" w:ascii="仿宋" w:hAnsi="仿宋" w:eastAsia="仿宋" w:cs="宋体"/>
-                <w:color w:val="000000"/>
-                <w:sz w:val="24"/>
-                <w:szCs w:val="24"/>
-                <w:highlight w:val="none"/>
-                <w:lang w:val="en-US" w:eastAsia="zh-CN"/>
-              </w:rPr>
-            </w:pPr>
-            <w:bookmarkStart w:id="0" w:name="_Hlk130542543"/>
-            <w:r>
-              <w:rPr>
-                <w:rFonts w:hint="eastAsia" w:ascii="仿宋" w:hAnsi="仿宋" w:eastAsia="仿宋" w:cs="宋体"/>
-                <w:color w:val="000000"/>
-                <w:sz w:val="24"/>
-                <w:szCs w:val="24"/>
-                <w:highlight w:val="none"/>
-                <w:lang w:val="en-US" w:eastAsia="zh-CN"/>
-              </w:rPr>
-              <w:t>序号</w:t>
-            </w:r>
-          </w:p>
-        </w:tc>
-        <w:tc>
-          <w:tcPr>
-            <w:tcW w:w="1086" w:type="dxa"/>
-            <w:vMerge w:val="restart"/>
-            <w:tcBorders>
-              <w:top w:val="single" w:color="000000" w:sz="4" w:space="0"/>
-              <w:left w:val="single" w:color="auto" w:sz="4" w:space="0"/>
-              <w:right w:val="single" w:color="000000" w:sz="4" w:space="0"/>
-            </w:tcBorders>
-            <w:noWrap/>
-            <w:tcMar>
-              <w:top w:w="15" w:type="dxa"/>
-              <w:left w:w="15" w:type="dxa"/>
-              <w:right w:w="15" w:type="dxa"/>
-            </w:tcMar>
-            <w:vAlign w:val="center"/>
-          </w:tcPr>
-          <w:p>
-            <w:pPr>
-              <w:widowControl/>
-              <w:jc w:val="center"/>
-              <w:textAlignment w:val="center"/>
-              <w:rPr>
-                <w:rFonts w:ascii="仿宋" w:hAnsi="仿宋" w:eastAsia="仿宋" w:cs="宋体"/>
-                <w:color w:val="000000"/>
-                <w:kern w:val="0"/>
-                <w:sz w:val="24"/>
-                <w:szCs w:val="24"/>
-                <w:highlight w:val="none"/>
-                <w:lang w:bidi="ar"/>
-              </w:rPr>
-            </w:pPr>
-            <w:r>
-              <w:rPr>
-                <w:rFonts w:hint="eastAsia" w:ascii="仿宋" w:hAnsi="仿宋" w:eastAsia="仿宋" w:cs="宋体"/>
-                <w:color w:val="000000"/>
-                <w:kern w:val="0"/>
-                <w:sz w:val="24"/>
-                <w:szCs w:val="24"/>
-                <w:highlight w:val="none"/>
-                <w:lang w:bidi="ar"/>
-              </w:rPr>
-              <w:t>货物</w:t>
-            </w:r>
-          </w:p>
-          <w:p>
-            <w:pPr>
-              <w:widowControl/>
-              <w:jc w:val="center"/>
-              <w:textAlignment w:val="center"/>
-              <w:rPr>
-                <w:rFonts w:hint="eastAsia" w:ascii="仿宋" w:hAnsi="仿宋" w:eastAsia="仿宋" w:cs="宋体"/>
-                <w:color w:val="000000"/>
-                <w:kern w:val="0"/>
-                <w:sz w:val="24"/>
-                <w:szCs w:val="24"/>
-                <w:highlight w:val="none"/>
-                <w:lang w:bidi="ar"/>
-              </w:rPr>
-            </w:pPr>
-            <w:r>
-              <w:rPr>
-                <w:rFonts w:hint="eastAsia" w:ascii="仿宋" w:hAnsi="仿宋" w:eastAsia="仿宋" w:cs="宋体"/>
-                <w:color w:val="000000"/>
-                <w:kern w:val="0"/>
-                <w:sz w:val="24"/>
-                <w:szCs w:val="24"/>
-                <w:highlight w:val="none"/>
-                <w:lang w:bidi="ar"/>
-              </w:rPr>
-              <w:t>名称</w:t>
-            </w:r>
-          </w:p>
-        </w:tc>
-        <w:tc>
-          <w:tcPr>
-            <w:tcW w:w="688" w:type="dxa"/>
-            <w:vMerge w:val="restart"/>
-            <w:tcBorders>
-              <w:top w:val="single" w:color="000000" w:sz="4" w:space="0"/>
-              <w:left w:val="single" w:color="000000" w:sz="4" w:space="0"/>
-              <w:right w:val="single" w:color="000000" w:sz="4" w:space="0"/>
-            </w:tcBorders>
-            <w:noWrap/>
-            <w:tcMar>
-              <w:top w:w="15" w:type="dxa"/>
-              <w:left w:w="15" w:type="dxa"/>
-              <w:right w:w="15" w:type="dxa"/>
-            </w:tcMar>
-            <w:vAlign w:val="center"/>
-          </w:tcPr>
-          <w:p>
-            <w:pPr>
-              <w:widowControl/>
-              <w:jc w:val="center"/>
-              <w:textAlignment w:val="center"/>
-              <w:rPr>
-                <w:rFonts w:ascii="仿宋" w:hAnsi="仿宋" w:eastAsia="仿宋" w:cs="宋体"/>
-                <w:color w:val="000000"/>
-                <w:kern w:val="0"/>
-                <w:sz w:val="24"/>
-                <w:szCs w:val="24"/>
-                <w:highlight w:val="none"/>
-                <w:lang w:bidi="ar"/>
-              </w:rPr>
-            </w:pPr>
-            <w:r>
-              <w:rPr>
-                <w:rFonts w:hint="eastAsia" w:ascii="仿宋" w:hAnsi="仿宋" w:eastAsia="仿宋" w:cs="宋体"/>
-                <w:color w:val="000000"/>
-                <w:kern w:val="0"/>
-                <w:sz w:val="24"/>
-                <w:szCs w:val="24"/>
-                <w:highlight w:val="none"/>
-                <w:lang w:bidi="ar"/>
-              </w:rPr>
-              <w:t>规格</w:t>
-            </w:r>
-          </w:p>
-          <w:p>
-            <w:pPr>
-              <w:widowControl/>
-              <w:jc w:val="center"/>
-              <w:textAlignment w:val="center"/>
-              <w:rPr>
-                <w:rFonts w:ascii="仿宋" w:hAnsi="仿宋" w:eastAsia="仿宋" w:cs="宋体"/>
-                <w:color w:val="000000"/>
-                <w:sz w:val="24"/>
-                <w:szCs w:val="24"/>
-                <w:highlight w:val="none"/>
-              </w:rPr>
-            </w:pPr>
-            <w:r>
-              <w:rPr>
-                <w:rFonts w:hint="eastAsia" w:ascii="仿宋" w:hAnsi="仿宋" w:eastAsia="仿宋" w:cs="宋体"/>
-                <w:color w:val="000000"/>
-                <w:kern w:val="0"/>
-                <w:sz w:val="24"/>
-                <w:szCs w:val="24"/>
-                <w:highlight w:val="none"/>
-                <w:lang w:bidi="ar"/>
-              </w:rPr>
-              <w:t>型号</w:t>
-            </w:r>
-          </w:p>
-        </w:tc>
-        <w:tc>
-          <w:tcPr>
-            <w:tcW w:w="647" w:type="dxa"/>
-            <w:vMerge w:val="restart"/>
-            <w:tcBorders>
-              <w:top w:val="single" w:color="000000" w:sz="4" w:space="0"/>
-              <w:left w:val="single" w:color="000000" w:sz="4" w:space="0"/>
-              <w:right w:val="single" w:color="000000" w:sz="4" w:space="0"/>
-            </w:tcBorders>
-            <w:noWrap/>
-            <w:tcMar>
-              <w:top w:w="15" w:type="dxa"/>
-              <w:left w:w="15" w:type="dxa"/>
-              <w:right w:w="15" w:type="dxa"/>
-            </w:tcMar>
-            <w:vAlign w:val="center"/>
-          </w:tcPr>
-          <w:p>
-            <w:pPr>
-              <w:widowControl/>
-              <w:jc w:val="center"/>
-              <w:textAlignment w:val="center"/>
-              <w:rPr>
-                <w:rFonts w:ascii="仿宋" w:hAnsi="仿宋" w:eastAsia="仿宋" w:cs="宋体"/>
-                <w:color w:val="000000"/>
-                <w:kern w:val="0"/>
-                <w:sz w:val="24"/>
-                <w:szCs w:val="24"/>
-                <w:highlight w:val="none"/>
-                <w:lang w:bidi="ar"/>
-              </w:rPr>
-            </w:pPr>
-            <w:r>
-              <w:rPr>
-                <w:rFonts w:hint="eastAsia" w:ascii="仿宋" w:hAnsi="仿宋" w:eastAsia="仿宋" w:cs="宋体"/>
-                <w:color w:val="000000"/>
-                <w:kern w:val="0"/>
-                <w:sz w:val="24"/>
-                <w:szCs w:val="24"/>
-                <w:highlight w:val="none"/>
-                <w:lang w:bidi="ar"/>
-              </w:rPr>
-              <w:t>生产</w:t>
-            </w:r>
-          </w:p>
-          <w:p>
-            <w:pPr>
-              <w:widowControl/>
-              <w:jc w:val="center"/>
-              <w:textAlignment w:val="center"/>
-              <w:rPr>
-                <w:rFonts w:ascii="仿宋" w:hAnsi="仿宋" w:eastAsia="仿宋" w:cs="宋体"/>
-                <w:color w:val="000000"/>
-                <w:sz w:val="24"/>
-                <w:szCs w:val="24"/>
-                <w:highlight w:val="none"/>
-              </w:rPr>
-            </w:pPr>
-            <w:r>
-              <w:rPr>
-                <w:rFonts w:hint="eastAsia" w:ascii="仿宋" w:hAnsi="仿宋" w:eastAsia="仿宋" w:cs="宋体"/>
-                <w:color w:val="000000"/>
-                <w:kern w:val="0"/>
-                <w:sz w:val="24"/>
-                <w:szCs w:val="24"/>
-                <w:highlight w:val="none"/>
-                <w:lang w:bidi="ar"/>
-              </w:rPr>
-              <w:t>厂家</w:t>
-            </w:r>
-          </w:p>
-        </w:tc>
-        <w:tc>
-          <w:tcPr>
-            <w:tcW w:w="699" w:type="dxa"/>
-            <w:vMerge w:val="restart"/>
-            <w:tcBorders>
-              <w:top w:val="single" w:color="000000" w:sz="4" w:space="0"/>
-              <w:left w:val="single" w:color="000000" w:sz="4" w:space="0"/>
-              <w:right w:val="single" w:color="000000" w:sz="4" w:space="0"/>
-            </w:tcBorders>
-            <w:noWrap/>
-            <w:tcMar>
-              <w:top w:w="15" w:type="dxa"/>
-              <w:left w:w="15" w:type="dxa"/>
-              <w:right w:w="15" w:type="dxa"/>
-            </w:tcMar>
-            <w:vAlign w:val="center"/>
-          </w:tcPr>
-          <w:p>
-            <w:pPr>
-              <w:widowControl/>
-              <w:jc w:val="center"/>
-              <w:textAlignment w:val="center"/>
-              <w:rPr>
-                <w:rFonts w:ascii="仿宋" w:hAnsi="仿宋" w:eastAsia="仿宋" w:cs="宋体"/>
-                <w:color w:val="000000"/>
-                <w:sz w:val="24"/>
-                <w:szCs w:val="24"/>
-                <w:highlight w:val="none"/>
-              </w:rPr>
-            </w:pPr>
-            <w:r>
-              <w:rPr>
-                <w:rFonts w:hint="eastAsia" w:ascii="仿宋" w:hAnsi="仿宋" w:eastAsia="仿宋" w:cs="宋体"/>
-                <w:color w:val="000000"/>
-                <w:sz w:val="24"/>
-                <w:szCs w:val="24"/>
-                <w:highlight w:val="none"/>
-              </w:rPr>
-              <w:t>计量单位</w:t>
-            </w:r>
-          </w:p>
-        </w:tc>
-        <w:tc>
-          <w:tcPr>
-            <w:tcW w:w="825" w:type="dxa"/>
-            <w:vMerge w:val="restart"/>
-            <w:tcBorders>
-              <w:top w:val="single" w:color="000000" w:sz="4" w:space="0"/>
-              <w:left w:val="single" w:color="000000" w:sz="4" w:space="0"/>
-              <w:right w:val="single" w:color="000000" w:sz="4" w:space="0"/>
-            </w:tcBorders>
-            <w:noWrap/>
-            <w:tcMar>
-              <w:top w:w="15" w:type="dxa"/>
-              <w:left w:w="15" w:type="dxa"/>
-              <w:right w:w="15" w:type="dxa"/>
-            </w:tcMar>
-            <w:vAlign w:val="center"/>
-          </w:tcPr>
-          <w:p>
-            <w:pPr>
-              <w:widowControl/>
-              <w:jc w:val="center"/>
-              <w:textAlignment w:val="center"/>
-              <w:rPr>
-                <w:rFonts w:ascii="仿宋" w:hAnsi="仿宋" w:eastAsia="仿宋" w:cs="宋体"/>
-                <w:color w:val="000000"/>
-                <w:kern w:val="0"/>
-                <w:sz w:val="24"/>
-                <w:szCs w:val="24"/>
-                <w:highlight w:val="none"/>
-                <w:lang w:bidi="ar"/>
-              </w:rPr>
-            </w:pPr>
-            <w:r>
-              <w:rPr>
-                <w:rFonts w:hint="eastAsia" w:ascii="仿宋" w:hAnsi="仿宋" w:eastAsia="仿宋" w:cs="宋体"/>
-                <w:color w:val="000000"/>
-                <w:kern w:val="0"/>
-                <w:sz w:val="24"/>
-                <w:szCs w:val="24"/>
-                <w:highlight w:val="none"/>
-                <w:lang w:bidi="ar"/>
-              </w:rPr>
-              <w:t>数量</w:t>
-            </w:r>
-          </w:p>
-        </w:tc>
-        <w:tc>
-          <w:tcPr>
-            <w:tcW w:w="1377" w:type="dxa"/>
-            <w:gridSpan w:val="2"/>
-            <w:tcBorders>
-              <w:top w:val="single" w:color="000000" w:sz="4" w:space="0"/>
-              <w:left w:val="single" w:color="000000" w:sz="4" w:space="0"/>
-              <w:bottom w:val="single" w:color="000000" w:sz="4" w:space="0"/>
-              <w:right w:val="single" w:color="000000" w:sz="4" w:space="0"/>
-            </w:tcBorders>
-            <w:tcMar>
-              <w:top w:w="15" w:type="dxa"/>
-              <w:left w:w="15" w:type="dxa"/>
-              <w:right w:w="15" w:type="dxa"/>
-            </w:tcMar>
-            <w:vAlign w:val="center"/>
-          </w:tcPr>
-          <w:p>
-            <w:pPr>
-              <w:widowControl/>
-              <w:jc w:val="center"/>
-              <w:textAlignment w:val="center"/>
-              <w:rPr>
-                <w:rFonts w:ascii="仿宋" w:hAnsi="仿宋" w:eastAsia="仿宋" w:cs="宋体"/>
-                <w:color w:val="000000"/>
-                <w:kern w:val="0"/>
-                <w:sz w:val="24"/>
-                <w:szCs w:val="24"/>
-                <w:highlight w:val="none"/>
-                <w:lang w:bidi="ar"/>
-              </w:rPr>
-            </w:pPr>
-            <w:r>
-              <w:rPr>
-                <w:rFonts w:hint="eastAsia" w:ascii="仿宋" w:hAnsi="仿宋" w:eastAsia="仿宋" w:cs="宋体"/>
-                <w:color w:val="000000"/>
-                <w:kern w:val="0"/>
-                <w:sz w:val="24"/>
-                <w:szCs w:val="24"/>
-                <w:highlight w:val="none"/>
-                <w:lang w:bidi="ar"/>
-              </w:rPr>
-              <w:t>不含税</w:t>
-            </w:r>
-          </w:p>
-        </w:tc>
-        <w:tc>
-          <w:tcPr>
-            <w:tcW w:w="564" w:type="dxa"/>
-            <w:vMerge w:val="restart"/>
-            <w:tcBorders>
-              <w:top w:val="single" w:color="000000" w:sz="4" w:space="0"/>
-              <w:left w:val="single" w:color="000000" w:sz="4" w:space="0"/>
-              <w:right w:val="single" w:color="000000" w:sz="4" w:space="0"/>
-            </w:tcBorders>
-            <w:tcMar>
-              <w:top w:w="15" w:type="dxa"/>
-              <w:left w:w="15" w:type="dxa"/>
-              <w:right w:w="15" w:type="dxa"/>
-            </w:tcMar>
-            <w:vAlign w:val="center"/>
-          </w:tcPr>
-          <w:p>
-            <w:pPr>
-              <w:widowControl/>
-              <w:jc w:val="center"/>
-              <w:textAlignment w:val="center"/>
-              <w:rPr>
-                <w:rFonts w:ascii="仿宋" w:hAnsi="仿宋" w:eastAsia="仿宋" w:cs="宋体"/>
-                <w:color w:val="000000"/>
-                <w:sz w:val="24"/>
-                <w:szCs w:val="24"/>
-                <w:highlight w:val="none"/>
-              </w:rPr>
-            </w:pPr>
-            <w:r>
-              <w:rPr>
-                <w:rFonts w:hint="eastAsia" w:ascii="仿宋" w:hAnsi="仿宋" w:eastAsia="仿宋" w:cs="宋体"/>
-                <w:color w:val="000000"/>
-                <w:kern w:val="0"/>
-                <w:sz w:val="24"/>
-                <w:szCs w:val="24"/>
-                <w:highlight w:val="none"/>
-                <w:lang w:bidi="ar"/>
-              </w:rPr>
-              <w:t>税率</w:t>
-            </w:r>
-          </w:p>
-        </w:tc>
-        <w:tc>
-          <w:tcPr>
-            <w:tcW w:w="1638" w:type="dxa"/>
-            <w:gridSpan w:val="2"/>
-            <w:tcBorders>
-              <w:top w:val="single" w:color="000000" w:sz="4" w:space="0"/>
-              <w:left w:val="single" w:color="000000" w:sz="4" w:space="0"/>
-              <w:bottom w:val="single" w:color="000000" w:sz="4" w:space="0"/>
-              <w:right w:val="single" w:color="000000" w:sz="4" w:space="0"/>
-            </w:tcBorders>
-            <w:tcMar>
-              <w:top w:w="15" w:type="dxa"/>
-              <w:left w:w="15" w:type="dxa"/>
-              <w:right w:w="15" w:type="dxa"/>
-            </w:tcMar>
-            <w:vAlign w:val="center"/>
-          </w:tcPr>
-          <w:p>
-            <w:pPr>
-              <w:widowControl/>
-              <w:jc w:val="center"/>
-              <w:textAlignment w:val="center"/>
-              <w:rPr>
-                <w:rFonts w:ascii="仿宋" w:hAnsi="仿宋" w:eastAsia="仿宋" w:cs="宋体"/>
-                <w:color w:val="000000"/>
-                <w:kern w:val="0"/>
-                <w:sz w:val="24"/>
-                <w:szCs w:val="24"/>
-                <w:highlight w:val="none"/>
-                <w:lang w:bidi="ar"/>
-              </w:rPr>
-            </w:pPr>
-            <w:r>
-              <w:rPr>
-                <w:rFonts w:hint="eastAsia" w:ascii="仿宋" w:hAnsi="仿宋" w:eastAsia="仿宋" w:cs="宋体"/>
-                <w:color w:val="000000"/>
-                <w:kern w:val="0"/>
-                <w:sz w:val="24"/>
-                <w:szCs w:val="24"/>
-                <w:highlight w:val="none"/>
-                <w:lang w:bidi="ar"/>
-              </w:rPr>
-              <w:t>税额</w:t>
-            </w:r>
-          </w:p>
-        </w:tc>
-        <w:tc>
-          <w:tcPr>
-            <w:tcW w:w="1774" w:type="dxa"/>
-            <w:gridSpan w:val="2"/>
-            <w:tcBorders>
-              <w:top w:val="single" w:color="000000" w:sz="4" w:space="0"/>
-              <w:left w:val="single" w:color="000000" w:sz="4" w:space="0"/>
-              <w:bottom w:val="single" w:color="000000" w:sz="4" w:space="0"/>
-              <w:right w:val="single" w:color="000000" w:sz="4" w:space="0"/>
-            </w:tcBorders>
-            <w:tcMar>
-              <w:top w:w="15" w:type="dxa"/>
-              <w:left w:w="15" w:type="dxa"/>
-              <w:right w:w="15" w:type="dxa"/>
-            </w:tcMar>
-            <w:vAlign w:val="center"/>
-          </w:tcPr>
-          <w:p>
-            <w:pPr>
-              <w:widowControl/>
-              <w:jc w:val="center"/>
-              <w:textAlignment w:val="center"/>
-              <w:rPr>
-                <w:rFonts w:ascii="仿宋" w:hAnsi="仿宋" w:eastAsia="仿宋" w:cs="宋体"/>
-                <w:color w:val="000000"/>
-                <w:kern w:val="0"/>
-                <w:sz w:val="24"/>
-                <w:szCs w:val="24"/>
-                <w:highlight w:val="none"/>
-                <w:lang w:bidi="ar"/>
-              </w:rPr>
-            </w:pPr>
-            <w:r>
-              <w:rPr>
-                <w:rFonts w:hint="eastAsia" w:ascii="仿宋" w:hAnsi="仿宋" w:eastAsia="仿宋" w:cs="宋体"/>
-                <w:color w:val="000000"/>
-                <w:kern w:val="0"/>
-                <w:sz w:val="24"/>
-                <w:szCs w:val="24"/>
-                <w:highlight w:val="none"/>
-                <w:lang w:bidi="ar"/>
-              </w:rPr>
-              <w:t>价税合计</w:t>
-            </w:r>
-          </w:p>
-        </w:tc>
-      </w:tr>
-      <w:tr>
-        <w:tblPrEx>
-          <w:tblCellMar>
-            <w:top w:w="0" w:type="dxa"/>
-            <w:left w:w="0" w:type="dxa"/>
-            <w:bottom w:w="0" w:type="dxa"/>
-            <w:right w:w="0" w:type="dxa"/>
-          </w:tblCellMar>
-        </w:tblPrEx>
-        <w:trPr>
-          <w:trHeight w:val="1237" w:hRule="atLeast"/>
-        </w:trPr>
-        <w:tc>
-          <w:tcPr>
-            <w:tcW w:w="537" w:type="dxa"/>
-            <w:vMerge w:val="continue"/>
-            <w:tcBorders>
-              <w:left w:val="single" w:color="000000" w:sz="4" w:space="0"/>
-              <w:bottom w:val="single" w:color="000000" w:sz="4" w:space="0"/>
-              <w:right w:val="single" w:color="auto" w:sz="4" w:space="0"/>
-            </w:tcBorders>
-            <w:noWrap/>
-            <w:tcMar>
-              <w:top w:w="15" w:type="dxa"/>
-              <w:left w:w="15" w:type="dxa"/>
-              <w:right w:w="15" w:type="dxa"/>
-            </w:tcMar>
-            <w:vAlign w:val="center"/>
-          </w:tcPr>
-          <w:p>
-            <w:pPr>
-              <w:widowControl/>
-              <w:jc w:val="center"/>
-              <w:textAlignment w:val="center"/>
-              <w:rPr>
-                <w:rFonts w:ascii="仿宋" w:hAnsi="仿宋" w:eastAsia="仿宋" w:cs="宋体"/>
-                <w:color w:val="000000"/>
-                <w:sz w:val="24"/>
-                <w:szCs w:val="24"/>
-                <w:highlight w:val="none"/>
-              </w:rPr>
-            </w:pPr>
-          </w:p>
-        </w:tc>
-        <w:tc>
-          <w:tcPr>
-            <w:tcW w:w="1086" w:type="dxa"/>
-            <w:vMerge w:val="continue"/>
-            <w:tcBorders>
-              <w:left w:val="single" w:color="auto" w:sz="4" w:space="0"/>
-              <w:bottom w:val="single" w:color="000000" w:sz="4" w:space="0"/>
-              <w:right w:val="single" w:color="000000" w:sz="4" w:space="0"/>
-            </w:tcBorders>
-            <w:noWrap/>
-            <w:tcMar>
-              <w:top w:w="15" w:type="dxa"/>
-              <w:left w:w="15" w:type="dxa"/>
-              <w:right w:w="15" w:type="dxa"/>
-            </w:tcMar>
-            <w:vAlign w:val="center"/>
-          </w:tcPr>
-          <w:p>
-            <w:pPr>
-              <w:widowControl/>
-              <w:jc w:val="center"/>
-              <w:textAlignment w:val="center"/>
-              <w:rPr>
-                <w:rFonts w:ascii="仿宋" w:hAnsi="仿宋" w:eastAsia="仿宋" w:cs="宋体"/>
-                <w:color w:val="000000"/>
-                <w:sz w:val="24"/>
-                <w:szCs w:val="24"/>
-                <w:highlight w:val="none"/>
-              </w:rPr>
-            </w:pPr>
-          </w:p>
-        </w:tc>
-        <w:tc>
-          <w:tcPr>
-            <w:tcW w:w="688" w:type="dxa"/>
-            <w:vMerge w:val="continue"/>
-            <w:tcBorders>
-              <w:left w:val="single" w:color="000000" w:sz="4" w:space="0"/>
-              <w:bottom w:val="single" w:color="000000" w:sz="4" w:space="0"/>
-              <w:right w:val="single" w:color="000000" w:sz="4" w:space="0"/>
-            </w:tcBorders>
-            <w:noWrap/>
-            <w:tcMar>
-              <w:top w:w="15" w:type="dxa"/>
-              <w:left w:w="15" w:type="dxa"/>
-              <w:right w:w="15" w:type="dxa"/>
-            </w:tcMar>
-            <w:vAlign w:val="center"/>
-          </w:tcPr>
-          <w:p>
-            <w:pPr>
-              <w:widowControl/>
-              <w:jc w:val="center"/>
-              <w:textAlignment w:val="center"/>
-              <w:rPr>
-                <w:rFonts w:ascii="仿宋" w:hAnsi="仿宋" w:eastAsia="仿宋" w:cs="宋体"/>
-                <w:color w:val="000000"/>
-                <w:sz w:val="24"/>
-                <w:szCs w:val="24"/>
-                <w:highlight w:val="none"/>
-              </w:rPr>
-            </w:pPr>
-          </w:p>
-        </w:tc>
-        <w:tc>
-          <w:tcPr>
-            <w:tcW w:w="647" w:type="dxa"/>
-            <w:vMerge w:val="continue"/>
-            <w:tcBorders>
-              <w:left w:val="single" w:color="000000" w:sz="4" w:space="0"/>
-              <w:bottom w:val="single" w:color="000000" w:sz="4" w:space="0"/>
-              <w:right w:val="single" w:color="000000" w:sz="4" w:space="0"/>
-            </w:tcBorders>
-            <w:noWrap/>
-            <w:tcMar>
-              <w:top w:w="15" w:type="dxa"/>
-              <w:left w:w="15" w:type="dxa"/>
-              <w:right w:w="15" w:type="dxa"/>
-            </w:tcMar>
-            <w:vAlign w:val="center"/>
-          </w:tcPr>
-          <w:p>
-            <w:pPr>
-              <w:widowControl/>
-              <w:jc w:val="center"/>
-              <w:textAlignment w:val="center"/>
-              <w:rPr>
-                <w:rFonts w:ascii="仿宋" w:hAnsi="仿宋" w:eastAsia="仿宋" w:cs="宋体"/>
-                <w:color w:val="000000"/>
-                <w:sz w:val="24"/>
-                <w:szCs w:val="24"/>
-                <w:highlight w:val="none"/>
-              </w:rPr>
-            </w:pPr>
-          </w:p>
-        </w:tc>
-        <w:tc>
-          <w:tcPr>
-            <w:tcW w:w="699" w:type="dxa"/>
-            <w:vMerge w:val="continue"/>
-            <w:tcBorders>
-              <w:left w:val="single" w:color="000000" w:sz="4" w:space="0"/>
-              <w:bottom w:val="single" w:color="000000" w:sz="4" w:space="0"/>
-              <w:right w:val="single" w:color="000000" w:sz="4" w:space="0"/>
-            </w:tcBorders>
-            <w:noWrap/>
-            <w:tcMar>
-              <w:top w:w="15" w:type="dxa"/>
-              <w:left w:w="15" w:type="dxa"/>
-              <w:right w:w="15" w:type="dxa"/>
-            </w:tcMar>
-            <w:vAlign w:val="center"/>
-          </w:tcPr>
-          <w:p>
-            <w:pPr>
-              <w:widowControl/>
-              <w:jc w:val="center"/>
-              <w:textAlignment w:val="center"/>
-              <w:rPr>
-                <w:rFonts w:ascii="仿宋" w:hAnsi="仿宋" w:eastAsia="仿宋" w:cs="宋体"/>
-                <w:color w:val="000000"/>
-                <w:sz w:val="24"/>
-                <w:szCs w:val="24"/>
-                <w:highlight w:val="none"/>
-              </w:rPr>
-            </w:pPr>
-          </w:p>
-        </w:tc>
-        <w:tc>
-          <w:tcPr>
-            <w:tcW w:w="825" w:type="dxa"/>
-            <w:vMerge w:val="continue"/>
-            <w:tcBorders>
-              <w:left w:val="single" w:color="000000" w:sz="4" w:space="0"/>
-              <w:bottom w:val="single" w:color="000000" w:sz="4" w:space="0"/>
-              <w:right w:val="single" w:color="000000" w:sz="4" w:space="0"/>
-            </w:tcBorders>
-            <w:noWrap/>
-            <w:tcMar>
-              <w:top w:w="15" w:type="dxa"/>
-              <w:left w:w="15" w:type="dxa"/>
-              <w:right w:w="15" w:type="dxa"/>
-            </w:tcMar>
-            <w:vAlign w:val="center"/>
-          </w:tcPr>
-          <w:p>
-            <w:pPr>
-              <w:widowControl/>
-              <w:jc w:val="center"/>
-              <w:textAlignment w:val="center"/>
-              <w:rPr>
-                <w:rFonts w:ascii="仿宋" w:hAnsi="仿宋" w:eastAsia="仿宋" w:cs="宋体"/>
-                <w:color w:val="000000"/>
-                <w:kern w:val="0"/>
-                <w:sz w:val="24"/>
-                <w:szCs w:val="24"/>
-                <w:highlight w:val="none"/>
-                <w:lang w:bidi="ar"/>
-              </w:rPr>
-            </w:pPr>
-          </w:p>
-        </w:tc>
-        <w:tc>
-          <w:tcPr>
-            <w:tcW w:w="699" w:type="dxa"/>
-            <w:tcBorders>
-              <w:top w:val="single" w:color="000000" w:sz="4" w:space="0"/>
-              <w:left w:val="single" w:color="000000" w:sz="4" w:space="0"/>
-              <w:bottom w:val="single" w:color="000000" w:sz="4" w:space="0"/>
-              <w:right w:val="single" w:color="000000" w:sz="4" w:space="0"/>
-            </w:tcBorders>
-            <w:tcMar>
-              <w:top w:w="15" w:type="dxa"/>
-              <w:left w:w="15" w:type="dxa"/>
-              <w:right w:w="15" w:type="dxa"/>
-            </w:tcMar>
-            <w:vAlign w:val="center"/>
-          </w:tcPr>
-          <w:p>
-            <w:pPr>
-              <w:widowControl/>
-              <w:jc w:val="center"/>
-              <w:textAlignment w:val="center"/>
-              <w:rPr>
-                <w:rFonts w:hint="eastAsia" w:ascii="仿宋" w:hAnsi="仿宋" w:eastAsia="仿宋" w:cs="宋体"/>
-                <w:color w:val="000000"/>
-                <w:kern w:val="0"/>
-                <w:sz w:val="24"/>
-                <w:szCs w:val="24"/>
-                <w:highlight w:val="none"/>
-                <w:lang w:eastAsia="zh-CN" w:bidi="ar"/>
-              </w:rPr>
-            </w:pPr>
-            <w:r>
-              <w:rPr>
-                <w:rFonts w:hint="eastAsia" w:ascii="仿宋" w:hAnsi="仿宋" w:eastAsia="仿宋" w:cs="宋体"/>
-                <w:color w:val="000000"/>
-                <w:kern w:val="0"/>
-                <w:sz w:val="24"/>
-                <w:szCs w:val="24"/>
-                <w:highlight w:val="none"/>
-                <w:lang w:bidi="ar"/>
-              </w:rPr>
-              <w:t>单价</w:t>
-            </w:r>
-          </w:p>
-          <w:p>
-            <w:pPr>
-              <w:widowControl/>
-              <w:jc w:val="center"/>
-              <w:textAlignment w:val="center"/>
-              <w:rPr>
-                <w:rFonts w:ascii="仿宋" w:hAnsi="仿宋" w:eastAsia="仿宋" w:cs="宋体"/>
-                <w:color w:val="000000"/>
-                <w:sz w:val="24"/>
-                <w:szCs w:val="24"/>
-                <w:highlight w:val="none"/>
-              </w:rPr>
-            </w:pPr>
-            <w:r>
-              <w:rPr>
-                <w:rFonts w:hint="eastAsia" w:ascii="仿宋" w:hAnsi="仿宋" w:eastAsia="仿宋" w:cs="宋体"/>
-                <w:color w:val="000000"/>
-                <w:kern w:val="0"/>
-                <w:sz w:val="24"/>
-                <w:szCs w:val="24"/>
-                <w:highlight w:val="none"/>
-                <w:lang w:bidi="ar"/>
-              </w:rPr>
-              <w:t>（元）</w:t>
-            </w:r>
-          </w:p>
-        </w:tc>
-        <w:tc>
-          <w:tcPr>
-            <w:tcW w:w="678" w:type="dxa"/>
-            <w:tcBorders>
-              <w:top w:val="single" w:color="000000" w:sz="4" w:space="0"/>
-              <w:left w:val="single" w:color="000000" w:sz="4" w:space="0"/>
-              <w:bottom w:val="single" w:color="000000" w:sz="4" w:space="0"/>
-              <w:right w:val="single" w:color="000000" w:sz="4" w:space="0"/>
-            </w:tcBorders>
-            <w:tcMar>
-              <w:top w:w="15" w:type="dxa"/>
-              <w:left w:w="15" w:type="dxa"/>
-              <w:right w:w="15" w:type="dxa"/>
-            </w:tcMar>
-            <w:vAlign w:val="center"/>
-          </w:tcPr>
-          <w:p>
-            <w:pPr>
-              <w:widowControl/>
-              <w:jc w:val="center"/>
-              <w:textAlignment w:val="center"/>
-              <w:rPr>
-                <w:rFonts w:hint="eastAsia" w:ascii="仿宋" w:hAnsi="仿宋" w:eastAsia="仿宋" w:cs="宋体"/>
-                <w:color w:val="000000"/>
-                <w:kern w:val="0"/>
-                <w:sz w:val="24"/>
-                <w:szCs w:val="24"/>
-                <w:highlight w:val="none"/>
-                <w:lang w:eastAsia="zh-CN" w:bidi="ar"/>
-              </w:rPr>
-            </w:pPr>
-            <w:r>
-              <w:rPr>
-                <w:rFonts w:hint="eastAsia" w:ascii="仿宋" w:hAnsi="仿宋" w:eastAsia="仿宋" w:cs="宋体"/>
-                <w:color w:val="000000"/>
-                <w:kern w:val="0"/>
-                <w:sz w:val="24"/>
-                <w:szCs w:val="24"/>
-                <w:highlight w:val="none"/>
-                <w:lang w:bidi="ar"/>
-              </w:rPr>
-              <w:t>合价</w:t>
-            </w:r>
-          </w:p>
-          <w:p>
-            <w:pPr>
-              <w:widowControl/>
-              <w:jc w:val="center"/>
-              <w:textAlignment w:val="center"/>
-              <w:rPr>
-                <w:rFonts w:ascii="仿宋" w:hAnsi="仿宋" w:eastAsia="仿宋" w:cs="宋体"/>
-                <w:color w:val="000000"/>
-                <w:sz w:val="24"/>
-                <w:szCs w:val="24"/>
-                <w:highlight w:val="none"/>
-              </w:rPr>
-            </w:pPr>
-            <w:r>
-              <w:rPr>
-                <w:rFonts w:hint="eastAsia" w:ascii="仿宋" w:hAnsi="仿宋" w:eastAsia="仿宋" w:cs="宋体"/>
-                <w:color w:val="000000"/>
-                <w:kern w:val="0"/>
-                <w:sz w:val="24"/>
-                <w:szCs w:val="24"/>
-                <w:highlight w:val="none"/>
-                <w:lang w:bidi="ar"/>
-              </w:rPr>
-              <w:t>（元）</w:t>
-            </w:r>
-          </w:p>
-        </w:tc>
-        <w:tc>
-          <w:tcPr>
-            <w:tcW w:w="564" w:type="dxa"/>
-            <w:vMerge w:val="continue"/>
-            <w:tcBorders>
-              <w:left w:val="single" w:color="000000" w:sz="4" w:space="0"/>
-              <w:bottom w:val="single" w:color="000000" w:sz="4" w:space="0"/>
-              <w:right w:val="single" w:color="000000" w:sz="4" w:space="0"/>
-            </w:tcBorders>
-            <w:tcMar>
-              <w:top w:w="15" w:type="dxa"/>
-              <w:left w:w="15" w:type="dxa"/>
-              <w:right w:w="15" w:type="dxa"/>
-            </w:tcMar>
-            <w:vAlign w:val="center"/>
-          </w:tcPr>
-          <w:p>
-            <w:pPr>
-              <w:widowControl/>
-              <w:jc w:val="center"/>
-              <w:textAlignment w:val="center"/>
-              <w:rPr>
-                <w:rFonts w:ascii="仿宋" w:hAnsi="仿宋" w:eastAsia="仿宋" w:cs="宋体"/>
-                <w:color w:val="000000"/>
-                <w:sz w:val="24"/>
-                <w:szCs w:val="24"/>
-                <w:highlight w:val="none"/>
-              </w:rPr>
-            </w:pPr>
-          </w:p>
-        </w:tc>
-        <w:tc>
-          <w:tcPr>
-            <w:tcW w:w="740" w:type="dxa"/>
-            <w:tcBorders>
-              <w:top w:val="single" w:color="000000" w:sz="4" w:space="0"/>
-              <w:left w:val="single" w:color="000000" w:sz="4" w:space="0"/>
-              <w:bottom w:val="single" w:color="000000" w:sz="4" w:space="0"/>
-              <w:right w:val="single" w:color="000000" w:sz="4" w:space="0"/>
-            </w:tcBorders>
-            <w:tcMar>
-              <w:top w:w="15" w:type="dxa"/>
-              <w:left w:w="15" w:type="dxa"/>
-              <w:right w:w="15" w:type="dxa"/>
-            </w:tcMar>
-            <w:vAlign w:val="center"/>
-          </w:tcPr>
-          <w:p>
-            <w:pPr>
-              <w:widowControl/>
-              <w:jc w:val="center"/>
-              <w:textAlignment w:val="center"/>
-              <w:rPr>
-                <w:rFonts w:hint="eastAsia" w:ascii="仿宋" w:hAnsi="仿宋" w:eastAsia="仿宋" w:cs="宋体"/>
-                <w:color w:val="000000"/>
-                <w:kern w:val="0"/>
-                <w:sz w:val="24"/>
-                <w:szCs w:val="24"/>
-                <w:highlight w:val="none"/>
-                <w:lang w:eastAsia="zh-CN" w:bidi="ar"/>
-              </w:rPr>
-            </w:pPr>
-            <w:r>
-              <w:rPr>
-                <w:rFonts w:hint="eastAsia" w:ascii="仿宋" w:hAnsi="仿宋" w:eastAsia="仿宋" w:cs="宋体"/>
-                <w:color w:val="000000"/>
-                <w:kern w:val="0"/>
-                <w:sz w:val="24"/>
-                <w:szCs w:val="24"/>
-                <w:highlight w:val="none"/>
-                <w:lang w:bidi="ar"/>
-              </w:rPr>
-              <w:t>单价</w:t>
-            </w:r>
-          </w:p>
-          <w:p>
-            <w:pPr>
-              <w:widowControl/>
-              <w:jc w:val="center"/>
-              <w:textAlignment w:val="center"/>
-              <w:rPr>
-                <w:rFonts w:ascii="仿宋" w:hAnsi="仿宋" w:eastAsia="仿宋" w:cs="宋体"/>
-                <w:color w:val="000000"/>
-                <w:sz w:val="24"/>
-                <w:szCs w:val="24"/>
-                <w:highlight w:val="none"/>
-              </w:rPr>
-            </w:pPr>
-            <w:r>
-              <w:rPr>
-                <w:rFonts w:hint="eastAsia" w:ascii="仿宋" w:hAnsi="仿宋" w:eastAsia="仿宋" w:cs="宋体"/>
-                <w:color w:val="000000"/>
-                <w:kern w:val="0"/>
-                <w:sz w:val="24"/>
-                <w:szCs w:val="24"/>
-                <w:highlight w:val="none"/>
-                <w:lang w:bidi="ar"/>
-              </w:rPr>
-              <w:t>（元）</w:t>
-            </w:r>
-          </w:p>
-        </w:tc>
-        <w:tc>
-          <w:tcPr>
-            <w:tcW w:w="898" w:type="dxa"/>
-            <w:tcBorders>
-              <w:top w:val="single" w:color="000000" w:sz="4" w:space="0"/>
-              <w:left w:val="single" w:color="000000" w:sz="4" w:space="0"/>
-              <w:bottom w:val="single" w:color="000000" w:sz="4" w:space="0"/>
-              <w:right w:val="single" w:color="000000" w:sz="4" w:space="0"/>
-            </w:tcBorders>
-            <w:tcMar>
-              <w:top w:w="15" w:type="dxa"/>
-              <w:left w:w="15" w:type="dxa"/>
-              <w:right w:w="15" w:type="dxa"/>
-            </w:tcMar>
-            <w:vAlign w:val="center"/>
-          </w:tcPr>
-          <w:p>
-            <w:pPr>
-              <w:widowControl/>
-              <w:jc w:val="center"/>
-              <w:textAlignment w:val="center"/>
-              <w:rPr>
-                <w:rFonts w:hint="eastAsia" w:ascii="仿宋" w:hAnsi="仿宋" w:eastAsia="仿宋" w:cs="宋体"/>
-                <w:color w:val="000000"/>
-                <w:kern w:val="0"/>
-                <w:sz w:val="24"/>
-                <w:szCs w:val="24"/>
-                <w:highlight w:val="none"/>
-                <w:lang w:eastAsia="zh-CN" w:bidi="ar"/>
-              </w:rPr>
-            </w:pPr>
-            <w:r>
-              <w:rPr>
-                <w:rFonts w:hint="eastAsia" w:ascii="仿宋" w:hAnsi="仿宋" w:eastAsia="仿宋" w:cs="宋体"/>
-                <w:color w:val="000000"/>
-                <w:kern w:val="0"/>
-                <w:sz w:val="24"/>
-                <w:szCs w:val="24"/>
-                <w:highlight w:val="none"/>
-                <w:lang w:bidi="ar"/>
-              </w:rPr>
-              <w:t>合价</w:t>
-            </w:r>
-          </w:p>
-          <w:p>
-            <w:pPr>
-              <w:widowControl/>
-              <w:jc w:val="center"/>
-              <w:textAlignment w:val="center"/>
-              <w:rPr>
-                <w:rFonts w:ascii="仿宋" w:hAnsi="仿宋" w:eastAsia="仿宋" w:cs="宋体"/>
-                <w:color w:val="000000"/>
-                <w:kern w:val="0"/>
-                <w:sz w:val="24"/>
-                <w:szCs w:val="24"/>
-                <w:highlight w:val="none"/>
-                <w:lang w:bidi="ar"/>
-              </w:rPr>
-            </w:pPr>
-            <w:r>
-              <w:rPr>
-                <w:rFonts w:hint="eastAsia" w:ascii="仿宋" w:hAnsi="仿宋" w:eastAsia="仿宋" w:cs="宋体"/>
-                <w:color w:val="000000"/>
-                <w:kern w:val="0"/>
-                <w:sz w:val="24"/>
-                <w:szCs w:val="24"/>
-                <w:highlight w:val="none"/>
-                <w:lang w:bidi="ar"/>
-              </w:rPr>
-              <w:t>（元）</w:t>
-            </w:r>
-          </w:p>
-        </w:tc>
-        <w:tc>
-          <w:tcPr>
-            <w:tcW w:w="824" w:type="dxa"/>
-            <w:tcBorders>
-              <w:top w:val="single" w:color="000000" w:sz="4" w:space="0"/>
-              <w:left w:val="single" w:color="000000" w:sz="4" w:space="0"/>
-              <w:bottom w:val="single" w:color="000000" w:sz="4" w:space="0"/>
-              <w:right w:val="single" w:color="000000" w:sz="4" w:space="0"/>
-            </w:tcBorders>
-            <w:tcMar>
-              <w:top w:w="15" w:type="dxa"/>
-              <w:left w:w="15" w:type="dxa"/>
-              <w:right w:w="15" w:type="dxa"/>
-            </w:tcMar>
-            <w:vAlign w:val="center"/>
-          </w:tcPr>
-          <w:p>
-            <w:pPr>
-              <w:widowControl/>
-              <w:jc w:val="center"/>
-              <w:textAlignment w:val="center"/>
-              <w:rPr>
-                <w:rFonts w:hint="eastAsia" w:ascii="仿宋" w:hAnsi="仿宋" w:eastAsia="仿宋" w:cs="宋体"/>
-                <w:color w:val="000000"/>
-                <w:kern w:val="0"/>
-                <w:sz w:val="24"/>
-                <w:szCs w:val="24"/>
-                <w:highlight w:val="none"/>
-                <w:lang w:eastAsia="zh-CN" w:bidi="ar"/>
-              </w:rPr>
-            </w:pPr>
-            <w:r>
-              <w:rPr>
-                <w:rFonts w:hint="eastAsia" w:ascii="仿宋" w:hAnsi="仿宋" w:eastAsia="仿宋" w:cs="宋体"/>
-                <w:color w:val="000000"/>
-                <w:kern w:val="0"/>
-                <w:sz w:val="24"/>
-                <w:szCs w:val="24"/>
-                <w:highlight w:val="none"/>
-                <w:lang w:bidi="ar"/>
-              </w:rPr>
-              <w:t>单价</w:t>
-            </w:r>
-          </w:p>
-          <w:p>
-            <w:pPr>
-              <w:widowControl/>
-              <w:jc w:val="center"/>
-              <w:textAlignment w:val="center"/>
-              <w:rPr>
-                <w:rFonts w:ascii="仿宋" w:hAnsi="仿宋" w:eastAsia="仿宋" w:cs="宋体"/>
-                <w:color w:val="000000"/>
-                <w:kern w:val="0"/>
-                <w:sz w:val="24"/>
-                <w:szCs w:val="24"/>
-                <w:highlight w:val="none"/>
-                <w:lang w:bidi="ar"/>
-              </w:rPr>
-            </w:pPr>
-            <w:r>
-              <w:rPr>
-                <w:rFonts w:hint="eastAsia" w:ascii="仿宋" w:hAnsi="仿宋" w:eastAsia="仿宋" w:cs="宋体"/>
-                <w:color w:val="000000"/>
-                <w:kern w:val="0"/>
-                <w:sz w:val="24"/>
-                <w:szCs w:val="24"/>
-                <w:highlight w:val="none"/>
-                <w:lang w:bidi="ar"/>
-              </w:rPr>
-              <w:t>（元）</w:t>
-            </w:r>
-          </w:p>
-        </w:tc>
-        <w:tc>
-          <w:tcPr>
-            <w:tcW w:w="950" w:type="dxa"/>
-            <w:tcBorders>
-              <w:top w:val="single" w:color="000000" w:sz="4" w:space="0"/>
-              <w:left w:val="single" w:color="000000" w:sz="4" w:space="0"/>
-              <w:bottom w:val="single" w:color="000000" w:sz="4" w:space="0"/>
-              <w:right w:val="single" w:color="000000" w:sz="4" w:space="0"/>
-            </w:tcBorders>
-            <w:tcMar>
-              <w:top w:w="15" w:type="dxa"/>
-              <w:left w:w="15" w:type="dxa"/>
-              <w:right w:w="15" w:type="dxa"/>
-            </w:tcMar>
-            <w:vAlign w:val="center"/>
-          </w:tcPr>
-          <w:p>
-            <w:pPr>
-              <w:widowControl/>
-              <w:jc w:val="center"/>
-              <w:textAlignment w:val="center"/>
-              <w:rPr>
-                <w:rFonts w:hint="eastAsia" w:ascii="仿宋" w:hAnsi="仿宋" w:eastAsia="仿宋" w:cs="宋体"/>
-                <w:color w:val="000000"/>
-                <w:kern w:val="0"/>
-                <w:sz w:val="24"/>
-                <w:szCs w:val="24"/>
-                <w:highlight w:val="none"/>
-                <w:lang w:eastAsia="zh-CN" w:bidi="ar"/>
-              </w:rPr>
-            </w:pPr>
-            <w:r>
-              <w:rPr>
-                <w:rFonts w:hint="eastAsia" w:ascii="仿宋" w:hAnsi="仿宋" w:eastAsia="仿宋" w:cs="宋体"/>
-                <w:color w:val="000000"/>
-                <w:kern w:val="0"/>
-                <w:sz w:val="24"/>
-                <w:szCs w:val="24"/>
-                <w:highlight w:val="none"/>
-                <w:lang w:bidi="ar"/>
-              </w:rPr>
-              <w:t>合价</w:t>
-            </w:r>
-          </w:p>
-          <w:p>
-            <w:pPr>
-              <w:widowControl/>
-              <w:jc w:val="center"/>
-              <w:textAlignment w:val="center"/>
-              <w:rPr>
-                <w:rFonts w:ascii="仿宋" w:hAnsi="仿宋" w:eastAsia="仿宋" w:cs="宋体"/>
-                <w:color w:val="000000"/>
-                <w:sz w:val="24"/>
-                <w:szCs w:val="24"/>
-                <w:highlight w:val="none"/>
-              </w:rPr>
-            </w:pPr>
-            <w:r>
-              <w:rPr>
-                <w:rFonts w:hint="eastAsia" w:ascii="仿宋" w:hAnsi="仿宋" w:eastAsia="仿宋" w:cs="宋体"/>
-                <w:color w:val="000000"/>
-                <w:kern w:val="0"/>
-                <w:sz w:val="24"/>
-                <w:szCs w:val="24"/>
-                <w:highlight w:val="none"/>
-                <w:lang w:bidi="ar"/>
-              </w:rPr>
-              <w:t>（元）</w:t>
-            </w:r>
-          </w:p>
-        </w:tc>
-      </w:tr>
-      <w:tr>
-        <w:tblPrEx>
-          <w:tblCellMar>
-            <w:top w:w="0" w:type="dxa"/>
-            <w:left w:w="0" w:type="dxa"/>
-            <w:bottom w:w="0" w:type="dxa"/>
-            <w:right w:w="0" w:type="dxa"/>
-          </w:tblCellMar>
-        </w:tblPrEx>
-        <w:trPr>
-          <w:trHeight w:val="587" w:hRule="atLeast"/>
-        </w:trPr>
-        <w:tc>
-          <w:tcPr>
-            <w:tcW w:w="537" w:type="dxa"/>
-            <w:tcBorders>
-              <w:top w:val="single" w:color="000000" w:sz="4" w:space="0"/>
-              <w:left w:val="single" w:color="000000" w:sz="4" w:space="0"/>
-              <w:bottom w:val="single" w:color="000000" w:sz="4" w:space="0"/>
-              <w:right w:val="single" w:color="auto" w:sz="4" w:space="0"/>
-            </w:tcBorders>
-            <w:noWrap/>
-            <w:tcMar>
-              <w:top w:w="15" w:type="dxa"/>
-              <w:left w:w="15" w:type="dxa"/>
-              <w:right w:w="15" w:type="dxa"/>
-            </w:tcMar>
-            <w:vAlign w:val="center"/>
-          </w:tcPr>
-          <w:p>
-            <w:pPr>
-              <w:jc w:val="center"/>
-              <w:rPr>
-                <w:rFonts w:hint="eastAsia" w:ascii="仿宋" w:hAnsi="仿宋" w:eastAsia="仿宋" w:cs="宋体"/>
-                <w:color w:val="000000"/>
-                <w:sz w:val="24"/>
-                <w:szCs w:val="24"/>
-                <w:highlight w:val="none"/>
-                <w:lang w:val="en-US" w:eastAsia="zh-CN"/>
-              </w:rPr>
-            </w:pPr>
-            <w:r>
-              <w:rPr>
-                <w:rFonts w:hint="eastAsia" w:ascii="仿宋" w:hAnsi="仿宋" w:eastAsia="仿宋" w:cs="宋体"/>
-                <w:color w:val="000000"/>
-                <w:sz w:val="24"/>
-                <w:szCs w:val="24"/>
-                <w:highlight w:val="none"/>
-                <w:lang w:val="en-US" w:eastAsia="zh-CN"/>
-              </w:rPr>
-              <w:t>1</w:t>
-            </w:r>
-          </w:p>
-        </w:tc>
-        <w:tc>
-          <w:tcPr>
-            <w:tcW w:w="1086" w:type="dxa"/>
-            <w:tcBorders>
-              <w:top w:val="single" w:color="000000" w:sz="4" w:space="0"/>
-              <w:left w:val="single" w:color="auto" w:sz="4" w:space="0"/>
-              <w:bottom w:val="single" w:color="000000" w:sz="4" w:space="0"/>
-              <w:right w:val="single" w:color="000000" w:sz="4" w:space="0"/>
-            </w:tcBorders>
-            <w:noWrap/>
-            <w:tcMar>
-              <w:top w:w="15" w:type="dxa"/>
-              <w:left w:w="15" w:type="dxa"/>
-              <w:right w:w="15" w:type="dxa"/>
-            </w:tcMar>
-            <w:vAlign w:val="center"/>
-          </w:tcPr>
-          <w:p>
-            <w:pPr>
-              <w:widowControl/>
-              <w:jc w:val="center"/>
-              <w:textAlignment w:val="center"/>
-              <w:rPr>
-                <w:rFonts w:hint="eastAsia" w:ascii="仿宋" w:hAnsi="仿宋" w:eastAsia="仿宋" w:cs="宋体"/>
-                <w:color w:val="000000"/>
-                <w:kern w:val="0"/>
-                <w:sz w:val="24"/>
-                <w:szCs w:val="24"/>
-                <w:highlight w:val="none"/>
-                <w:lang w:bidi="ar"/>
-              </w:rPr>
-            </w:pPr>
-            <w:r>
-              <w:rPr>
-                <w:rFonts w:hint="eastAsia" w:ascii="仿宋" w:hAnsi="仿宋" w:eastAsia="仿宋" w:cs="宋体"/>
-                <w:color w:val="000000"/>
-                <w:kern w:val="0"/>
-                <w:sz w:val="24"/>
-                <w:szCs w:val="24"/>
-                <w:highlight w:val="none"/>
-                <w:lang w:val="en-US" w:eastAsia="zh-CN" w:bidi="ar"/>
-              </w:rPr>
-              <w:t>聚氨酯涂料</w:t>
-            </w:r>
-          </w:p>
-        </w:tc>
-        <w:tc>
-          <w:tcPr>
-            <w:tcW w:w="688" w:type="dxa"/>
-            <w:tcBorders>
-              <w:top w:val="single" w:color="000000" w:sz="4" w:space="0"/>
-              <w:left w:val="single" w:color="000000" w:sz="4" w:space="0"/>
-              <w:bottom w:val="single" w:color="000000" w:sz="4" w:space="0"/>
-              <w:right w:val="single" w:color="000000" w:sz="4" w:space="0"/>
-            </w:tcBorders>
-            <w:noWrap/>
-            <w:tcMar>
-              <w:top w:w="15" w:type="dxa"/>
-              <w:left w:w="15" w:type="dxa"/>
-              <w:right w:w="15" w:type="dxa"/>
-            </w:tcMar>
-            <w:vAlign w:val="center"/>
-          </w:tcPr>
-          <w:p>
-            <w:pPr>
-              <w:widowControl/>
-              <w:jc w:val="center"/>
-              <w:textAlignment w:val="center"/>
-              <w:rPr>
-                <w:rFonts w:hint="eastAsia" w:ascii="仿宋" w:hAnsi="仿宋" w:eastAsia="仿宋" w:cs="宋体"/>
-                <w:color w:val="000000"/>
-                <w:kern w:val="0"/>
-                <w:sz w:val="24"/>
-                <w:szCs w:val="24"/>
-                <w:highlight w:val="none"/>
-                <w:lang w:val="en-US" w:eastAsia="zh-CN" w:bidi="ar"/>
-              </w:rPr>
-            </w:pPr>
-            <w:r>
-              <w:rPr>
-                <w:rFonts w:hint="eastAsia" w:ascii="仿宋" w:hAnsi="仿宋" w:eastAsia="仿宋" w:cs="宋体"/>
-                <w:color w:val="000000"/>
-                <w:kern w:val="0"/>
-                <w:sz w:val="24"/>
-                <w:szCs w:val="24"/>
-                <w:highlight w:val="none"/>
-                <w:lang w:val="en-US" w:eastAsia="zh-CN" w:bidi="ar"/>
-              </w:rPr>
-              <w:t>/</w:t>
-            </w:r>
-          </w:p>
-        </w:tc>
-        <w:tc>
-          <w:tcPr>
-            <w:tcW w:w="647" w:type="dxa"/>
-            <w:tcBorders>
-              <w:top w:val="single" w:color="000000" w:sz="4" w:space="0"/>
-              <w:left w:val="single" w:color="000000" w:sz="4" w:space="0"/>
-              <w:bottom w:val="single" w:color="000000" w:sz="4" w:space="0"/>
-              <w:right w:val="single" w:color="000000" w:sz="4" w:space="0"/>
-            </w:tcBorders>
-            <w:noWrap/>
-            <w:tcMar>
-              <w:top w:w="15" w:type="dxa"/>
-              <w:left w:w="15" w:type="dxa"/>
-              <w:right w:w="15" w:type="dxa"/>
-            </w:tcMar>
-            <w:vAlign w:val="center"/>
-          </w:tcPr>
-          <w:p>
-            <w:pPr>
-              <w:widowControl/>
-              <w:jc w:val="center"/>
-              <w:textAlignment w:val="center"/>
-              <w:rPr>
-                <w:rFonts w:hint="eastAsia" w:ascii="仿宋" w:hAnsi="仿宋" w:eastAsia="仿宋" w:cs="宋体"/>
-                <w:color w:val="000000"/>
-                <w:kern w:val="0"/>
-                <w:sz w:val="24"/>
-                <w:szCs w:val="24"/>
-                <w:highlight w:val="none"/>
-                <w:lang w:bidi="ar"/>
-              </w:rPr>
-            </w:pPr>
-            <w:r>
-              <w:rPr>
-                <w:rFonts w:hint="eastAsia" w:ascii="仿宋" w:hAnsi="仿宋" w:eastAsia="仿宋" w:cs="宋体"/>
-                <w:color w:val="000000"/>
-                <w:kern w:val="0"/>
-                <w:sz w:val="24"/>
-                <w:szCs w:val="24"/>
-                <w:highlight w:val="none"/>
-                <w:lang w:val="en-US" w:eastAsia="zh-CN" w:bidi="ar"/>
-              </w:rPr>
-              <w:t>/</w:t>
-            </w:r>
-          </w:p>
-        </w:tc>
-        <w:tc>
-          <w:tcPr>
-            <w:tcW w:w="699" w:type="dxa"/>
-            <w:tcBorders>
-              <w:top w:val="single" w:color="000000" w:sz="4" w:space="0"/>
-              <w:left w:val="single" w:color="000000" w:sz="4" w:space="0"/>
-              <w:bottom w:val="single" w:color="000000" w:sz="4" w:space="0"/>
-              <w:right w:val="single" w:color="000000" w:sz="4" w:space="0"/>
-            </w:tcBorders>
-            <w:noWrap/>
-            <w:tcMar>
-              <w:top w:w="15" w:type="dxa"/>
-              <w:left w:w="15" w:type="dxa"/>
-              <w:right w:w="15" w:type="dxa"/>
-            </w:tcMar>
-            <w:vAlign w:val="center"/>
-          </w:tcPr>
-          <w:p>
-            <w:pPr>
-              <w:widowControl/>
-              <w:jc w:val="center"/>
-              <w:textAlignment w:val="center"/>
-              <w:rPr>
-                <w:rFonts w:hint="eastAsia" w:ascii="仿宋" w:hAnsi="仿宋" w:eastAsia="仿宋" w:cs="宋体"/>
-                <w:color w:val="000000"/>
-                <w:kern w:val="0"/>
-                <w:sz w:val="24"/>
-                <w:szCs w:val="24"/>
-                <w:highlight w:val="none"/>
-                <w:lang w:eastAsia="zh-CN" w:bidi="ar"/>
-              </w:rPr>
-            </w:pPr>
-            <w:r>
-              <w:rPr>
-                <w:rFonts w:hint="eastAsia" w:ascii="仿宋" w:hAnsi="仿宋" w:eastAsia="仿宋" w:cs="宋体"/>
-                <w:color w:val="000000"/>
-                <w:kern w:val="0"/>
-                <w:sz w:val="24"/>
-                <w:szCs w:val="24"/>
-                <w:highlight w:val="none"/>
-                <w:lang w:eastAsia="zh-CN" w:bidi="ar"/>
-              </w:rPr>
-              <w:t>桶</w:t>
-            </w:r>
-          </w:p>
-        </w:tc>
-        <w:tc>
-          <w:tcPr>
-            <w:tcW w:w="825" w:type="dxa"/>
-            <w:tcBorders>
-              <w:top w:val="single" w:color="000000" w:sz="4" w:space="0"/>
-              <w:left w:val="single" w:color="000000" w:sz="4" w:space="0"/>
-              <w:bottom w:val="single" w:color="000000" w:sz="4" w:space="0"/>
-              <w:right w:val="single" w:color="000000" w:sz="4" w:space="0"/>
-            </w:tcBorders>
-            <w:noWrap/>
-            <w:tcMar>
-              <w:top w:w="15" w:type="dxa"/>
-              <w:left w:w="15" w:type="dxa"/>
-              <w:right w:w="15" w:type="dxa"/>
-            </w:tcMar>
-            <w:vAlign w:val="center"/>
-          </w:tcPr>
-          <w:p>
-            <w:pPr>
-              <w:widowControl/>
-              <w:jc w:val="center"/>
-              <w:textAlignment w:val="center"/>
-              <w:rPr>
-                <w:rFonts w:hint="default" w:ascii="仿宋" w:hAnsi="仿宋" w:eastAsia="仿宋" w:cs="宋体"/>
-                <w:color w:val="000000"/>
-                <w:kern w:val="0"/>
-                <w:sz w:val="24"/>
-                <w:szCs w:val="24"/>
-                <w:highlight w:val="none"/>
-                <w:lang w:val="en-US" w:bidi="ar"/>
-              </w:rPr>
-            </w:pPr>
-            <w:r>
-              <w:rPr>
-                <w:rFonts w:hint="eastAsia" w:ascii="仿宋" w:hAnsi="仿宋" w:eastAsia="仿宋" w:cs="宋体"/>
-                <w:color w:val="000000"/>
-                <w:kern w:val="0"/>
-                <w:sz w:val="24"/>
-                <w:szCs w:val="24"/>
-                <w:highlight w:val="none"/>
-                <w:lang w:val="en-US" w:eastAsia="zh-CN" w:bidi="ar"/>
-              </w:rPr>
-              <w:t>50</w:t>
-            </w:r>
-          </w:p>
-        </w:tc>
-        <w:tc>
-          <w:tcPr>
-            <w:tcW w:w="699" w:type="dxa"/>
-            <w:tcBorders>
-              <w:top w:val="single" w:color="000000" w:sz="4" w:space="0"/>
-              <w:left w:val="single" w:color="000000" w:sz="4" w:space="0"/>
-              <w:bottom w:val="single" w:color="000000" w:sz="4" w:space="0"/>
-              <w:right w:val="single" w:color="000000" w:sz="4" w:space="0"/>
-            </w:tcBorders>
-            <w:noWrap/>
-            <w:tcMar>
-              <w:top w:w="15" w:type="dxa"/>
-              <w:left w:w="15" w:type="dxa"/>
-              <w:right w:w="15" w:type="dxa"/>
-            </w:tcMar>
-            <w:vAlign w:val="center"/>
-          </w:tcPr>
-          <w:p>
-            <w:pPr>
-              <w:widowControl/>
-              <w:jc w:val="center"/>
-              <w:textAlignment w:val="center"/>
-              <w:rPr>
-                <w:rFonts w:hint="eastAsia" w:ascii="仿宋" w:hAnsi="仿宋" w:eastAsia="仿宋" w:cs="宋体"/>
-                <w:color w:val="000000"/>
-                <w:kern w:val="0"/>
-                <w:sz w:val="24"/>
-                <w:szCs w:val="24"/>
-                <w:highlight w:val="none"/>
-                <w:lang w:bidi="ar"/>
-              </w:rPr>
-            </w:pPr>
-            <w:r>
-              <w:rPr>
-                <w:rFonts w:hint="eastAsia" w:ascii="仿宋" w:hAnsi="仿宋" w:eastAsia="仿宋" w:cs="宋体"/>
-                <w:color w:val="000000"/>
-                <w:kern w:val="0"/>
-                <w:sz w:val="24"/>
-                <w:szCs w:val="24"/>
-                <w:highlight w:val="none"/>
-                <w:lang w:val="en-US" w:eastAsia="zh-CN" w:bidi="ar"/>
-              </w:rPr>
-              <w:t xml:space="preserve">107.92 </w:t>
-            </w:r>
-          </w:p>
-        </w:tc>
-        <w:tc>
-          <w:tcPr>
-            <w:tcW w:w="678" w:type="dxa"/>
-            <w:tcBorders>
-              <w:top w:val="single" w:color="000000" w:sz="4" w:space="0"/>
-              <w:left w:val="single" w:color="000000" w:sz="4" w:space="0"/>
-              <w:bottom w:val="single" w:color="000000" w:sz="4" w:space="0"/>
-              <w:right w:val="single" w:color="000000" w:sz="4" w:space="0"/>
-            </w:tcBorders>
-            <w:noWrap/>
-            <w:tcMar>
-              <w:top w:w="15" w:type="dxa"/>
-              <w:left w:w="15" w:type="dxa"/>
-              <w:right w:w="15" w:type="dxa"/>
-            </w:tcMar>
-            <w:vAlign w:val="center"/>
-          </w:tcPr>
-          <w:p>
-            <w:pPr>
-              <w:widowControl/>
-              <w:jc w:val="center"/>
-              <w:textAlignment w:val="center"/>
-              <w:rPr>
-                <w:rFonts w:hint="eastAsia" w:ascii="仿宋" w:hAnsi="仿宋" w:eastAsia="仿宋" w:cs="宋体"/>
-                <w:color w:val="000000"/>
-                <w:kern w:val="0"/>
-                <w:sz w:val="24"/>
-                <w:szCs w:val="24"/>
-                <w:highlight w:val="none"/>
-                <w:lang w:bidi="ar"/>
-              </w:rPr>
-            </w:pPr>
-            <w:r>
-              <w:rPr>
-                <w:rFonts w:hint="eastAsia" w:ascii="仿宋" w:hAnsi="仿宋" w:eastAsia="仿宋" w:cs="宋体"/>
-                <w:color w:val="000000"/>
-                <w:kern w:val="0"/>
-                <w:sz w:val="24"/>
-                <w:szCs w:val="24"/>
-                <w:highlight w:val="none"/>
-                <w:lang w:val="en-US" w:eastAsia="zh-CN" w:bidi="ar"/>
-              </w:rPr>
-              <w:t xml:space="preserve">5396.04 </w:t>
-            </w:r>
-          </w:p>
-        </w:tc>
-        <w:tc>
-          <w:tcPr>
-            <w:tcW w:w="564" w:type="dxa"/>
-            <w:tcBorders>
-              <w:top w:val="single" w:color="000000" w:sz="4" w:space="0"/>
-              <w:left w:val="single" w:color="000000" w:sz="4" w:space="0"/>
-              <w:bottom w:val="single" w:color="000000" w:sz="4" w:space="0"/>
-              <w:right w:val="single" w:color="000000" w:sz="4" w:space="0"/>
-            </w:tcBorders>
-            <w:noWrap/>
-            <w:tcMar>
-              <w:top w:w="15" w:type="dxa"/>
-              <w:left w:w="15" w:type="dxa"/>
-              <w:right w:w="15" w:type="dxa"/>
-            </w:tcMar>
-            <w:vAlign w:val="center"/>
-          </w:tcPr>
-          <w:p>
-            <w:pPr>
-              <w:jc w:val="center"/>
-              <w:rPr>
-                <w:rFonts w:hint="default" w:ascii="仿宋" w:hAnsi="仿宋" w:eastAsia="仿宋" w:cs="宋体"/>
-                <w:color w:val="000000"/>
-                <w:sz w:val="24"/>
-                <w:szCs w:val="24"/>
-                <w:highlight w:val="none"/>
-                <w:lang w:val="en-US" w:eastAsia="zh-CN"/>
-              </w:rPr>
-            </w:pPr>
-            <w:r>
-              <w:rPr>
-                <w:rFonts w:hint="eastAsia" w:ascii="仿宋" w:hAnsi="仿宋" w:eastAsia="仿宋" w:cs="宋体"/>
-                <w:color w:val="000000"/>
-                <w:sz w:val="24"/>
-                <w:szCs w:val="24"/>
-                <w:highlight w:val="none"/>
-                <w:lang w:val="en-US" w:eastAsia="zh-CN"/>
-              </w:rPr>
-              <w:t>1%</w:t>
-            </w:r>
-          </w:p>
-        </w:tc>
-        <w:tc>
-          <w:tcPr>
-            <w:tcW w:w="740" w:type="dxa"/>
-            <w:tcBorders>
-              <w:top w:val="single" w:color="000000" w:sz="4" w:space="0"/>
-              <w:left w:val="single" w:color="000000" w:sz="4" w:space="0"/>
-              <w:bottom w:val="single" w:color="000000" w:sz="4" w:space="0"/>
-              <w:right w:val="single" w:color="000000" w:sz="4" w:space="0"/>
-            </w:tcBorders>
-            <w:noWrap/>
-            <w:tcMar>
-              <w:top w:w="15" w:type="dxa"/>
-              <w:left w:w="15" w:type="dxa"/>
-              <w:right w:w="15" w:type="dxa"/>
-            </w:tcMar>
-            <w:vAlign w:val="center"/>
-          </w:tcPr>
-          <w:p>
-            <w:pPr>
-              <w:widowControl/>
-              <w:jc w:val="center"/>
-              <w:textAlignment w:val="center"/>
-              <w:rPr>
-                <w:rFonts w:hint="default" w:ascii="仿宋" w:hAnsi="仿宋" w:eastAsia="仿宋" w:cs="宋体"/>
-                <w:color w:val="000000"/>
-                <w:kern w:val="0"/>
-                <w:sz w:val="24"/>
-                <w:szCs w:val="24"/>
-                <w:highlight w:val="none"/>
-                <w:lang w:val="en-US" w:eastAsia="zh-CN" w:bidi="ar"/>
-              </w:rPr>
-            </w:pPr>
-            <w:r>
-              <w:rPr>
-                <w:rFonts w:hint="eastAsia" w:ascii="仿宋" w:hAnsi="仿宋" w:eastAsia="仿宋" w:cs="宋体"/>
-                <w:color w:val="000000"/>
-                <w:kern w:val="0"/>
-                <w:sz w:val="24"/>
-                <w:szCs w:val="24"/>
-                <w:highlight w:val="none"/>
-                <w:lang w:val="en-US" w:eastAsia="zh-CN" w:bidi="ar"/>
-              </w:rPr>
-              <w:t>1.08</w:t>
-            </w:r>
-          </w:p>
-        </w:tc>
-        <w:tc>
-          <w:tcPr>
-            <w:tcW w:w="898" w:type="dxa"/>
-            <w:tcBorders>
-              <w:top w:val="single" w:color="000000" w:sz="4" w:space="0"/>
-              <w:left w:val="single" w:color="000000" w:sz="4" w:space="0"/>
-              <w:bottom w:val="single" w:color="000000" w:sz="4" w:space="0"/>
-              <w:right w:val="single" w:color="000000" w:sz="4" w:space="0"/>
-            </w:tcBorders>
-            <w:noWrap/>
-            <w:tcMar>
-              <w:top w:w="15" w:type="dxa"/>
-              <w:left w:w="15" w:type="dxa"/>
-              <w:right w:w="15" w:type="dxa"/>
-            </w:tcMar>
-            <w:vAlign w:val="center"/>
-          </w:tcPr>
-          <w:p>
-            <w:pPr>
-              <w:widowControl/>
-              <w:jc w:val="center"/>
-              <w:textAlignment w:val="center"/>
-              <w:rPr>
-                <w:rFonts w:hint="default" w:ascii="仿宋" w:hAnsi="仿宋" w:eastAsia="仿宋" w:cs="宋体"/>
-                <w:color w:val="000000"/>
-                <w:kern w:val="0"/>
-                <w:sz w:val="24"/>
-                <w:szCs w:val="24"/>
-                <w:highlight w:val="none"/>
-                <w:lang w:val="en-US" w:eastAsia="zh-CN" w:bidi="ar"/>
-              </w:rPr>
-            </w:pPr>
-            <w:r>
-              <w:rPr>
-                <w:rFonts w:hint="eastAsia" w:ascii="仿宋" w:hAnsi="仿宋" w:eastAsia="仿宋" w:cs="宋体"/>
-                <w:color w:val="000000"/>
-                <w:kern w:val="0"/>
-                <w:sz w:val="24"/>
-                <w:szCs w:val="24"/>
-                <w:highlight w:val="none"/>
-                <w:lang w:val="en-US" w:eastAsia="zh-CN" w:bidi="ar"/>
-              </w:rPr>
-              <w:t>53.96</w:t>
-            </w:r>
-          </w:p>
-        </w:tc>
-        <w:tc>
-          <w:tcPr>
-            <w:tcW w:w="824" w:type="dxa"/>
-            <w:tcBorders>
-              <w:top w:val="single" w:color="000000" w:sz="4" w:space="0"/>
-              <w:left w:val="single" w:color="000000" w:sz="4" w:space="0"/>
-              <w:bottom w:val="single" w:color="000000" w:sz="4" w:space="0"/>
-              <w:right w:val="single" w:color="000000" w:sz="4" w:space="0"/>
-            </w:tcBorders>
-            <w:noWrap/>
-            <w:tcMar>
-              <w:top w:w="15" w:type="dxa"/>
-              <w:left w:w="15" w:type="dxa"/>
-              <w:right w:w="15" w:type="dxa"/>
-            </w:tcMar>
-            <w:vAlign w:val="center"/>
-          </w:tcPr>
-          <w:p>
-            <w:pPr>
-              <w:widowControl/>
-              <w:jc w:val="center"/>
-              <w:textAlignment w:val="center"/>
-              <w:rPr>
-                <w:rFonts w:hint="default" w:ascii="仿宋" w:hAnsi="仿宋" w:eastAsia="仿宋" w:cs="宋体"/>
-                <w:color w:val="000000"/>
-                <w:kern w:val="0"/>
-                <w:sz w:val="24"/>
-                <w:szCs w:val="24"/>
-                <w:highlight w:val="none"/>
-                <w:lang w:val="en-US" w:eastAsia="zh-CN" w:bidi="ar"/>
-              </w:rPr>
-            </w:pPr>
-            <w:r>
-              <w:rPr>
-                <w:rFonts w:hint="eastAsia" w:ascii="仿宋" w:hAnsi="仿宋" w:eastAsia="仿宋" w:cs="宋体"/>
-                <w:color w:val="000000"/>
-                <w:kern w:val="0"/>
-                <w:sz w:val="24"/>
-                <w:szCs w:val="24"/>
-                <w:highlight w:val="none"/>
-                <w:lang w:val="en-US" w:eastAsia="zh-CN" w:bidi="ar"/>
-              </w:rPr>
-              <w:t>109.00</w:t>
-            </w:r>
-          </w:p>
-        </w:tc>
-        <w:tc>
-          <w:tcPr>
-            <w:tcW w:w="950" w:type="dxa"/>
-            <w:tcBorders>
-              <w:top w:val="single" w:color="000000" w:sz="4" w:space="0"/>
-              <w:left w:val="single" w:color="000000" w:sz="4" w:space="0"/>
-              <w:bottom w:val="single" w:color="000000" w:sz="4" w:space="0"/>
-              <w:right w:val="single" w:color="000000" w:sz="4" w:space="0"/>
-            </w:tcBorders>
-            <w:noWrap/>
-            <w:tcMar>
-              <w:top w:w="15" w:type="dxa"/>
-              <w:left w:w="15" w:type="dxa"/>
-              <w:right w:w="15" w:type="dxa"/>
-            </w:tcMar>
-            <w:vAlign w:val="center"/>
-          </w:tcPr>
-          <w:p>
-            <w:pPr>
-              <w:widowControl/>
-              <w:jc w:val="center"/>
-              <w:textAlignment w:val="center"/>
-              <w:rPr>
-                <w:rFonts w:hint="default" w:ascii="仿宋" w:hAnsi="仿宋" w:eastAsia="仿宋" w:cs="宋体"/>
-                <w:color w:val="000000"/>
-                <w:kern w:val="0"/>
-                <w:sz w:val="24"/>
-                <w:szCs w:val="24"/>
-                <w:highlight w:val="none"/>
-                <w:lang w:val="en-US" w:eastAsia="zh-CN" w:bidi="ar"/>
-              </w:rPr>
-            </w:pPr>
-            <w:r>
-              <w:rPr>
-                <w:rFonts w:hint="eastAsia" w:ascii="仿宋" w:hAnsi="仿宋" w:eastAsia="仿宋" w:cs="宋体"/>
-                <w:color w:val="000000"/>
-                <w:kern w:val="0"/>
-                <w:sz w:val="24"/>
-                <w:szCs w:val="24"/>
-                <w:highlight w:val="none"/>
-                <w:lang w:val="en-US" w:eastAsia="zh-CN" w:bidi="ar"/>
-              </w:rPr>
-              <w:t>5450.00</w:t>
-            </w:r>
-          </w:p>
-        </w:tc>
-      </w:tr>
-      <w:tr>
-        <w:tblPrEx>
-          <w:tblCellMar>
-            <w:top w:w="0" w:type="dxa"/>
-            <w:left w:w="0" w:type="dxa"/>
-            <w:bottom w:w="0" w:type="dxa"/>
-            <w:right w:w="0" w:type="dxa"/>
-          </w:tblCellMar>
-        </w:tblPrEx>
-        <w:trPr>
-          <w:trHeight w:val="658" w:hRule="atLeast"/>
-        </w:trPr>
-        <w:tc>
-          <w:tcPr>
-            <w:tcW w:w="3657" w:type="dxa"/>
-            <w:gridSpan w:val="5"/>
-            <w:tcBorders>
-              <w:top w:val="single" w:color="000000" w:sz="4" w:space="0"/>
-              <w:left w:val="single" w:color="000000" w:sz="4" w:space="0"/>
-              <w:bottom w:val="single" w:color="000000" w:sz="4" w:space="0"/>
-              <w:right w:val="single" w:color="000000" w:sz="4" w:space="0"/>
-            </w:tcBorders>
-            <w:noWrap/>
-            <w:tcMar>
-              <w:top w:w="15" w:type="dxa"/>
-              <w:left w:w="15" w:type="dxa"/>
-              <w:right w:w="15" w:type="dxa"/>
-            </w:tcMar>
-            <w:vAlign w:val="center"/>
-          </w:tcPr>
-          <w:p>
-            <w:pPr>
-              <w:jc w:val="center"/>
-              <w:rPr>
-                <w:rFonts w:ascii="仿宋" w:hAnsi="仿宋" w:eastAsia="仿宋" w:cs="宋体"/>
-                <w:color w:val="000000"/>
-                <w:sz w:val="24"/>
-                <w:szCs w:val="24"/>
-                <w:highlight w:val="none"/>
-              </w:rPr>
-            </w:pPr>
-            <w:r>
-              <w:rPr>
-                <w:rFonts w:hint="eastAsia" w:ascii="仿宋" w:hAnsi="仿宋" w:eastAsia="仿宋" w:cs="宋体"/>
-                <w:color w:val="000000"/>
-                <w:sz w:val="24"/>
-                <w:szCs w:val="24"/>
-                <w:highlight w:val="none"/>
-              </w:rPr>
-              <w:t>合计</w:t>
-            </w:r>
-          </w:p>
-        </w:tc>
-        <w:tc>
-          <w:tcPr>
-            <w:tcW w:w="825" w:type="dxa"/>
-            <w:tcBorders>
-              <w:top w:val="single" w:color="000000" w:sz="4" w:space="0"/>
-              <w:left w:val="single" w:color="000000" w:sz="4" w:space="0"/>
-              <w:bottom w:val="single" w:color="000000" w:sz="4" w:space="0"/>
-              <w:right w:val="single" w:color="000000" w:sz="4" w:space="0"/>
-            </w:tcBorders>
-            <w:noWrap/>
-            <w:tcMar>
-              <w:top w:w="15" w:type="dxa"/>
-              <w:left w:w="15" w:type="dxa"/>
-              <w:right w:w="15" w:type="dxa"/>
-            </w:tcMar>
-            <w:vAlign w:val="center"/>
-          </w:tcPr>
-          <w:p>
-            <w:pPr>
-              <w:jc w:val="center"/>
-              <w:rPr>
-                <w:rFonts w:ascii="仿宋" w:hAnsi="仿宋" w:eastAsia="仿宋" w:cs="宋体"/>
-                <w:color w:val="000000"/>
-                <w:sz w:val="24"/>
-                <w:szCs w:val="24"/>
-                <w:highlight w:val="none"/>
-              </w:rPr>
-            </w:pPr>
-          </w:p>
-        </w:tc>
-        <w:tc>
-          <w:tcPr>
-            <w:tcW w:w="699" w:type="dxa"/>
-            <w:tcBorders>
-              <w:top w:val="single" w:color="000000" w:sz="4" w:space="0"/>
-              <w:left w:val="single" w:color="000000" w:sz="4" w:space="0"/>
-              <w:bottom w:val="single" w:color="000000" w:sz="4" w:space="0"/>
-              <w:right w:val="single" w:color="000000" w:sz="4" w:space="0"/>
-            </w:tcBorders>
-            <w:noWrap/>
-            <w:tcMar>
-              <w:top w:w="15" w:type="dxa"/>
-              <w:left w:w="15" w:type="dxa"/>
-              <w:right w:w="15" w:type="dxa"/>
-            </w:tcMar>
-            <w:vAlign w:val="center"/>
-          </w:tcPr>
-          <w:p>
-            <w:pPr>
-              <w:jc w:val="center"/>
-              <w:rPr>
-                <w:rFonts w:ascii="仿宋" w:hAnsi="仿宋" w:eastAsia="仿宋" w:cs="宋体"/>
-                <w:color w:val="000000"/>
-                <w:sz w:val="24"/>
-                <w:szCs w:val="24"/>
-                <w:highlight w:val="none"/>
-              </w:rPr>
-            </w:pPr>
-            <w:r>
-              <w:rPr>
-                <w:rFonts w:hint="eastAsia" w:ascii="仿宋" w:hAnsi="仿宋" w:eastAsia="仿宋" w:cs="宋体"/>
-                <w:color w:val="000000"/>
-                <w:sz w:val="24"/>
-                <w:szCs w:val="24"/>
-                <w:highlight w:val="none"/>
-              </w:rPr>
-              <w:t>/</w:t>
-            </w:r>
-          </w:p>
-        </w:tc>
-        <w:tc>
-          <w:tcPr>
-            <w:tcW w:w="678" w:type="dxa"/>
-            <w:tcBorders>
-              <w:top w:val="single" w:color="000000" w:sz="4" w:space="0"/>
-              <w:left w:val="single" w:color="000000" w:sz="4" w:space="0"/>
-              <w:bottom w:val="single" w:color="000000" w:sz="4" w:space="0"/>
-              <w:right w:val="single" w:color="000000" w:sz="4" w:space="0"/>
-            </w:tcBorders>
-            <w:shd w:val="clear" w:color="auto" w:fill="auto"/>
-            <w:noWrap/>
-            <w:tcMar>
-              <w:top w:w="15" w:type="dxa"/>
-              <w:left w:w="15" w:type="dxa"/>
-              <w:right w:w="15" w:type="dxa"/>
-            </w:tcMar>
-            <w:vAlign w:val="center"/>
-          </w:tcPr>
-          <w:p>
-            <w:pPr>
-              <w:widowControl/>
-              <w:jc w:val="center"/>
-              <w:textAlignment w:val="center"/>
-              <w:rPr>
-                <w:rFonts w:hint="default" w:ascii="仿宋" w:hAnsi="仿宋" w:eastAsia="仿宋" w:cs="宋体"/>
-                <w:color w:val="000000"/>
-                <w:kern w:val="0"/>
-                <w:sz w:val="24"/>
-                <w:szCs w:val="24"/>
-                <w:highlight w:val="none"/>
-                <w:lang w:val="en-US" w:eastAsia="zh-CN" w:bidi="ar"/>
-              </w:rPr>
-            </w:pPr>
-            <w:r>
-              <w:rPr>
-                <w:rFonts w:hint="eastAsia" w:ascii="仿宋" w:hAnsi="仿宋" w:eastAsia="仿宋" w:cs="宋体"/>
-                <w:color w:val="000000"/>
-                <w:kern w:val="0"/>
-                <w:sz w:val="24"/>
-                <w:szCs w:val="24"/>
-                <w:highlight w:val="none"/>
-                <w:lang w:val="en-US" w:eastAsia="zh-CN" w:bidi="ar"/>
-              </w:rPr>
-              <w:t>5396.04</w:t>
-            </w:r>
-          </w:p>
-        </w:tc>
-        <w:tc>
-          <w:tcPr>
-            <w:tcW w:w="564" w:type="dxa"/>
-            <w:tcBorders>
-              <w:top w:val="single" w:color="000000" w:sz="4" w:space="0"/>
-              <w:left w:val="single" w:color="000000" w:sz="4" w:space="0"/>
-              <w:bottom w:val="single" w:color="000000" w:sz="4" w:space="0"/>
-              <w:right w:val="single" w:color="000000" w:sz="4" w:space="0"/>
-            </w:tcBorders>
-            <w:noWrap/>
-            <w:tcMar>
-              <w:top w:w="15" w:type="dxa"/>
-              <w:left w:w="15" w:type="dxa"/>
-              <w:right w:w="15" w:type="dxa"/>
-            </w:tcMar>
-            <w:vAlign w:val="center"/>
-          </w:tcPr>
-          <w:p>
-            <w:pPr>
-              <w:widowControl/>
-              <w:jc w:val="center"/>
-              <w:textAlignment w:val="center"/>
-              <w:rPr>
-                <w:rFonts w:hint="eastAsia" w:ascii="仿宋" w:hAnsi="仿宋" w:eastAsia="仿宋" w:cs="宋体"/>
-                <w:color w:val="000000"/>
-                <w:kern w:val="0"/>
-                <w:sz w:val="24"/>
-                <w:szCs w:val="24"/>
-                <w:highlight w:val="none"/>
-                <w:lang w:val="en-US" w:eastAsia="zh-CN" w:bidi="ar"/>
-              </w:rPr>
-            </w:pPr>
-            <w:r>
-              <w:rPr>
-                <w:rFonts w:hint="eastAsia" w:ascii="仿宋" w:hAnsi="仿宋" w:eastAsia="仿宋" w:cs="宋体"/>
-                <w:color w:val="000000"/>
-                <w:kern w:val="0"/>
-                <w:sz w:val="24"/>
-                <w:szCs w:val="24"/>
-                <w:highlight w:val="none"/>
-                <w:lang w:val="en-US" w:eastAsia="zh-CN" w:bidi="ar"/>
-              </w:rPr>
-              <w:t>/</w:t>
-            </w:r>
-          </w:p>
-        </w:tc>
-        <w:tc>
-          <w:tcPr>
-            <w:tcW w:w="740" w:type="dxa"/>
-            <w:tcBorders>
-              <w:top w:val="single" w:color="000000" w:sz="4" w:space="0"/>
-              <w:left w:val="single" w:color="000000" w:sz="4" w:space="0"/>
-              <w:bottom w:val="single" w:color="000000" w:sz="4" w:space="0"/>
-              <w:right w:val="single" w:color="000000" w:sz="4" w:space="0"/>
-            </w:tcBorders>
-            <w:noWrap/>
-            <w:tcMar>
-              <w:top w:w="15" w:type="dxa"/>
-              <w:left w:w="15" w:type="dxa"/>
-              <w:right w:w="15" w:type="dxa"/>
-            </w:tcMar>
-            <w:vAlign w:val="center"/>
-          </w:tcPr>
-          <w:p>
-            <w:pPr>
-              <w:widowControl/>
-              <w:jc w:val="center"/>
-              <w:textAlignment w:val="center"/>
-              <w:rPr>
-                <w:rFonts w:hint="eastAsia" w:ascii="仿宋" w:hAnsi="仿宋" w:eastAsia="仿宋" w:cs="宋体"/>
-                <w:color w:val="000000"/>
-                <w:kern w:val="0"/>
-                <w:sz w:val="24"/>
-                <w:szCs w:val="24"/>
-                <w:highlight w:val="none"/>
-                <w:lang w:val="en-US" w:eastAsia="zh-CN" w:bidi="ar"/>
-              </w:rPr>
-            </w:pPr>
-            <w:r>
-              <w:rPr>
-                <w:rFonts w:hint="eastAsia" w:ascii="仿宋" w:hAnsi="仿宋" w:eastAsia="仿宋" w:cs="宋体"/>
-                <w:color w:val="000000"/>
-                <w:kern w:val="0"/>
-                <w:sz w:val="24"/>
-                <w:szCs w:val="24"/>
-                <w:highlight w:val="none"/>
-                <w:lang w:val="en-US" w:eastAsia="zh-CN" w:bidi="ar"/>
-              </w:rPr>
-              <w:t>/</w:t>
-            </w:r>
-          </w:p>
-        </w:tc>
-        <w:tc>
-          <w:tcPr>
-            <w:tcW w:w="898" w:type="dxa"/>
-            <w:tcBorders>
-              <w:top w:val="single" w:color="000000" w:sz="4" w:space="0"/>
-              <w:left w:val="single" w:color="000000" w:sz="4" w:space="0"/>
-              <w:bottom w:val="single" w:color="000000" w:sz="4" w:space="0"/>
-              <w:right w:val="single" w:color="000000" w:sz="4" w:space="0"/>
-            </w:tcBorders>
-            <w:shd w:val="clear" w:color="auto" w:fill="auto"/>
-            <w:noWrap/>
-            <w:tcMar>
-              <w:top w:w="15" w:type="dxa"/>
-              <w:left w:w="15" w:type="dxa"/>
-              <w:right w:w="15" w:type="dxa"/>
-            </w:tcMar>
-            <w:vAlign w:val="center"/>
-          </w:tcPr>
-          <w:p>
-            <w:pPr>
-              <w:widowControl/>
-              <w:jc w:val="center"/>
-              <w:textAlignment w:val="center"/>
-              <w:rPr>
-                <w:rFonts w:hint="default" w:ascii="仿宋" w:hAnsi="仿宋" w:eastAsia="仿宋" w:cs="宋体"/>
-                <w:color w:val="000000"/>
-                <w:kern w:val="0"/>
-                <w:sz w:val="24"/>
-                <w:szCs w:val="24"/>
-                <w:highlight w:val="none"/>
-                <w:lang w:val="en-US" w:eastAsia="zh-CN" w:bidi="ar"/>
-              </w:rPr>
-            </w:pPr>
-            <w:r>
-              <w:rPr>
-                <w:rFonts w:hint="eastAsia" w:ascii="仿宋" w:hAnsi="仿宋" w:eastAsia="仿宋" w:cs="宋体"/>
-                <w:color w:val="000000"/>
-                <w:kern w:val="0"/>
-                <w:sz w:val="24"/>
-                <w:szCs w:val="24"/>
-                <w:highlight w:val="none"/>
-                <w:lang w:val="en-US" w:eastAsia="zh-CN" w:bidi="ar"/>
-              </w:rPr>
-              <w:t>53.96</w:t>
-            </w:r>
-          </w:p>
-        </w:tc>
-        <w:tc>
-          <w:tcPr>
-            <w:tcW w:w="824" w:type="dxa"/>
-            <w:tcBorders>
-              <w:top w:val="single" w:color="000000" w:sz="4" w:space="0"/>
-              <w:left w:val="single" w:color="000000" w:sz="4" w:space="0"/>
-              <w:bottom w:val="single" w:color="000000" w:sz="4" w:space="0"/>
-              <w:right w:val="single" w:color="000000" w:sz="4" w:space="0"/>
-            </w:tcBorders>
-            <w:noWrap/>
-            <w:tcMar>
-              <w:top w:w="15" w:type="dxa"/>
-              <w:left w:w="15" w:type="dxa"/>
-              <w:right w:w="15" w:type="dxa"/>
-            </w:tcMar>
-            <w:vAlign w:val="center"/>
-          </w:tcPr>
-          <w:p>
-            <w:pPr>
-              <w:widowControl/>
-              <w:jc w:val="center"/>
-              <w:textAlignment w:val="center"/>
-              <w:rPr>
-                <w:rFonts w:hint="eastAsia" w:ascii="仿宋" w:hAnsi="仿宋" w:eastAsia="仿宋" w:cs="宋体"/>
-                <w:color w:val="000000"/>
-                <w:kern w:val="0"/>
-                <w:sz w:val="24"/>
-                <w:szCs w:val="24"/>
-                <w:highlight w:val="none"/>
-                <w:lang w:val="en-US" w:eastAsia="zh-CN" w:bidi="ar"/>
-              </w:rPr>
-            </w:pPr>
-            <w:r>
-              <w:rPr>
-                <w:rFonts w:hint="eastAsia" w:ascii="仿宋" w:hAnsi="仿宋" w:eastAsia="仿宋" w:cs="宋体"/>
-                <w:color w:val="000000"/>
-                <w:kern w:val="0"/>
-                <w:sz w:val="24"/>
-                <w:szCs w:val="24"/>
-                <w:highlight w:val="none"/>
-                <w:lang w:val="en-US" w:eastAsia="zh-CN" w:bidi="ar"/>
-              </w:rPr>
-              <w:t>/</w:t>
-            </w:r>
-          </w:p>
-        </w:tc>
-        <w:tc>
-          <w:tcPr>
-            <w:tcW w:w="950" w:type="dxa"/>
-            <w:tcBorders>
-              <w:top w:val="single" w:color="000000" w:sz="4" w:space="0"/>
-              <w:left w:val="single" w:color="000000" w:sz="4" w:space="0"/>
-              <w:bottom w:val="single" w:color="000000" w:sz="4" w:space="0"/>
-              <w:right w:val="single" w:color="000000" w:sz="4" w:space="0"/>
-            </w:tcBorders>
-            <w:shd w:val="clear" w:color="auto" w:fill="auto"/>
-            <w:noWrap/>
-            <w:tcMar>
-              <w:top w:w="15" w:type="dxa"/>
-              <w:left w:w="15" w:type="dxa"/>
-              <w:right w:w="15" w:type="dxa"/>
-            </w:tcMar>
-            <w:vAlign w:val="center"/>
-          </w:tcPr>
-          <w:p>
-            <w:pPr>
-              <w:widowControl/>
-              <w:jc w:val="center"/>
-              <w:textAlignment w:val="center"/>
-              <w:rPr>
-                <w:rFonts w:hint="default" w:ascii="仿宋" w:hAnsi="仿宋" w:eastAsia="仿宋" w:cs="宋体"/>
-                <w:color w:val="000000"/>
-                <w:kern w:val="0"/>
-                <w:sz w:val="24"/>
-                <w:szCs w:val="24"/>
-                <w:highlight w:val="none"/>
-                <w:lang w:val="en-US" w:eastAsia="zh-CN" w:bidi="ar"/>
-              </w:rPr>
-            </w:pPr>
-            <w:r>
-              <w:rPr>
-                <w:rFonts w:hint="eastAsia" w:ascii="仿宋" w:hAnsi="仿宋" w:eastAsia="仿宋" w:cs="宋体"/>
-                <w:color w:val="000000"/>
-                <w:kern w:val="0"/>
-                <w:sz w:val="24"/>
-                <w:szCs w:val="24"/>
-                <w:highlight w:val="none"/>
-                <w:lang w:val="en-US" w:eastAsia="zh-CN" w:bidi="ar"/>
-              </w:rPr>
-              <w:t>5450.00</w:t>
-            </w:r>
-          </w:p>
-        </w:tc>
-      </w:tr>
-    </w:tbl>
-    <w:p>
-      <w:pPr>
-        <w:spacing w:line="360" w:lineRule="auto"/>
-        <w:ind w:firstLine="480" w:firstLineChars="200"/>
-        <w:rPr>
-          <w:rFonts w:ascii="仿宋" w:hAnsi="仿宋" w:eastAsia="仿宋" w:cs="宋体"/>
-          <w:sz w:val="24"/>
-          <w:szCs w:val="24"/>
-          <w:highlight w:val="none"/>
-        </w:rPr>
-      </w:pPr>
-      <w:r>
-        <w:rPr>
-          <w:rFonts w:hint="eastAsia" w:ascii="仿宋" w:hAnsi="仿宋" w:eastAsia="仿宋" w:cs="宋体"/>
-          <w:sz w:val="24"/>
-          <w:szCs w:val="24"/>
-          <w:highlight w:val="none"/>
-        </w:rPr>
-        <w:t>1.本合同暂</w:t>
-      </w:r>
-      <w:r>
-        <w:rPr>
-          <w:rFonts w:hint="eastAsia" w:ascii="仿宋" w:hAnsi="仿宋" w:eastAsia="仿宋" w:cs="宋体"/>
-          <w:color w:val="auto"/>
-          <w:sz w:val="24"/>
-          <w:szCs w:val="24"/>
-          <w:highlight w:val="none"/>
-        </w:rPr>
-        <w:t>定总价（含税）</w:t>
-      </w:r>
-      <w:r>
-        <w:rPr>
-          <w:rFonts w:hint="eastAsia" w:ascii="仿宋" w:hAnsi="仿宋" w:eastAsia="仿宋"/>
-          <w:color w:val="auto"/>
-          <w:sz w:val="24"/>
-          <w:szCs w:val="24"/>
-          <w:highlight w:val="none"/>
-          <w:u w:val="single"/>
-          <w:lang w:val="en-US" w:eastAsia="zh-CN"/>
-        </w:rPr>
-        <w:t>5450.00</w:t>
-      </w:r>
-      <w:r>
-        <w:rPr>
-          <w:rFonts w:hint="eastAsia" w:ascii="仿宋" w:hAnsi="仿宋" w:eastAsia="仿宋"/>
-          <w:color w:val="auto"/>
-          <w:sz w:val="24"/>
-          <w:szCs w:val="24"/>
-          <w:highlight w:val="none"/>
-        </w:rPr>
-        <w:t xml:space="preserve"> 元</w:t>
-      </w:r>
-      <w:r>
-        <w:rPr>
-          <w:rFonts w:hint="eastAsia" w:ascii="仿宋" w:hAnsi="仿宋" w:eastAsia="仿宋" w:cs="宋体"/>
-          <w:color w:val="auto"/>
-          <w:sz w:val="24"/>
-          <w:szCs w:val="24"/>
-          <w:highlight w:val="none"/>
-        </w:rPr>
-        <w:t>（</w:t>
-      </w:r>
-      <w:r>
-        <w:rPr>
-          <w:rFonts w:hint="eastAsia" w:ascii="仿宋" w:hAnsi="仿宋" w:eastAsia="仿宋"/>
-          <w:color w:val="auto"/>
-          <w:sz w:val="24"/>
-          <w:szCs w:val="24"/>
-          <w:highlight w:val="none"/>
-        </w:rPr>
-        <w:t>大写：人民币</w:t>
-      </w:r>
-      <w:r>
-        <w:rPr>
-          <w:rFonts w:hint="eastAsia" w:ascii="仿宋" w:hAnsi="仿宋" w:eastAsia="仿宋"/>
-          <w:color w:val="auto"/>
-          <w:sz w:val="24"/>
-          <w:szCs w:val="24"/>
-          <w:highlight w:val="none"/>
-          <w:u w:val="single"/>
-          <w:lang w:val="en-US" w:eastAsia="zh-CN"/>
-        </w:rPr>
-        <w:t>伍仟肆佰伍拾元整</w:t>
-      </w:r>
-      <w:r>
-        <w:rPr>
-          <w:rFonts w:hint="eastAsia" w:ascii="仿宋" w:hAnsi="仿宋" w:eastAsia="仿宋" w:cs="宋体"/>
-          <w:color w:val="auto"/>
-          <w:sz w:val="24"/>
-          <w:szCs w:val="24"/>
-          <w:highlight w:val="none"/>
-        </w:rPr>
-        <w:t>）。其中，不含税价合计</w:t>
-      </w:r>
-      <w:r>
-        <w:rPr>
-          <w:rFonts w:hint="eastAsia" w:ascii="仿宋" w:hAnsi="仿宋" w:eastAsia="仿宋"/>
-          <w:color w:val="auto"/>
-          <w:sz w:val="24"/>
-          <w:szCs w:val="24"/>
-          <w:highlight w:val="none"/>
-        </w:rPr>
-        <w:t>为</w:t>
-      </w:r>
-      <w:r>
-        <w:rPr>
-          <w:rFonts w:hint="eastAsia" w:ascii="仿宋" w:hAnsi="仿宋" w:eastAsia="仿宋"/>
-          <w:color w:val="auto"/>
-          <w:sz w:val="24"/>
-          <w:szCs w:val="24"/>
-          <w:highlight w:val="none"/>
-          <w:u w:val="single"/>
-          <w:lang w:val="en-US" w:eastAsia="zh-CN"/>
-        </w:rPr>
-        <w:t>5396.04</w:t>
-      </w:r>
-      <w:r>
-        <w:rPr>
-          <w:rFonts w:hint="eastAsia" w:ascii="仿宋" w:hAnsi="仿宋" w:eastAsia="仿宋"/>
-          <w:color w:val="auto"/>
-          <w:sz w:val="24"/>
-          <w:szCs w:val="24"/>
-          <w:highlight w:val="none"/>
-        </w:rPr>
-        <w:t>元（大写：人民币</w:t>
-      </w:r>
-      <w:r>
-        <w:rPr>
-          <w:rFonts w:hint="eastAsia" w:ascii="仿宋" w:hAnsi="仿宋" w:eastAsia="仿宋"/>
-          <w:color w:val="auto"/>
-          <w:sz w:val="24"/>
-          <w:szCs w:val="24"/>
-          <w:highlight w:val="none"/>
-          <w:u w:val="single"/>
-          <w:lang w:val="en-US" w:eastAsia="zh-CN"/>
-        </w:rPr>
-        <w:t>伍仟叁佰玖拾陆元零肆分</w:t>
-      </w:r>
-      <w:r>
-        <w:rPr>
-          <w:rFonts w:hint="eastAsia" w:ascii="仿宋" w:hAnsi="仿宋" w:eastAsia="仿宋"/>
-          <w:color w:val="auto"/>
-          <w:sz w:val="24"/>
-          <w:szCs w:val="24"/>
-          <w:highlight w:val="none"/>
-        </w:rPr>
-        <w:t>）</w:t>
-      </w:r>
-      <w:r>
-        <w:rPr>
-          <w:rFonts w:hint="eastAsia" w:ascii="仿宋" w:hAnsi="仿宋" w:eastAsia="仿宋" w:cs="宋体"/>
-          <w:color w:val="auto"/>
-          <w:sz w:val="24"/>
-          <w:szCs w:val="24"/>
-          <w:highlight w:val="none"/>
-        </w:rPr>
-        <w:t>，税</w:t>
-      </w:r>
-      <w:r>
-        <w:rPr>
-          <w:rFonts w:hint="eastAsia" w:ascii="仿宋" w:hAnsi="仿宋" w:eastAsia="仿宋" w:cs="宋体"/>
-          <w:color w:val="auto"/>
-          <w:kern w:val="0"/>
-          <w:sz w:val="24"/>
-          <w:szCs w:val="24"/>
-          <w:highlight w:val="none"/>
-          <w:lang w:bidi="ar"/>
-        </w:rPr>
-        <w:t>额</w:t>
-      </w:r>
-      <w:r>
-        <w:rPr>
-          <w:rFonts w:hint="eastAsia" w:ascii="仿宋" w:hAnsi="仿宋" w:eastAsia="仿宋" w:cs="宋体"/>
-          <w:color w:val="auto"/>
-          <w:sz w:val="24"/>
-          <w:szCs w:val="24"/>
-          <w:highlight w:val="none"/>
-        </w:rPr>
-        <w:t>合计</w:t>
-      </w:r>
-      <w:r>
-        <w:rPr>
-          <w:rFonts w:hint="eastAsia" w:ascii="仿宋" w:hAnsi="仿宋" w:eastAsia="仿宋"/>
-          <w:color w:val="auto"/>
-          <w:sz w:val="24"/>
-          <w:szCs w:val="24"/>
-          <w:highlight w:val="none"/>
-        </w:rPr>
-        <w:t>为</w:t>
-      </w:r>
-      <w:r>
-        <w:rPr>
-          <w:rFonts w:hint="eastAsia" w:ascii="仿宋" w:hAnsi="仿宋" w:eastAsia="仿宋"/>
-          <w:color w:val="auto"/>
-          <w:sz w:val="24"/>
-          <w:szCs w:val="24"/>
-          <w:highlight w:val="none"/>
-          <w:u w:val="single"/>
-          <w:lang w:val="en-US" w:eastAsia="zh-CN"/>
-        </w:rPr>
-        <w:t>53.96</w:t>
-      </w:r>
-      <w:r>
-        <w:rPr>
-          <w:rFonts w:hint="eastAsia" w:ascii="仿宋" w:hAnsi="仿宋" w:eastAsia="仿宋"/>
-          <w:color w:val="auto"/>
-          <w:sz w:val="24"/>
-          <w:szCs w:val="24"/>
-          <w:highlight w:val="none"/>
-        </w:rPr>
-        <w:t>元（大写：人民币</w:t>
-      </w:r>
-      <w:r>
-        <w:rPr>
-          <w:rFonts w:hint="eastAsia" w:ascii="仿宋" w:hAnsi="仿宋" w:eastAsia="仿宋"/>
-          <w:color w:val="auto"/>
-          <w:sz w:val="24"/>
-          <w:szCs w:val="24"/>
-          <w:highlight w:val="none"/>
-          <w:u w:val="single"/>
-          <w:lang w:val="en-US" w:eastAsia="zh-CN"/>
-        </w:rPr>
-        <w:t>伍拾叁元玖角陆分</w:t>
-      </w:r>
-      <w:r>
-        <w:rPr>
-          <w:rFonts w:hint="eastAsia" w:ascii="仿宋" w:hAnsi="仿宋" w:eastAsia="仿宋"/>
-          <w:color w:val="auto"/>
-          <w:sz w:val="24"/>
-          <w:szCs w:val="24"/>
-          <w:highlight w:val="none"/>
-        </w:rPr>
-        <w:t>）</w:t>
-      </w:r>
-      <w:r>
-        <w:rPr>
-          <w:rFonts w:hint="eastAsia" w:ascii="仿宋" w:hAnsi="仿宋" w:eastAsia="仿宋" w:cs="宋体"/>
-          <w:color w:val="auto"/>
-          <w:sz w:val="24"/>
-          <w:szCs w:val="24"/>
-          <w:highlight w:val="none"/>
-        </w:rPr>
-        <w:t>。若因国家税收政策调整，导致适用税率发生变化的，以本合同约定的不含税价为准，按照纳税义务发生时点所适用的税率计算税</w:t>
-      </w:r>
-      <w:r>
-        <w:rPr>
-          <w:rFonts w:hint="eastAsia" w:ascii="仿宋" w:hAnsi="仿宋" w:eastAsia="仿宋" w:cs="宋体"/>
-          <w:color w:val="auto"/>
-          <w:kern w:val="0"/>
-          <w:sz w:val="24"/>
-          <w:szCs w:val="24"/>
-          <w:highlight w:val="none"/>
-          <w:lang w:bidi="ar"/>
-        </w:rPr>
-        <w:t>额</w:t>
-      </w:r>
-      <w:r>
-        <w:rPr>
-          <w:rFonts w:hint="eastAsia" w:ascii="仿宋" w:hAnsi="仿宋" w:eastAsia="仿宋" w:cs="宋体"/>
-          <w:color w:val="auto"/>
-          <w:sz w:val="24"/>
-          <w:szCs w:val="24"/>
-          <w:highlight w:val="none"/>
-        </w:rPr>
-        <w:t>，同时</w:t>
-      </w:r>
-      <w:r>
-        <w:rPr>
-          <w:rFonts w:hint="eastAsia" w:ascii="仿宋" w:hAnsi="仿宋" w:eastAsia="仿宋" w:cs="宋体"/>
-          <w:sz w:val="24"/>
-          <w:szCs w:val="24"/>
-          <w:highlight w:val="none"/>
-        </w:rPr>
-        <w:t>调整价税合计金额。</w:t>
-      </w:r>
-      <w:bookmarkEnd w:id="0"/>
+      <w:pPr>
+        <w:spacing w:line="360" w:lineRule="auto"/>
+        <w:ind w:firstLine="480" w:firstLineChars="200"/>
+        <w:rPr>
+          <w:rFonts w:ascii="仿宋" w:hAnsi="仿宋" w:eastAsia="仿宋" w:cs="宋体"/>
+          <w:sz w:val="24"/>
+          <w:szCs w:val="24"/>
+          <w:highlight w:val="none"/>
+        </w:rPr>
+      </w:pPr>
+      <w:r>
+        <w:t xml:space="preserve">1.本合同暂定总价（含税）：{contract.amountUppercase}。适用税率：{field.taxRatePercent}%。</w:t>
+      </w:r>
     </w:p>
     <w:p>
       <w:pPr>
@@ -4341,76 +1640,7 @@
         </w:rPr>
       </w:pPr>
       <w:r>
-        <w:rPr>
-          <w:rFonts w:hint="eastAsia" w:ascii="仿宋" w:hAnsi="仿宋" w:eastAsia="仿宋"/>
-          <w:sz w:val="24"/>
-          <w:szCs w:val="24"/>
-          <w:highlight w:val="none"/>
-        </w:rPr>
-        <w:t>卖方所供货物必须符合的质量</w:t>
-      </w:r>
-      <w:r>
-        <w:rPr>
-          <w:rFonts w:ascii="仿宋" w:hAnsi="仿宋" w:eastAsia="仿宋"/>
-          <w:sz w:val="24"/>
-          <w:szCs w:val="24"/>
-          <w:highlight w:val="none"/>
-        </w:rPr>
-        <w:t>技术标准</w:t>
-      </w:r>
-      <w:r>
-        <w:rPr>
-          <w:rFonts w:ascii="仿宋" w:hAnsi="仿宋" w:eastAsia="仿宋"/>
-          <w:color w:val="auto"/>
-          <w:sz w:val="24"/>
-          <w:szCs w:val="24"/>
-          <w:highlight w:val="none"/>
-        </w:rPr>
-        <w:t>及相关要求为：</w:t>
-      </w:r>
-      <w:r>
-        <w:rPr>
-          <w:rFonts w:hint="eastAsia" w:ascii="仿宋" w:hAnsi="仿宋" w:eastAsia="仿宋"/>
-          <w:color w:val="auto"/>
-          <w:sz w:val="24"/>
-          <w:szCs w:val="24"/>
-          <w:highlight w:val="none"/>
-          <w:u w:val="single"/>
-        </w:rPr>
-        <w:t xml:space="preserve"> </w:t>
-      </w:r>
-      <w:r>
-        <w:rPr>
-          <w:rFonts w:hint="eastAsia" w:ascii="仿宋" w:hAnsi="仿宋" w:eastAsia="仿宋"/>
-          <w:color w:val="auto"/>
-          <w:sz w:val="24"/>
-          <w:szCs w:val="24"/>
-          <w:highlight w:val="none"/>
-          <w:u w:val="single"/>
-          <w:lang w:val="en-US" w:eastAsia="zh-CN"/>
-        </w:rPr>
-        <w:t>符合国家相关质量技术标准</w:t>
-      </w:r>
-      <w:r>
-        <w:rPr>
-          <w:rFonts w:hint="eastAsia" w:ascii="仿宋" w:hAnsi="仿宋" w:eastAsia="仿宋"/>
-          <w:color w:val="auto"/>
-          <w:sz w:val="24"/>
-          <w:szCs w:val="24"/>
-          <w:highlight w:val="none"/>
-          <w:u w:val="single"/>
-        </w:rPr>
-        <w:t xml:space="preserve"> </w:t>
-      </w:r>
-      <w:r>
-        <w:rPr>
-          <w:rFonts w:hint="eastAsia" w:ascii="仿宋" w:hAnsi="仿宋" w:eastAsia="仿宋"/>
-          <w:color w:val="auto"/>
-          <w:sz w:val="24"/>
-          <w:szCs w:val="24"/>
-          <w:highlight w:val="none"/>
-        </w:rPr>
-        <w:t>。</w:t>
+        <w:t xml:space="preserve">卖方所供货物必须符合的质量技术标准及相关要求为：{field.qualityStandard}。</w:t>
       </w:r>
     </w:p>
     <w:p>
@@ -4615,49 +1845,8 @@
         </w:rPr>
       </w:pPr>
       <w:r>
-        <w:rPr>
-          <w:rFonts w:hint="eastAsia" w:ascii="仿宋" w:hAnsi="仿宋" w:eastAsia="仿宋" w:cs="宋体"/>
-          <w:color w:val="000000"/>
-          <w:sz w:val="24"/>
-          <w:szCs w:val="24"/>
-          <w:highlight w:val="none"/>
-        </w:rPr>
-        <w:t>3.交货地点</w:t>
-      </w:r>
-      <w:r>
-        <w:rPr>
-          <w:rFonts w:hint="eastAsia" w:ascii="仿宋" w:hAnsi="仿宋" w:eastAsia="仿宋" w:cs="宋体"/>
-          <w:color w:val="auto"/>
-          <w:sz w:val="24"/>
-          <w:szCs w:val="24"/>
-          <w:highlight w:val="none"/>
-        </w:rPr>
-        <w:t>：</w:t>
-      </w:r>
-      <w:bookmarkStart w:id="1" w:name="OLE_LINK1"/>
-      <w:r>
-        <w:rPr>
-          <w:rFonts w:hint="eastAsia" w:ascii="仿宋" w:hAnsi="仿宋" w:eastAsia="仿宋"/>
-          <w:color w:val="FF0000"/>
-          <w:kern w:val="18"/>
-          <w:sz w:val="24"/>
-          <w:szCs w:val="24"/>
-          <w:highlight w:val="none"/>
-          <w:u w:val="single"/>
-        </w:rPr>
-        <w:t>本项目施工现场，具体以买方通知为准</w:t>
-      </w:r>
-      <w:r>
-        <w:rPr>
-          <w:rFonts w:hint="eastAsia" w:ascii="仿宋" w:hAnsi="仿宋" w:eastAsia="仿宋" w:cs="宋体"/>
-          <w:color w:val="auto"/>
-          <w:sz w:val="24"/>
-          <w:szCs w:val="24"/>
-          <w:highlight w:val="none"/>
-        </w:rPr>
-        <w:t>。</w:t>
-      </w:r>
-      <w:bookmarkEnd w:id="1"/>
+        <w:t xml:space="preserve">3.交货地点：{field.deliveryLocation}。</w:t>
+      </w:r>
     </w:p>
     <w:p>
       <w:pPr>
@@ -4773,156 +1962,7 @@
         </w:rPr>
       </w:pPr>
       <w:r>
-        <w:rPr>
-          <w:rFonts w:hint="eastAsia" w:ascii="仿宋" w:hAnsi="仿宋" w:eastAsia="仿宋" w:cs="宋体"/>
-          <w:color w:val="auto"/>
-          <w:sz w:val="24"/>
-          <w:szCs w:val="24"/>
-          <w:highlight w:val="none"/>
-        </w:rPr>
-        <w:t>5.供货期间：暂定为本合同签订之日起至</w:t>
-      </w:r>
-      <w:r>
-        <w:rPr>
-          <w:rFonts w:hint="eastAsia" w:ascii="仿宋" w:hAnsi="仿宋" w:eastAsia="仿宋" w:cs="宋体"/>
-          <w:color w:val="auto"/>
-          <w:sz w:val="24"/>
-          <w:szCs w:val="24"/>
-          <w:highlight w:val="none"/>
-          <w:u w:val="single"/>
-        </w:rPr>
-        <w:t xml:space="preserve">  </w:t>
-      </w:r>
-      <w:r>
-        <w:rPr>
-          <w:rFonts w:hint="eastAsia" w:ascii="仿宋" w:hAnsi="仿宋" w:eastAsia="仿宋" w:cs="宋体"/>
-          <w:color w:val="auto"/>
-          <w:sz w:val="24"/>
-          <w:szCs w:val="24"/>
-          <w:highlight w:val="none"/>
-          <w:u w:val="single"/>
-          <w:lang w:val="en-US" w:eastAsia="zh-CN"/>
-        </w:rPr>
-        <w:t>2026</w:t>
-      </w:r>
-      <w:r>
-        <w:rPr>
-          <w:rFonts w:hint="eastAsia" w:ascii="仿宋" w:hAnsi="仿宋" w:eastAsia="仿宋" w:cs="宋体"/>
-          <w:color w:val="auto"/>
-          <w:sz w:val="24"/>
-          <w:szCs w:val="24"/>
-          <w:highlight w:val="none"/>
-          <w:u w:val="single"/>
-        </w:rPr>
-        <w:t xml:space="preserve">  </w:t>
-      </w:r>
-      <w:r>
-        <w:rPr>
-          <w:rFonts w:hint="eastAsia" w:ascii="仿宋" w:hAnsi="仿宋" w:eastAsia="仿宋" w:cs="宋体"/>
-          <w:color w:val="auto"/>
-          <w:sz w:val="24"/>
-          <w:szCs w:val="24"/>
-          <w:highlight w:val="none"/>
-        </w:rPr>
-        <w:t>年</w:t>
-      </w:r>
-      <w:r>
-        <w:rPr>
-          <w:rFonts w:hint="eastAsia" w:ascii="仿宋" w:hAnsi="仿宋" w:eastAsia="仿宋" w:cs="宋体"/>
-          <w:color w:val="auto"/>
-          <w:sz w:val="24"/>
-          <w:szCs w:val="24"/>
-          <w:highlight w:val="none"/>
-          <w:u w:val="single"/>
-        </w:rPr>
-        <w:t xml:space="preserve"> </w:t>
-      </w:r>
-      <w:r>
-        <w:rPr>
-          <w:rFonts w:hint="eastAsia" w:ascii="仿宋" w:hAnsi="仿宋" w:eastAsia="仿宋" w:cs="宋体"/>
-          <w:color w:val="auto"/>
-          <w:sz w:val="24"/>
-          <w:szCs w:val="24"/>
-          <w:highlight w:val="none"/>
-          <w:u w:val="single"/>
-          <w:lang w:val="en-US" w:eastAsia="zh-CN"/>
-        </w:rPr>
-        <w:t>12</w:t>
-      </w:r>
-      <w:r>
-        <w:rPr>
-          <w:rFonts w:hint="eastAsia" w:ascii="仿宋" w:hAnsi="仿宋" w:eastAsia="仿宋" w:cs="宋体"/>
-          <w:color w:val="auto"/>
-          <w:sz w:val="24"/>
-          <w:szCs w:val="24"/>
-          <w:highlight w:val="none"/>
-          <w:u w:val="single"/>
-        </w:rPr>
-        <w:t xml:space="preserve">  </w:t>
-      </w:r>
-      <w:r>
-        <w:rPr>
-          <w:rFonts w:hint="eastAsia" w:ascii="仿宋" w:hAnsi="仿宋" w:eastAsia="仿宋" w:cs="宋体"/>
-          <w:color w:val="auto"/>
-          <w:sz w:val="24"/>
-          <w:szCs w:val="24"/>
-          <w:highlight w:val="none"/>
-        </w:rPr>
-        <w:t>月</w:t>
-      </w:r>
-      <w:r>
-        <w:rPr>
-          <w:rFonts w:hint="eastAsia" w:ascii="仿宋" w:hAnsi="仿宋" w:eastAsia="仿宋" w:cs="宋体"/>
-          <w:color w:val="auto"/>
-          <w:sz w:val="24"/>
-          <w:szCs w:val="24"/>
-          <w:highlight w:val="none"/>
-          <w:u w:val="single"/>
-        </w:rPr>
-        <w:t xml:space="preserve"> </w:t>
-      </w:r>
-      <w:r>
-        <w:rPr>
-          <w:rFonts w:hint="eastAsia" w:ascii="仿宋" w:hAnsi="仿宋" w:eastAsia="仿宋" w:cs="宋体"/>
-          <w:color w:val="auto"/>
-          <w:sz w:val="24"/>
-          <w:szCs w:val="24"/>
-          <w:highlight w:val="none"/>
-          <w:u w:val="single"/>
-          <w:lang w:val="en-US" w:eastAsia="zh-CN"/>
-        </w:rPr>
-        <w:t>31</w:t>
-      </w:r>
-      <w:r>
-        <w:rPr>
-          <w:rFonts w:hint="eastAsia" w:ascii="仿宋" w:hAnsi="仿宋" w:eastAsia="仿宋" w:cs="宋体"/>
-          <w:color w:val="auto"/>
-          <w:sz w:val="24"/>
-          <w:szCs w:val="24"/>
-          <w:highlight w:val="none"/>
-          <w:u w:val="single"/>
-        </w:rPr>
-        <w:t xml:space="preserve">  </w:t>
-      </w:r>
-      <w:r>
-        <w:rPr>
-          <w:rFonts w:hint="eastAsia" w:ascii="仿宋" w:hAnsi="仿宋" w:eastAsia="仿宋" w:cs="宋体"/>
-          <w:color w:val="auto"/>
-          <w:sz w:val="24"/>
-          <w:szCs w:val="24"/>
-          <w:highlight w:val="none"/>
-        </w:rPr>
-        <w:t>日，</w:t>
-      </w:r>
-      <w:r>
-        <w:rPr>
-          <w:rFonts w:hint="eastAsia" w:ascii="仿宋" w:hAnsi="仿宋" w:eastAsia="仿宋" w:cs="宋体"/>
-          <w:color w:val="000000"/>
-          <w:sz w:val="24"/>
-          <w:szCs w:val="24"/>
-          <w:highlight w:val="none"/>
-        </w:rPr>
-        <w:t>最终供货期间以买方书面通知的实际供货截止时间为准。</w:t>
+        <w:t xml:space="preserve">5.供货期间：{field.deliveryDeadline}。</w:t>
       </w:r>
     </w:p>
     <w:p>
@@ -5905,200 +2945,7 @@
         </w:rPr>
       </w:pPr>
       <w:r>
-        <w:rPr>
-          <w:rFonts w:hint="eastAsia" w:ascii="仿宋" w:hAnsi="仿宋" w:eastAsia="仿宋"/>
-          <w:color w:val="000000"/>
-          <w:sz w:val="24"/>
-          <w:szCs w:val="24"/>
-          <w:highlight w:val="none"/>
-        </w:rPr>
-        <w:t>1</w:t>
-      </w:r>
-      <w:r>
-        <w:rPr>
-          <w:rFonts w:hint="eastAsia" w:ascii="仿宋" w:hAnsi="仿宋" w:eastAsia="仿宋"/>
-          <w:color w:val="auto"/>
-          <w:sz w:val="24"/>
-          <w:szCs w:val="24"/>
-          <w:highlight w:val="none"/>
-        </w:rPr>
-        <w:t>.</w:t>
-      </w:r>
-      <w:r>
-        <w:rPr>
-          <w:rFonts w:hint="eastAsia" w:ascii="仿宋" w:hAnsi="仿宋" w:eastAsia="仿宋"/>
-          <w:color w:val="auto"/>
-          <w:sz w:val="24"/>
-          <w:szCs w:val="24"/>
-          <w:highlight w:val="none"/>
-          <w:u w:val="single"/>
-        </w:rPr>
-        <w:t>上月</w:t>
-      </w:r>
-      <w:r>
-        <w:rPr>
-          <w:rFonts w:hint="eastAsia" w:ascii="仿宋" w:hAnsi="仿宋" w:eastAsia="仿宋" w:cs="宋体"/>
-          <w:bCs/>
-          <w:color w:val="auto"/>
-          <w:kern w:val="0"/>
-          <w:sz w:val="24"/>
-          <w:szCs w:val="24"/>
-          <w:highlight w:val="none"/>
-          <w:u w:val="single"/>
-          <w:lang w:val="en-US" w:eastAsia="zh-CN"/>
-        </w:rPr>
-        <w:t>21</w:t>
-      </w:r>
-      <w:r>
-        <w:rPr>
-          <w:rFonts w:hint="eastAsia" w:ascii="仿宋" w:hAnsi="仿宋" w:eastAsia="仿宋" w:cs="宋体"/>
-          <w:bCs/>
-          <w:color w:val="auto"/>
-          <w:kern w:val="0"/>
-          <w:sz w:val="24"/>
-          <w:szCs w:val="24"/>
-          <w:highlight w:val="none"/>
-          <w:u w:val="single"/>
-        </w:rPr>
-        <w:t>日</w:t>
-      </w:r>
-      <w:r>
-        <w:rPr>
-          <w:rFonts w:hint="eastAsia" w:ascii="仿宋" w:hAnsi="仿宋" w:eastAsia="仿宋" w:cs="宋体"/>
-          <w:bCs/>
-          <w:color w:val="auto"/>
-          <w:kern w:val="0"/>
-          <w:sz w:val="24"/>
-          <w:szCs w:val="24"/>
-          <w:highlight w:val="none"/>
-        </w:rPr>
-        <w:t>至</w:t>
-      </w:r>
-      <w:r>
-        <w:rPr>
-          <w:rFonts w:hint="eastAsia" w:ascii="仿宋" w:hAnsi="仿宋" w:eastAsia="仿宋" w:cs="宋体"/>
-          <w:bCs/>
-          <w:color w:val="auto"/>
-          <w:kern w:val="0"/>
-          <w:sz w:val="24"/>
-          <w:szCs w:val="24"/>
-          <w:highlight w:val="none"/>
-          <w:u w:val="single"/>
-        </w:rPr>
-        <w:t>本月的</w:t>
-      </w:r>
-      <w:r>
-        <w:rPr>
-          <w:rFonts w:hint="eastAsia" w:ascii="仿宋" w:hAnsi="仿宋" w:eastAsia="仿宋" w:cs="宋体"/>
-          <w:bCs/>
-          <w:color w:val="auto"/>
-          <w:kern w:val="0"/>
-          <w:sz w:val="24"/>
-          <w:szCs w:val="24"/>
-          <w:highlight w:val="none"/>
-          <w:u w:val="single"/>
-          <w:lang w:val="en-US" w:eastAsia="zh-CN"/>
-        </w:rPr>
-        <w:t>20</w:t>
-      </w:r>
-      <w:r>
-        <w:rPr>
-          <w:rFonts w:hint="eastAsia" w:ascii="仿宋" w:hAnsi="仿宋" w:eastAsia="仿宋" w:cs="宋体"/>
-          <w:bCs/>
-          <w:color w:val="auto"/>
-          <w:kern w:val="0"/>
-          <w:sz w:val="24"/>
-          <w:szCs w:val="24"/>
-          <w:highlight w:val="none"/>
-          <w:u w:val="single"/>
-        </w:rPr>
-        <w:t>日</w:t>
-      </w:r>
-      <w:r>
-        <w:rPr>
-          <w:rFonts w:hint="eastAsia" w:ascii="仿宋" w:hAnsi="仿宋" w:eastAsia="仿宋" w:cs="宋体"/>
-          <w:bCs/>
-          <w:color w:val="auto"/>
-          <w:kern w:val="0"/>
-          <w:sz w:val="24"/>
-          <w:szCs w:val="24"/>
-          <w:highlight w:val="none"/>
-        </w:rPr>
-        <w:t>为一个结算周期，</w:t>
-      </w:r>
-      <w:r>
-        <w:rPr>
-          <w:rFonts w:hint="eastAsia" w:ascii="仿宋" w:hAnsi="仿宋" w:eastAsia="仿宋" w:cs="宋体"/>
-          <w:bCs/>
-          <w:color w:val="auto"/>
-          <w:kern w:val="0"/>
-          <w:sz w:val="24"/>
-          <w:szCs w:val="24"/>
-          <w:highlight w:val="none"/>
-          <w:u w:val="single"/>
-        </w:rPr>
-        <w:t>每月</w:t>
-      </w:r>
-      <w:r>
-        <w:rPr>
-          <w:rFonts w:hint="eastAsia" w:ascii="仿宋" w:hAnsi="仿宋" w:eastAsia="仿宋" w:cs="宋体"/>
-          <w:bCs/>
-          <w:color w:val="auto"/>
-          <w:kern w:val="0"/>
-          <w:sz w:val="24"/>
-          <w:szCs w:val="24"/>
-          <w:highlight w:val="none"/>
-          <w:u w:val="single"/>
-          <w:lang w:val="en-US" w:eastAsia="zh-CN"/>
-        </w:rPr>
-        <w:t>21</w:t>
-      </w:r>
-      <w:r>
-        <w:rPr>
-          <w:rFonts w:hint="eastAsia" w:ascii="仿宋" w:hAnsi="仿宋" w:eastAsia="仿宋" w:cs="宋体"/>
-          <w:bCs/>
-          <w:color w:val="auto"/>
-          <w:kern w:val="0"/>
-          <w:sz w:val="24"/>
-          <w:szCs w:val="24"/>
-          <w:highlight w:val="none"/>
-          <w:u w:val="single"/>
-        </w:rPr>
-        <w:t>日前</w:t>
-      </w:r>
-      <w:r>
-        <w:rPr>
-          <w:rFonts w:hint="eastAsia" w:ascii="仿宋" w:hAnsi="仿宋" w:eastAsia="仿宋" w:cs="宋体"/>
-          <w:bCs/>
-          <w:color w:val="auto"/>
-          <w:kern w:val="0"/>
-          <w:sz w:val="24"/>
-          <w:szCs w:val="24"/>
-          <w:highlight w:val="none"/>
-        </w:rPr>
-        <w:t>双方凭</w:t>
-      </w:r>
-      <w:r>
-        <w:rPr>
-          <w:rFonts w:hint="eastAsia" w:ascii="仿宋" w:hAnsi="仿宋" w:eastAsia="仿宋" w:cs="宋体"/>
-          <w:bCs/>
-          <w:color w:val="000000"/>
-          <w:kern w:val="0"/>
-          <w:sz w:val="24"/>
-          <w:szCs w:val="24"/>
-          <w:highlight w:val="none"/>
-        </w:rPr>
-        <w:t>结算周期内实际收货的有效签收凭证进行对账结算，并由买方出具对账或结算凭证让卖方进行确认。有效签收凭证是指由买方指定验收人员签字的相关验</w:t>
-      </w:r>
-      <w:r>
-        <w:rPr>
-          <w:rFonts w:hint="eastAsia" w:ascii="仿宋" w:hAnsi="仿宋" w:eastAsia="仿宋" w:cs="宋体"/>
-          <w:color w:val="000000"/>
-          <w:sz w:val="24"/>
-          <w:szCs w:val="24"/>
-          <w:highlight w:val="none"/>
-        </w:rPr>
-        <w:t>收凭证。在运输、装卸过程中发生的损耗数量及材料自然损耗数量均不计入结算数量。</w:t>
+        <w:t xml:space="preserve">1.结算方式：{field.settlementMethod}。</w:t>
       </w:r>
     </w:p>
     <w:p>
@@ -7879,97 +4726,7 @@
         </w:rPr>
       </w:pPr>
       <w:r>
-        <w:rPr>
-          <w:rFonts w:hint="eastAsia" w:ascii="仿宋_GB2312" w:hAnsi="宋体" w:eastAsia="仿宋_GB2312" w:cs="宋体"/>
-          <w:color w:val="auto"/>
-          <w:sz w:val="24"/>
-          <w:szCs w:val="24"/>
-          <w:highlight w:val="none"/>
-          <w:lang w:val="en-US" w:eastAsia="zh-CN"/>
-        </w:rPr>
-        <w:t>3</w:t>
-      </w:r>
-      <w:r>
-        <w:rPr>
-          <w:rFonts w:hint="eastAsia" w:ascii="仿宋_GB2312" w:hAnsi="宋体" w:eastAsia="仿宋_GB2312" w:cs="宋体"/>
-          <w:color w:val="auto"/>
-          <w:sz w:val="24"/>
-          <w:szCs w:val="24"/>
-          <w:highlight w:val="none"/>
-        </w:rPr>
-        <w:t>.付款：按每月结算价款的</w:t>
-      </w:r>
-      <w:r>
-        <w:rPr>
-          <w:rFonts w:hint="eastAsia" w:ascii="仿宋_GB2312" w:hAnsi="宋体" w:eastAsia="仿宋_GB2312" w:cs="宋体"/>
-          <w:color w:val="auto"/>
-          <w:sz w:val="24"/>
-          <w:szCs w:val="24"/>
-          <w:highlight w:val="none"/>
-          <w:u w:val="single"/>
-        </w:rPr>
-        <w:t xml:space="preserve">  </w:t>
-      </w:r>
-      <w:r>
-        <w:rPr>
-          <w:rFonts w:hint="eastAsia" w:ascii="仿宋_GB2312" w:hAnsi="宋体" w:eastAsia="仿宋_GB2312" w:cs="宋体"/>
-          <w:color w:val="auto"/>
-          <w:sz w:val="24"/>
-          <w:szCs w:val="24"/>
-          <w:highlight w:val="none"/>
-          <w:u w:val="single"/>
-          <w:lang w:val="en-US" w:eastAsia="zh-CN"/>
-        </w:rPr>
-        <w:t>80</w:t>
-      </w:r>
-      <w:r>
-        <w:rPr>
-          <w:rFonts w:hint="eastAsia" w:ascii="仿宋_GB2312" w:hAnsi="宋体" w:eastAsia="仿宋_GB2312" w:cs="宋体"/>
-          <w:color w:val="auto"/>
-          <w:sz w:val="24"/>
-          <w:szCs w:val="24"/>
-          <w:highlight w:val="none"/>
-          <w:u w:val="single"/>
-        </w:rPr>
-        <w:t xml:space="preserve">  </w:t>
-      </w:r>
-      <w:r>
-        <w:rPr>
-          <w:rFonts w:hint="eastAsia" w:ascii="仿宋_GB2312" w:hAnsi="宋体" w:eastAsia="仿宋_GB2312" w:cs="宋体"/>
-          <w:color w:val="auto"/>
-          <w:sz w:val="24"/>
-          <w:szCs w:val="24"/>
-          <w:highlight w:val="none"/>
-        </w:rPr>
-        <w:t>%支付</w:t>
-      </w:r>
-      <w:r>
-        <w:rPr>
-          <w:rFonts w:hint="eastAsia" w:ascii="仿宋_GB2312" w:hAnsi="宋体" w:eastAsia="仿宋_GB2312" w:cs="宋体"/>
-          <w:sz w:val="24"/>
-          <w:szCs w:val="24"/>
-          <w:highlight w:val="none"/>
-        </w:rPr>
-        <w:t>，尾款待工程竣工验收合格</w:t>
-      </w:r>
-      <w:r>
-        <w:rPr>
-          <w:rFonts w:hint="eastAsia" w:ascii="仿宋_GB2312" w:hAnsi="宋体" w:eastAsia="仿宋_GB2312" w:cs="宋体"/>
-          <w:sz w:val="24"/>
-          <w:szCs w:val="24"/>
-          <w:highlight w:val="none"/>
-          <w:lang w:val="en-US" w:eastAsia="zh-CN"/>
-        </w:rPr>
-        <w:t>且最终结算办理完毕</w:t>
-      </w:r>
-      <w:r>
-        <w:rPr>
-          <w:rFonts w:hint="eastAsia" w:ascii="仿宋_GB2312" w:hAnsi="宋体" w:eastAsia="仿宋_GB2312" w:cs="宋体"/>
-          <w:sz w:val="24"/>
-          <w:szCs w:val="24"/>
-          <w:highlight w:val="none"/>
-        </w:rPr>
-        <w:t>后3 个月内付清。</w:t>
+        <w:t xml:space="preserve">付款：{clause.payment.text}</w:t>
       </w:r>
     </w:p>
     <w:p>
@@ -13385,7 +10142,7 @@
                 <w:highlight w:val="none"/>
                 <w:lang w:eastAsia="zh-CN"/>
               </w:rPr>
-              <w:t>云南署舜建筑有限公司</w:t>
+              <w:t>{party.owner.name}</w:t>
             </w:r>
           </w:p>
           <w:p>
@@ -13620,6 +10377,8 @@
     </w:p>
     <w:p/>
     <w:sectPr>
+      <w:headerReference w:type="default" r:id="rIdContractWatermarkHeader"/>
+      <w:footerReference w:type="default" r:id="rIdContractTemplateFooter"/>
       <w:pgSz w:w="11906" w:h="16838"/>
       <w:pgMar w:top="1440" w:right="1800" w:bottom="1440" w:left="1800" w:header="851" w:footer="992" w:gutter="0"/>
       <w:cols w:space="425" w:num="1"/>
@@ -13627,6 +10386,19 @@
     </w:sectPr>
   </w:body>
 </w:document>
+</file>
+
+<file path=word/footer-contract-template.xml><?xml version="1.0" encoding="utf-8"?>
+<w:ftr xmlns:w="http://schemas.openxmlformats.org/wordprocessingml/2006/main">
+  <w:p>
+    <w:pPr>
+      <w:jc w:val="center"/>
+    </w:pPr>
+    <w:r>
+      <w:t xml:space="preserve">合同正文</w:t>
+    </w:r>
+  </w:p>
+</w:ftr>
 </file>
 
 <file path=word/footer1.xml><?xml version="1.0" encoding="utf-8"?>
@@ -13941,6 +10713,19 @@
     </w:r>
   </w:p>
 </w:ftr>
+</file>
+
+<file path=word/header-contract-watermark.xml><?xml version="1.0" encoding="utf-8"?>
+<w:hdr xmlns:w="http://schemas.openxmlformats.org/wordprocessingml/2006/main">
+  <w:p>
+    <w:pPr>
+      <w:jc w:val="center"/>
+    </w:pPr>
+    <w:r>
+      <w:t xml:space="preserve">{document.watermark}</w:t>
+    </w:r>
+  </w:p>
+</w:hdr>
 </file>
 
 <file path=word/styles.xml><?xml version="1.0" encoding="utf-8"?>

--- a/services/api/assets/templates/material-purchase-real-v1.docx
+++ b/services/api/assets/templates/material-purchase-real-v1.docx
@@ -1,6 +1,6 @@
 
 <file path=word/document.xml><?xml version="1.0" encoding="utf-8"?>
-<w:document xmlns:wpc="http://schemas.microsoft.com/office/word/2010/wordprocessingCanvas" xmlns:mc="http://schemas.openxmlformats.org/markup-compatibility/2006" xmlns:o="urn:schemas-microsoft-com:office:office" xmlns:r="http://schemas.openxmlformats.org/officeDocument/2006/relationships" xmlns:m="http://schemas.openxmlformats.org/officeDocument/2006/math" xmlns:v="urn:schemas-microsoft-com:vml" xmlns:wp14="http://schemas.microsoft.com/office/word/2010/wordprocessingDrawing" xmlns:wp="http://schemas.openxmlformats.org/drawingml/2006/wordprocessingDrawing" xmlns:w="http://schemas.openxmlformats.org/wordprocessingml/2006/main" xmlns:w14="http://schemas.microsoft.com/office/word/2010/wordml" xmlns:w10="urn:schemas-microsoft-com:office:word" xmlns:w15="http://schemas.microsoft.com/office/word/2012/wordml" xmlns:wpg="http://schemas.microsoft.com/office/word/2010/wordprocessingGroup" xmlns:wpi="http://schemas.microsoft.com/office/word/2010/wordprocessingInk" xmlns:wne="http://schemas.microsoft.com/office/word/2006/wordml" xmlns:wps="http://schemas.microsoft.com/office/word/2010/wordprocessingShape" xmlns:wpsCustomData="http://www.wps.cn/officeDocument/2013/wpsCustomData" mc:Ignorable="w14 w15 wp14">
+<w:document xmlns:wpc="http://schemas.microsoft.com/office/word/2010/wordprocessingCanvas" xmlns:mc="http://schemas.openxmlformats.org/markup-compatibility/2006" xmlns:o="urn:schemas-microsoft-com:office:office" xmlns:r="http://schemas.openxmlformats.org/officeDocument/2006/relationships" xmlns:m="http://schemas.openxmlformats.org/officeDocument/2006/math" xmlns:v="urn:schemas-microsoft-com:vml" xmlns:wp14="http://schemas.microsoft.com/office/word/2010/wordprocessingDrawing" xmlns:wp="http://schemas.openxmlformats.org/drawingml/2006/wordprocessingDrawing" xmlns:w="http://schemas.openxmlformats.org/wordprocessingml/2006/main" xmlns:w14="http://schemas.microsoft.com/office/word/2010/wordml" xmlns:w10="urn:schemas-microsoft-com:office:word" xmlns:w15="http://schemas.microsoft.com/office/word/2012/wordml" xmlns:wpg="http://schemas.microsoft.com/office/word/2010/wordprocessingGroup" xmlns:wpi="http://schemas.microsoft.com/office/word/2010/wordprocessingInk" xmlns:wne="http://schemas.microsoft.com/office/word/2006/wordml" xmlns:wps="http://schemas.microsoft.com/office/word/2010/wordprocessingShape" mc:Ignorable="w14 w15 wp14">
   <w:body>
     <w:p>
       <w:pPr>
@@ -10402,7 +10402,7 @@
 </file>
 
 <file path=word/footer1.xml><?xml version="1.0" encoding="utf-8"?>
-<w:ftr xmlns:wpc="http://schemas.microsoft.com/office/word/2010/wordprocessingCanvas" xmlns:mc="http://schemas.openxmlformats.org/markup-compatibility/2006" xmlns:o="urn:schemas-microsoft-com:office:office" xmlns:r="http://schemas.openxmlformats.org/officeDocument/2006/relationships" xmlns:m="http://schemas.openxmlformats.org/officeDocument/2006/math" xmlns:v="urn:schemas-microsoft-com:vml" xmlns:wp14="http://schemas.microsoft.com/office/word/2010/wordprocessingDrawing" xmlns:wp="http://schemas.openxmlformats.org/drawingml/2006/wordprocessingDrawing" xmlns:w10="urn:schemas-microsoft-com:office:word" xmlns:w="http://schemas.openxmlformats.org/wordprocessingml/2006/main" xmlns:w14="http://schemas.microsoft.com/office/word/2010/wordml" xmlns:w15="http://schemas.microsoft.com/office/word/2012/wordml" xmlns:wpg="http://schemas.microsoft.com/office/word/2010/wordprocessingGroup" xmlns:wpi="http://schemas.microsoft.com/office/word/2010/wordprocessingInk" xmlns:wne="http://schemas.microsoft.com/office/word/2006/wordml" xmlns:wps="http://schemas.microsoft.com/office/word/2010/wordprocessingShape" xmlns:wpsCustomData="http://www.wps.cn/officeDocument/2013/wpsCustomData" mc:Ignorable="w14 w15 wp14">
+<w:ftr xmlns:wpc="http://schemas.microsoft.com/office/word/2010/wordprocessingCanvas" xmlns:mc="http://schemas.openxmlformats.org/markup-compatibility/2006" xmlns:o="urn:schemas-microsoft-com:office:office" xmlns:r="http://schemas.openxmlformats.org/officeDocument/2006/relationships" xmlns:m="http://schemas.openxmlformats.org/officeDocument/2006/math" xmlns:v="urn:schemas-microsoft-com:vml" xmlns:wp14="http://schemas.microsoft.com/office/word/2010/wordprocessingDrawing" xmlns:wp="http://schemas.openxmlformats.org/drawingml/2006/wordprocessingDrawing" xmlns:w10="urn:schemas-microsoft-com:office:word" xmlns:w="http://schemas.openxmlformats.org/wordprocessingml/2006/main" xmlns:w14="http://schemas.microsoft.com/office/word/2010/wordml" xmlns:w15="http://schemas.microsoft.com/office/word/2012/wordml" xmlns:wpg="http://schemas.microsoft.com/office/word/2010/wordprocessingGroup" xmlns:wpi="http://schemas.microsoft.com/office/word/2010/wordprocessingInk" xmlns:wne="http://schemas.microsoft.com/office/word/2006/wordml" xmlns:wps="http://schemas.microsoft.com/office/word/2010/wordprocessingShape" mc:Ignorable="w14 w15 wp14">
   <w:p>
     <w:pPr>
       <w:spacing w:before="0" w:after="0" w:line="14" w:lineRule="auto"/>
@@ -10536,7 +10536,7 @@
 </file>
 
 <file path=word/footer2.xml><?xml version="1.0" encoding="utf-8"?>
-<w:ftr xmlns:wpc="http://schemas.microsoft.com/office/word/2010/wordprocessingCanvas" xmlns:mc="http://schemas.openxmlformats.org/markup-compatibility/2006" xmlns:o="urn:schemas-microsoft-com:office:office" xmlns:r="http://schemas.openxmlformats.org/officeDocument/2006/relationships" xmlns:m="http://schemas.openxmlformats.org/officeDocument/2006/math" xmlns:v="urn:schemas-microsoft-com:vml" xmlns:wp14="http://schemas.microsoft.com/office/word/2010/wordprocessingDrawing" xmlns:wp="http://schemas.openxmlformats.org/drawingml/2006/wordprocessingDrawing" xmlns:w10="urn:schemas-microsoft-com:office:word" xmlns:w="http://schemas.openxmlformats.org/wordprocessingml/2006/main" xmlns:w14="http://schemas.microsoft.com/office/word/2010/wordml" xmlns:w15="http://schemas.microsoft.com/office/word/2012/wordml" xmlns:wpg="http://schemas.microsoft.com/office/word/2010/wordprocessingGroup" xmlns:wpi="http://schemas.microsoft.com/office/word/2010/wordprocessingInk" xmlns:wne="http://schemas.microsoft.com/office/word/2006/wordml" xmlns:wps="http://schemas.microsoft.com/office/word/2010/wordprocessingShape" xmlns:wpsCustomData="http://www.wps.cn/officeDocument/2013/wpsCustomData" mc:Ignorable="w14 w15 wp14">
+<w:ftr xmlns:wpc="http://schemas.microsoft.com/office/word/2010/wordprocessingCanvas" xmlns:mc="http://schemas.openxmlformats.org/markup-compatibility/2006" xmlns:o="urn:schemas-microsoft-com:office:office" xmlns:r="http://schemas.openxmlformats.org/officeDocument/2006/relationships" xmlns:m="http://schemas.openxmlformats.org/officeDocument/2006/math" xmlns:v="urn:schemas-microsoft-com:vml" xmlns:wp14="http://schemas.microsoft.com/office/word/2010/wordprocessingDrawing" xmlns:wp="http://schemas.openxmlformats.org/drawingml/2006/wordprocessingDrawing" xmlns:w10="urn:schemas-microsoft-com:office:word" xmlns:w="http://schemas.openxmlformats.org/wordprocessingml/2006/main" xmlns:w14="http://schemas.microsoft.com/office/word/2010/wordml" xmlns:w15="http://schemas.microsoft.com/office/word/2012/wordml" xmlns:wpg="http://schemas.microsoft.com/office/word/2010/wordprocessingGroup" xmlns:wpi="http://schemas.microsoft.com/office/word/2010/wordprocessingInk" xmlns:wne="http://schemas.microsoft.com/office/word/2006/wordml" xmlns:wps="http://schemas.microsoft.com/office/word/2010/wordprocessingShape" mc:Ignorable="w14 w15 wp14">
   <w:p>
     <w:pPr>
       <w:spacing w:before="0" w:after="0" w:line="14" w:lineRule="auto"/>
@@ -10729,7 +10729,7 @@
 </file>
 
 <file path=word/styles.xml><?xml version="1.0" encoding="utf-8"?>
-<w:styles xmlns:mc="http://schemas.openxmlformats.org/markup-compatibility/2006" xmlns:o="urn:schemas-microsoft-com:office:office" xmlns:r="http://schemas.openxmlformats.org/officeDocument/2006/relationships" xmlns:m="http://schemas.openxmlformats.org/officeDocument/2006/math" xmlns:v="urn:schemas-microsoft-com:vml" xmlns:w="http://schemas.openxmlformats.org/wordprocessingml/2006/main" xmlns:w14="http://schemas.microsoft.com/office/word/2010/wordml" xmlns:w10="urn:schemas-microsoft-com:office:word" xmlns:sl="http://schemas.openxmlformats.org/schemaLibrary/2006/main" xmlns:wpsCustomData="http://www.wps.cn/officeDocument/2013/wpsCustomData" mc:Ignorable="w14">
+<w:styles xmlns:mc="http://schemas.openxmlformats.org/markup-compatibility/2006" xmlns:o="urn:schemas-microsoft-com:office:office" xmlns:r="http://schemas.openxmlformats.org/officeDocument/2006/relationships" xmlns:m="http://schemas.openxmlformats.org/officeDocument/2006/math" xmlns:v="urn:schemas-microsoft-com:vml" xmlns:w="http://schemas.openxmlformats.org/wordprocessingml/2006/main" xmlns:w14="http://schemas.microsoft.com/office/word/2010/wordml" xmlns:w10="urn:schemas-microsoft-com:office:word" xmlns:sl="http://schemas.openxmlformats.org/schemaLibrary/2006/main" mc:Ignorable="w14">
   <w:docDefaults>
     <w:rPrDefault>
       <w:rPr>
@@ -11086,9 +11086,9 @@
 </file>
 
 <file path=word/theme/theme1.xml><?xml version="1.0" encoding="utf-8"?>
-<a:theme xmlns:a="http://schemas.openxmlformats.org/drawingml/2006/main" name="WPS">
+<a:theme xmlns:a="http://schemas.openxmlformats.org/drawingml/2006/main" name="建工智管">
   <a:themeElements>
-    <a:clrScheme name="WPS">
+    <a:clrScheme name="建工智管">
       <a:dk1>
         <a:sysClr val="windowText" lastClr="000000"/>
       </a:dk1>
@@ -11126,7 +11126,7 @@
         <a:srgbClr val="7E1FAD"/>
       </a:folHlink>
     </a:clrScheme>
-    <a:fontScheme name="WPS">
+    <a:fontScheme name="建工智管">
       <a:majorFont>
         <a:latin typeface="Calibri Light"/>
         <a:ea typeface=""/>
@@ -11198,7 +11198,7 @@
         <a:font script="Geor" typeface="Sylfaen"/>
       </a:minorFont>
     </a:fontScheme>
-    <a:fmtScheme name="WPS">
+    <a:fmtScheme name="建工智管">
       <a:fillStyleLst>
         <a:solidFill>
           <a:schemeClr val="phClr"/>
@@ -11330,23 +11330,4 @@
   </a:themeElements>
   <a:objectDefaults/>
 </a:theme>
-</file>
-
-<file path=customXml/item1.xml><?xml version="1.0" encoding="utf-8"?>
-<s:customData xmlns="http://www.wps.cn/officeDocument/2013/wpsCustomData" xmlns:s="http://www.wps.cn/officeDocument/2013/wpsCustomData">
-  <customSectProps>
-    <customSectPr/>
-  </customSectProps>
-  <customShpExts>
-    <customShpInfo spid="_x0000_s1026" textRotate="1"/>
-  </customShpExts>
-</s:customData>
-</file>
-
-<file path=customXml/itemProps1.xml><?xml version="1.0" encoding="utf-8"?>
-<ds:datastoreItem xmlns:ds="http://schemas.openxmlformats.org/officeDocument/2006/customXml" ds:itemID="{B1977F7D-205B-4081-913C-38D41E755F92}">
-  <ds:schemaRefs>
-    <ds:schemaRef ds:uri="http://www.wps.cn/officeDocument/2013/wpsCustomData"/>
-  </ds:schemaRefs>
-</ds:datastoreItem>
 </file>
--- a/services/api/assets/templates/material-purchase-real-v1.docx
+++ b/services/api/assets/templates/material-purchase-real-v1.docx
@@ -10266,6 +10266,14 @@
                 <w:highlight w:val="none"/>
               </w:rPr>
               <w:t>（章）：</w:t>
+            </w:r>
+            <w:r>
+              <w:rPr>
+                <w:rFonts w:hint="eastAsia" w:ascii="方正仿宋简体" w:hAnsi="宋体" w:eastAsia="方正仿宋简体"/>
+                <w:sz w:val="24"/>
+                <w:szCs w:val="24"/>
+              </w:rPr>
+              <w:t>{party.counterparty.name}</w:t>
             </w:r>
           </w:p>
           <w:p>

--- a/services/api/assets/templates/material-purchase-real-v1.docx
+++ b/services/api/assets/templates/material-purchase-real-v1.docx
@@ -4,519 +4,248 @@
   <w:body>
     <w:p>
       <w:pPr>
+        <w:pStyle w:val="ContractMeta"/>
+      </w:pPr>
+      <w:r>
+        <w:t xml:space="preserve"> </w:t>
+      </w:r>
+    </w:p>
+    <w:p>
+      <w:pPr>
+        <w:pStyle w:val="ContractMeta"/>
+      </w:pPr>
+      <w:r>
+        <w:t xml:space="preserve"> </w:t>
+      </w:r>
+    </w:p>
+    <w:p>
+      <w:pPr>
+        <w:pStyle w:val="ContractMeta"/>
+      </w:pPr>
+      <w:r>
+        <w:t xml:space="preserve"> </w:t>
+      </w:r>
+    </w:p>
+    <w:p>
+      <w:pPr>
+        <w:pStyle w:val="ContractMeta"/>
+      </w:pPr>
+      <w:r>
+        <w:t xml:space="preserve"> </w:t>
+      </w:r>
+    </w:p>
+    <w:p>
+      <w:pPr>
+        <w:pStyle w:val="ContractMeta"/>
+      </w:pPr>
+      <w:r>
+        <w:t xml:space="preserve"> </w:t>
+      </w:r>
+    </w:p>
+    <w:p>
+      <w:pPr>
+        <w:pStyle w:val="ContractCoverTitle"/>
         <w:jc w:val="center"/>
-        <w:rPr>
-          <w:rFonts w:hint="eastAsia" w:ascii="黑体" w:hAnsi="Times New Roman" w:eastAsia="黑体" w:cs="Times New Roman"/>
-          <w:kern w:val="44"/>
+      </w:pPr>
+      <w:r>
+        <w:rPr>
+          <w:rFonts w:ascii="Times New Roman" w:hAnsi="Times New Roman" w:eastAsia="方正小标宋简体" w:cs="Times New Roman"/>
           <w:sz w:val="44"/>
           <w:szCs w:val="44"/>
-          <w:highlight w:val="none"/>
-          <w:lang w:eastAsia="仿宋_GB2312"/>
-        </w:rPr>
-      </w:pPr>
-    </w:p>
-    <w:p>
-      <w:pPr>
-        <w:spacing w:before="0" w:after="0" w:line="500" w:lineRule="exact"/>
-        <w:jc w:val="center"/>
-        <w:rPr>
-          <w:rFonts w:hint="eastAsia" w:ascii="黑体" w:hAnsi="Times New Roman" w:eastAsia="黑体" w:cs="Times New Roman"/>
-          <w:kern w:val="44"/>
-          <w:sz w:val="44"/>
-          <w:szCs w:val="44"/>
-          <w:highlight w:val="none"/>
-        </w:rPr>
-      </w:pPr>
-      <w:r>
-        <w:rPr>
-          <w:rFonts w:hint="eastAsia" w:ascii="Times New Roman" w:hAnsi="Times New Roman" w:eastAsia="仿宋_GB2312" w:cs="Times New Roman"/>
-          <w:kern w:val="44"/>
-          <w:sz w:val="44"/>
-          <w:szCs w:val="44"/>
-          <w:highlight w:val="none"/>
-          <w:u w:val="single"/>
-          <w:lang w:val="en-US" w:eastAsia="仿宋_GB2312"/>
-        </w:rPr>
-        <w:t>{field.projectName}</w:t>
-      </w:r>
-      <w:r>
-        <w:rPr>
-          <w:rFonts w:hint="eastAsia" w:ascii="Times New Roman" w:hAnsi="Times New Roman" w:eastAsia="仿宋_GB2312" w:cs="Times New Roman"/>
-          <w:kern w:val="44"/>
-          <w:sz w:val="44"/>
-          <w:szCs w:val="44"/>
-          <w:highlight w:val="none"/>
-        </w:rPr>
-        <w:t>工程</w:t>
-      </w:r>
-    </w:p>
-    <w:p>
-      <w:pPr>
-        <w:spacing w:before="0" w:after="0" w:line="500" w:lineRule="exact"/>
-        <w:jc w:val="center"/>
-        <w:rPr>
-          <w:rFonts w:hint="eastAsia" w:ascii="Times New Roman" w:hAnsi="Times New Roman" w:eastAsia="仿宋_GB2312" w:cs="Times New Roman"/>
-          <w:b/>
-          <w:bCs/>
-          <w:kern w:val="44"/>
-          <w:sz w:val="44"/>
-          <w:szCs w:val="44"/>
-          <w:highlight w:val="none"/>
-        </w:rPr>
-      </w:pPr>
-      <w:r>
+        </w:rPr>
         <w:t xml:space="preserve">{contract.name}</w:t>
       </w:r>
     </w:p>
     <w:p>
       <w:pPr>
-        <w:tabs>
-          <w:tab w:val="left" w:pos="3420"/>
-        </w:tabs>
-        <w:spacing w:before="0" w:after="0" w:line="500" w:lineRule="exact"/>
-        <w:ind w:firstLine="643" w:firstLineChars="200"/>
-        <w:rPr>
-          <w:rFonts w:hint="eastAsia" w:ascii="Times New Roman" w:hAnsi="Times New Roman" w:eastAsia="仿宋_GB2312" w:cs="Times New Roman"/>
-          <w:b/>
-          <w:sz w:val="28"/>
-          <w:szCs w:val="28"/>
-          <w:highlight w:val="none"/>
-        </w:rPr>
-      </w:pPr>
-      <w:bookmarkStart w:id="18" w:name="_GoBack"/>
-      <w:bookmarkEnd w:id="18"/>
-    </w:p>
-    <w:p>
-      <w:pPr>
-        <w:tabs>
-          <w:tab w:val="left" w:pos="3420"/>
-        </w:tabs>
-        <w:spacing w:before="0" w:after="0" w:line="500" w:lineRule="exact"/>
-        <w:ind w:firstLine="643" w:firstLineChars="200"/>
-        <w:rPr>
-          <w:rFonts w:hint="eastAsia" w:ascii="Times New Roman" w:hAnsi="Times New Roman" w:eastAsia="仿宋_GB2312" w:cs="Times New Roman"/>
-          <w:sz w:val="28"/>
-          <w:szCs w:val="28"/>
-          <w:highlight w:val="none"/>
-        </w:rPr>
-      </w:pPr>
-      <w:r>
+        <w:pStyle w:val="ContractMeta"/>
+      </w:pPr>
+      <w:r>
+        <w:t xml:space="preserve"> </w:t>
+      </w:r>
+    </w:p>
+    <w:p>
+      <w:pPr>
+        <w:pStyle w:val="ContractMeta"/>
+      </w:pPr>
+      <w:r>
+        <w:t xml:space="preserve"> </w:t>
+      </w:r>
+    </w:p>
+    <w:p>
+      <w:pPr>
+        <w:pStyle w:val="ContractMeta"/>
+      </w:pPr>
+      <w:r>
+        <w:t xml:space="preserve"> </w:t>
+      </w:r>
+    </w:p>
+    <w:p>
+      <w:pPr>
+        <w:pStyle w:val="ContractMeta"/>
+      </w:pPr>
+      <w:r>
+        <w:t xml:space="preserve"> </w:t>
+      </w:r>
+    </w:p>
+    <w:p>
+      <w:pPr>
+        <w:pStyle w:val="ContractMeta"/>
+      </w:pPr>
+      <w:r>
+        <w:t xml:space="preserve"> </w:t>
+      </w:r>
+    </w:p>
+    <w:p>
+      <w:pPr>
+        <w:pStyle w:val="ContractMeta"/>
+      </w:pPr>
+      <w:r>
+        <w:t xml:space="preserve"> </w:t>
+      </w:r>
+    </w:p>
+    <w:p>
+      <w:pPr>
+        <w:pStyle w:val="ContractMeta"/>
+      </w:pPr>
+      <w:r>
+        <w:rPr>
+          <w:rFonts w:ascii="Times New Roman" w:hAnsi="Times New Roman" w:eastAsia="仿宋_GB2312" w:cs="Times New Roman"/>
+          <w:sz w:val="28"/>
+          <w:szCs w:val="28"/>
+        </w:rPr>
         <w:t xml:space="preserve">合同编号：{contract.temporaryCode}</w:t>
       </w:r>
     </w:p>
     <w:p>
       <w:pPr>
-        <w:spacing w:before="0" w:after="0" w:line="500" w:lineRule="exact"/>
-        <w:ind w:firstLine="643" w:firstLineChars="200"/>
-        <w:rPr>
-          <w:rFonts w:hint="eastAsia" w:ascii="Times New Roman" w:hAnsi="Times New Roman" w:eastAsia="仿宋_GB2312" w:cs="Times New Roman"/>
-          <w:color w:val="auto"/>
-          <w:sz w:val="28"/>
-          <w:szCs w:val="28"/>
-          <w:highlight w:val="none"/>
-        </w:rPr>
-      </w:pPr>
-      <w:r>
-        <w:rPr>
-          <w:rFonts w:hint="eastAsia" w:ascii="Times New Roman" w:hAnsi="Times New Roman" w:eastAsia="仿宋_GB2312" w:cs="Times New Roman"/>
-          <w:b/>
-          <w:color w:val="auto"/>
-          <w:sz w:val="28"/>
-          <w:szCs w:val="28"/>
-          <w:highlight w:val="none"/>
-          <w:lang w:val="en-US" w:eastAsia="仿宋_GB2312"/>
-        </w:rPr>
-        <w:t>买    方</w:t>
-      </w:r>
-      <w:r>
-        <w:rPr>
-          <w:rFonts w:hint="eastAsia" w:ascii="Times New Roman" w:hAnsi="Times New Roman" w:eastAsia="仿宋_GB2312" w:cs="Times New Roman"/>
-          <w:color w:val="auto"/>
-          <w:sz w:val="28"/>
-          <w:szCs w:val="28"/>
-          <w:highlight w:val="none"/>
-        </w:rPr>
-        <w:t>：</w:t>
-      </w:r>
-      <w:r>
-        <w:rPr>
-          <w:rFonts w:hint="eastAsia" w:ascii="Times New Roman" w:hAnsi="Times New Roman" w:eastAsia="仿宋_GB2312" w:cs="Times New Roman"/>
-          <w:color w:val="auto"/>
-          <w:sz w:val="28"/>
-          <w:szCs w:val="28"/>
-          <w:highlight w:val="none"/>
-          <w:u w:val="single"/>
-        </w:rPr>
-        <w:t xml:space="preserve">{party.owner.name}   </w:t>
-      </w:r>
-      <w:r>
-        <w:rPr>
-          <w:rFonts w:hint="eastAsia" w:ascii="Times New Roman" w:hAnsi="Times New Roman" w:eastAsia="仿宋_GB2312" w:cs="Times New Roman"/>
-          <w:color w:val="auto"/>
-          <w:sz w:val="28"/>
-          <w:szCs w:val="28"/>
-          <w:highlight w:val="none"/>
-          <w:u w:val="single"/>
-          <w:lang w:val="en-US" w:eastAsia="仿宋_GB2312"/>
-        </w:rPr>
-        <w:t xml:space="preserve">  </w:t>
-      </w:r>
-      <w:r>
-        <w:rPr>
-          <w:rFonts w:hint="eastAsia" w:ascii="Times New Roman" w:hAnsi="Times New Roman" w:eastAsia="仿宋_GB2312" w:cs="Times New Roman"/>
-          <w:color w:val="auto"/>
-          <w:sz w:val="28"/>
-          <w:szCs w:val="28"/>
-          <w:highlight w:val="none"/>
-          <w:u w:val="single"/>
-        </w:rPr>
-        <w:t xml:space="preserve">  </w:t>
-      </w:r>
-      <w:r>
-        <w:rPr>
-          <w:rFonts w:hint="eastAsia" w:ascii="Times New Roman" w:hAnsi="Times New Roman" w:eastAsia="仿宋_GB2312" w:cs="Times New Roman"/>
-          <w:color w:val="auto"/>
-          <w:sz w:val="28"/>
-          <w:szCs w:val="28"/>
-          <w:highlight w:val="none"/>
-        </w:rPr>
-        <w:t xml:space="preserve">           </w:t>
-      </w:r>
-    </w:p>
-    <w:p>
-      <w:pPr>
-        <w:spacing w:before="0" w:after="0" w:line="500" w:lineRule="exact"/>
-        <w:ind w:firstLine="643" w:firstLineChars="200"/>
-        <w:rPr>
-          <w:rFonts w:hint="eastAsia" w:ascii="Times New Roman" w:hAnsi="Times New Roman" w:eastAsia="仿宋_GB2312" w:cs="Times New Roman"/>
-          <w:sz w:val="28"/>
-          <w:szCs w:val="28"/>
-          <w:highlight w:val="none"/>
-        </w:rPr>
-      </w:pPr>
-      <w:r>
-        <w:rPr>
-          <w:rFonts w:hint="eastAsia" w:ascii="Times New Roman" w:hAnsi="Times New Roman" w:eastAsia="仿宋_GB2312" w:cs="Times New Roman"/>
-          <w:b/>
-          <w:color w:val="auto"/>
-          <w:sz w:val="28"/>
-          <w:szCs w:val="28"/>
-          <w:highlight w:val="none"/>
-          <w:lang w:val="en-US" w:eastAsia="仿宋_GB2312"/>
-        </w:rPr>
-        <w:t>卖    方</w:t>
-      </w:r>
-      <w:r>
-        <w:rPr>
-          <w:rFonts w:hint="eastAsia" w:ascii="Times New Roman" w:hAnsi="Times New Roman" w:eastAsia="仿宋_GB2312" w:cs="Times New Roman"/>
-          <w:color w:val="auto"/>
-          <w:sz w:val="28"/>
-          <w:szCs w:val="28"/>
-          <w:highlight w:val="none"/>
-        </w:rPr>
-        <w:t>：</w:t>
-      </w:r>
-      <w:r>
-        <w:rPr>
-          <w:rFonts w:hint="eastAsia" w:ascii="Times New Roman" w:hAnsi="Times New Roman" w:eastAsia="仿宋_GB2312" w:cs="Times New Roman"/>
-          <w:color w:val="auto"/>
-          <w:sz w:val="28"/>
-          <w:szCs w:val="28"/>
-          <w:highlight w:val="none"/>
-          <w:u w:val="single"/>
-          <w:lang w:val="en-US" w:eastAsia="仿宋_GB2312"/>
-        </w:rPr>
-        <w:t xml:space="preserve">{party.counterparty.name}         </w:t>
-      </w:r>
-      <w:r>
-        <w:rPr>
-          <w:rFonts w:hint="eastAsia" w:ascii="Times New Roman" w:hAnsi="Times New Roman" w:eastAsia="仿宋_GB2312" w:cs="Times New Roman"/>
-          <w:sz w:val="28"/>
-          <w:szCs w:val="28"/>
-          <w:highlight w:val="none"/>
-          <w:u w:val="single"/>
-        </w:rPr>
-        <w:t xml:space="preserve">  </w:t>
-      </w:r>
-      <w:r>
-        <w:rPr>
-          <w:rFonts w:hint="eastAsia" w:ascii="Times New Roman" w:hAnsi="Times New Roman" w:eastAsia="仿宋_GB2312" w:cs="Times New Roman"/>
-          <w:sz w:val="28"/>
-          <w:szCs w:val="28"/>
-          <w:highlight w:val="none"/>
-        </w:rPr>
-        <w:t xml:space="preserve">       </w:t>
-      </w:r>
-    </w:p>
-    <w:p>
-      <w:pPr>
-        <w:spacing w:before="0" w:after="0" w:line="500" w:lineRule="exact"/>
-        <w:ind w:firstLine="643" w:firstLineChars="200"/>
-        <w:rPr>
-          <w:rFonts w:hint="eastAsia" w:ascii="Times New Roman" w:hAnsi="Times New Roman" w:eastAsia="仿宋_GB2312" w:cs="Times New Roman"/>
-          <w:sz w:val="28"/>
-          <w:szCs w:val="28"/>
-          <w:highlight w:val="none"/>
-        </w:rPr>
-      </w:pPr>
-      <w:r>
-        <w:rPr>
-          <w:rFonts w:hint="eastAsia" w:ascii="Times New Roman" w:hAnsi="Times New Roman" w:eastAsia="仿宋_GB2312" w:cs="Times New Roman"/>
-          <w:b/>
-          <w:sz w:val="28"/>
-          <w:szCs w:val="28"/>
-          <w:highlight w:val="none"/>
-        </w:rPr>
-        <w:t>工程名称</w:t>
-      </w:r>
-      <w:r>
-        <w:rPr>
-          <w:rFonts w:hint="eastAsia" w:ascii="Times New Roman" w:hAnsi="Times New Roman" w:eastAsia="仿宋_GB2312" w:cs="Times New Roman"/>
-          <w:sz w:val="28"/>
-          <w:szCs w:val="28"/>
-          <w:highlight w:val="none"/>
-        </w:rPr>
-        <w:t>：</w:t>
-      </w:r>
-      <w:r>
-        <w:rPr>
-          <w:rFonts w:hint="eastAsia" w:ascii="Times New Roman" w:hAnsi="Times New Roman" w:eastAsia="仿宋_GB2312" w:cs="Times New Roman"/>
-          <w:color w:val="auto"/>
-          <w:sz w:val="28"/>
-          <w:szCs w:val="28"/>
-          <w:highlight w:val="none"/>
-          <w:u w:val="single"/>
-          <w:lang w:val="en-US" w:eastAsia="仿宋_GB2312"/>
-        </w:rPr>
-        <w:t>{field.projectName}</w:t>
-      </w:r>
-      <w:r>
-        <w:rPr>
-          <w:rFonts w:hint="eastAsia" w:ascii="Times New Roman" w:hAnsi="Times New Roman" w:eastAsia="仿宋_GB2312" w:cs="Times New Roman"/>
-          <w:sz w:val="28"/>
-          <w:szCs w:val="28"/>
-          <w:highlight w:val="none"/>
-        </w:rPr>
-        <w:t xml:space="preserve">    </w:t>
-      </w:r>
-    </w:p>
-    <w:p>
-      <w:pPr>
-        <w:spacing w:before="0" w:after="0" w:line="500" w:lineRule="exact"/>
-        <w:ind w:firstLine="643" w:firstLineChars="200"/>
-        <w:rPr>
-          <w:rFonts w:hint="eastAsia" w:ascii="Times New Roman" w:hAnsi="Times New Roman" w:eastAsia="仿宋_GB2312" w:cs="Times New Roman"/>
-          <w:sz w:val="28"/>
-          <w:szCs w:val="28"/>
-          <w:highlight w:val="none"/>
-        </w:rPr>
-      </w:pPr>
-      <w:r>
-        <w:rPr>
-          <w:rFonts w:hint="eastAsia" w:ascii="Times New Roman" w:hAnsi="Times New Roman" w:eastAsia="仿宋_GB2312" w:cs="Times New Roman"/>
-          <w:b/>
-          <w:sz w:val="28"/>
-          <w:szCs w:val="28"/>
-          <w:highlight w:val="none"/>
-          <w:lang w:eastAsia="仿宋_GB2312"/>
-        </w:rPr>
-        <w:t>签订地点</w:t>
-      </w:r>
-      <w:r>
-        <w:rPr>
-          <w:rFonts w:hint="eastAsia" w:ascii="Times New Roman" w:hAnsi="Times New Roman" w:eastAsia="仿宋_GB2312" w:cs="Times New Roman"/>
-          <w:sz w:val="28"/>
-          <w:szCs w:val="28"/>
-          <w:highlight w:val="none"/>
-        </w:rPr>
-        <w:t>：</w:t>
-      </w:r>
-      <w:r>
-        <w:rPr>
-          <w:rFonts w:hint="eastAsia" w:ascii="Times New Roman" w:hAnsi="Times New Roman" w:eastAsia="仿宋_GB2312" w:cs="Times New Roman"/>
-          <w:color w:val="auto"/>
-          <w:sz w:val="28"/>
-          <w:szCs w:val="28"/>
-          <w:highlight w:val="none"/>
-          <w:u w:val="single"/>
-        </w:rPr>
-        <w:t>昆明市西山区</w:t>
-      </w:r>
-      <w:r>
-        <w:rPr>
-          <w:rFonts w:hint="eastAsia" w:ascii="Times New Roman" w:hAnsi="Times New Roman" w:eastAsia="仿宋_GB2312" w:cs="Times New Roman"/>
-          <w:sz w:val="28"/>
-          <w:szCs w:val="28"/>
-          <w:highlight w:val="none"/>
-          <w:u w:val="single"/>
-          <w:lang w:val="en-US" w:eastAsia="仿宋_GB2312"/>
-        </w:rPr>
-        <w:t xml:space="preserve">   </w:t>
-      </w:r>
-      <w:r>
-        <w:rPr>
-          <w:rFonts w:hint="eastAsia" w:ascii="Times New Roman" w:hAnsi="Times New Roman" w:eastAsia="仿宋_GB2312" w:cs="Times New Roman"/>
-          <w:sz w:val="28"/>
-          <w:szCs w:val="28"/>
-          <w:highlight w:val="none"/>
-          <w:u w:val="single"/>
-        </w:rPr>
-        <w:t xml:space="preserve">          </w:t>
-      </w:r>
-      <w:r>
-        <w:rPr>
-          <w:rFonts w:hint="eastAsia" w:ascii="Times New Roman" w:hAnsi="Times New Roman" w:eastAsia="仿宋_GB2312" w:cs="Times New Roman"/>
-          <w:sz w:val="28"/>
-          <w:szCs w:val="28"/>
-          <w:highlight w:val="none"/>
-        </w:rPr>
-        <w:t xml:space="preserve">   </w:t>
-      </w:r>
-    </w:p>
-    <w:p>
-      <w:pPr>
-        <w:spacing w:before="0" w:after="0" w:line="500" w:lineRule="exact"/>
-        <w:ind w:firstLine="643" w:firstLineChars="200"/>
-        <w:rPr>
-          <w:rFonts w:hint="eastAsia" w:ascii="Times New Roman" w:hAnsi="Times New Roman" w:eastAsia="仿宋_GB2312" w:cs="Times New Roman"/>
-          <w:sz w:val="28"/>
-          <w:szCs w:val="28"/>
-          <w:highlight w:val="none"/>
-        </w:rPr>
-      </w:pPr>
-      <w:r>
-        <w:rPr>
-          <w:rFonts w:hint="eastAsia" w:ascii="Times New Roman" w:hAnsi="Times New Roman" w:eastAsia="仿宋_GB2312" w:cs="Times New Roman"/>
-          <w:b/>
-          <w:sz w:val="28"/>
-          <w:szCs w:val="28"/>
-          <w:highlight w:val="none"/>
-        </w:rPr>
-        <w:t>签</w:t>
-      </w:r>
-      <w:r>
-        <w:rPr>
-          <w:rFonts w:hint="eastAsia" w:ascii="Times New Roman" w:hAnsi="Times New Roman" w:eastAsia="仿宋_GB2312" w:cs="Times New Roman"/>
-          <w:b/>
-          <w:sz w:val="28"/>
-          <w:szCs w:val="28"/>
-          <w:highlight w:val="none"/>
-          <w:lang w:eastAsia="仿宋_GB2312"/>
-        </w:rPr>
-        <w:t>订</w:t>
-      </w:r>
-      <w:r>
-        <w:rPr>
-          <w:rFonts w:hint="eastAsia" w:ascii="Times New Roman" w:hAnsi="Times New Roman" w:eastAsia="仿宋_GB2312" w:cs="Times New Roman"/>
-          <w:b/>
-          <w:sz w:val="28"/>
-          <w:szCs w:val="28"/>
-          <w:highlight w:val="none"/>
-        </w:rPr>
-        <w:t>日期</w:t>
-      </w:r>
-      <w:r>
-        <w:rPr>
-          <w:rFonts w:hint="eastAsia" w:ascii="Times New Roman" w:hAnsi="Times New Roman" w:eastAsia="仿宋_GB2312" w:cs="Times New Roman"/>
-          <w:sz w:val="28"/>
-          <w:szCs w:val="28"/>
-          <w:highlight w:val="none"/>
-        </w:rPr>
-        <w:t>：</w:t>
-      </w:r>
-      <w:r>
-        <w:rPr>
-          <w:rFonts w:hint="eastAsia" w:ascii="Times New Roman" w:hAnsi="Times New Roman" w:eastAsia="仿宋_GB2312" w:cs="Times New Roman"/>
-          <w:sz w:val="28"/>
-          <w:szCs w:val="28"/>
-          <w:highlight w:val="none"/>
-          <w:u w:val="single"/>
-        </w:rPr>
-        <w:t xml:space="preserve">                </w:t>
-      </w:r>
-      <w:r>
-        <w:rPr>
-          <w:rFonts w:hint="eastAsia" w:ascii="Times New Roman" w:hAnsi="Times New Roman" w:eastAsia="仿宋_GB2312" w:cs="Times New Roman"/>
-          <w:sz w:val="28"/>
-          <w:szCs w:val="28"/>
-          <w:highlight w:val="none"/>
-          <w:u w:val="single"/>
-        </w:rPr>
-        <w:t xml:space="preserve">     </w:t>
-      </w:r>
-      <w:r>
-        <w:rPr>
-          <w:rFonts w:hint="eastAsia" w:ascii="Times New Roman" w:hAnsi="Times New Roman" w:eastAsia="仿宋_GB2312" w:cs="Times New Roman"/>
-          <w:sz w:val="28"/>
-          <w:szCs w:val="28"/>
-          <w:highlight w:val="none"/>
-          <w:u w:val="single"/>
-          <w:lang w:val="en-US" w:eastAsia="仿宋_GB2312"/>
-        </w:rPr>
+        <w:pStyle w:val="ContractMeta"/>
+      </w:pPr>
+      <w:r>
+        <w:rPr>
+          <w:rFonts w:ascii="Times New Roman" w:hAnsi="Times New Roman" w:eastAsia="仿宋_GB2312" w:cs="Times New Roman"/>
+          <w:sz w:val="28"/>
+          <w:szCs w:val="28"/>
+        </w:rPr>
+        <w:t xml:space="preserve">甲方：{party.owner.name}</w:t>
+      </w:r>
+    </w:p>
+    <w:p>
+      <w:pPr>
+        <w:pStyle w:val="ContractMeta"/>
+      </w:pPr>
+      <w:r>
+        <w:rPr>
+          <w:rFonts w:ascii="Times New Roman" w:hAnsi="Times New Roman" w:eastAsia="仿宋_GB2312" w:cs="Times New Roman"/>
+          <w:sz w:val="28"/>
+          <w:szCs w:val="28"/>
+        </w:rPr>
+        <w:t xml:space="preserve">乙方：{party.counterparty.name}</w:t>
+      </w:r>
+    </w:p>
+    <w:p>
+      <w:pPr>
+        <w:pStyle w:val="ContractMeta"/>
+      </w:pPr>
+      <w:r>
+        <w:rPr>
+          <w:rFonts w:ascii="Times New Roman" w:hAnsi="Times New Roman" w:eastAsia="仿宋_GB2312" w:cs="Times New Roman"/>
+          <w:sz w:val="28"/>
+          <w:szCs w:val="28"/>
+        </w:rPr>
+        <w:t xml:space="preserve">工程名称：{field.projectName}</w:t>
+      </w:r>
+    </w:p>
+    <w:p>
+      <w:pPr>
+        <w:pStyle w:val="ContractMeta"/>
+      </w:pPr>
+      <w:r>
+        <w:rPr>
+          <w:rFonts w:ascii="Times New Roman" w:hAnsi="Times New Roman" w:eastAsia="仿宋_GB2312" w:cs="Times New Roman"/>
+          <w:sz w:val="28"/>
+          <w:szCs w:val="28"/>
+        </w:rPr>
+        <w:t xml:space="preserve">签订地点：</w:t>
+      </w:r>
+    </w:p>
+    <w:p>
+      <w:pPr>
+        <w:pStyle w:val="ContractMeta"/>
+      </w:pPr>
+      <w:r>
+        <w:rPr>
+          <w:rFonts w:ascii="Times New Roman" w:hAnsi="Times New Roman" w:eastAsia="仿宋_GB2312" w:cs="Times New Roman"/>
+          <w:sz w:val="28"/>
+          <w:szCs w:val="28"/>
+        </w:rPr>
+        <w:t xml:space="preserve">签订日期：</w:t>
+      </w:r>
+    </w:p>
+    <w:p>
+      <w:pPr>
+        <w:pStyle w:val="ContractMeta"/>
+      </w:pPr>
+      <w:r>
         <w:t xml:space="preserve"> </w:t>
       </w:r>
-      <w:r>
-        <w:rPr>
-          <w:rFonts w:hint="eastAsia" w:ascii="Times New Roman" w:hAnsi="Times New Roman" w:eastAsia="仿宋_GB2312" w:cs="Times New Roman"/>
-          <w:sz w:val="28"/>
-          <w:szCs w:val="28"/>
-          <w:highlight w:val="none"/>
-          <w:u w:val="single"/>
-        </w:rPr>
-        <w:t xml:space="preserve">   </w:t>
-      </w:r>
-      <w:r>
-        <w:rPr>
-          <w:rFonts w:hint="eastAsia" w:ascii="Times New Roman" w:hAnsi="Times New Roman" w:eastAsia="仿宋_GB2312" w:cs="Times New Roman"/>
-          <w:sz w:val="28"/>
-          <w:szCs w:val="28"/>
-          <w:highlight w:val="none"/>
-        </w:rPr>
-        <w:t xml:space="preserve">  </w:t>
-      </w:r>
-    </w:p>
-    <w:p>
-      <w:pPr>
-        <w:spacing w:before="0" w:after="0" w:line="500" w:lineRule="exact"/>
-        <w:rPr>
-          <w:rFonts w:hint="eastAsia" w:ascii="Times New Roman" w:hAnsi="Times New Roman" w:eastAsia="仿宋_GB2312" w:cs="Times New Roman"/>
-          <w:color w:val="auto"/>
-          <w:szCs w:val="28"/>
-          <w:highlight w:val="none"/>
-        </w:rPr>
-      </w:pPr>
-      <w:r>
-        <w:rPr>
-          <w:rFonts w:hint="eastAsia" w:ascii="Times New Roman" w:hAnsi="Times New Roman" w:eastAsia="仿宋_GB2312" w:cs="Times New Roman"/>
-          <w:color w:val="auto"/>
-          <w:szCs w:val="28"/>
-          <w:highlight w:val="none"/>
-        </w:rPr>
+    </w:p>
+    <w:p>
+      <w:pPr>
+        <w:pStyle w:val="ContractMeta"/>
+      </w:pPr>
+      <w:r>
         <w:t xml:space="preserve"> </w:t>
       </w:r>
     </w:p>
     <w:p>
       <w:pPr>
-        <w:pStyle w:val="2"/>
-        <w:rPr>
-          <w:rFonts w:hint="eastAsia"/>
-        </w:rPr>
-      </w:pPr>
-    </w:p>
-    <w:p>
-      <w:pPr>
-        <w:pStyle w:val="2"/>
-        <w:rPr>
-          <w:rFonts w:hint="eastAsia"/>
-        </w:rPr>
+        <w:pStyle w:val="ContractMeta"/>
+      </w:pPr>
+      <w:r>
+        <w:t xml:space="preserve"> </w:t>
+      </w:r>
+    </w:p>
+    <w:p>
+      <w:pPr>
+        <w:pStyle w:val="ContractMeta"/>
+      </w:pPr>
+      <w:r>
+        <w:t xml:space="preserve"> </w:t>
+      </w:r>
+    </w:p>
+    <w:p>
+      <w:pPr>
+        <w:pStyle w:val="ContractMeta"/>
+      </w:pPr>
+      <w:r>
+        <w:t xml:space="preserve"> </w:t>
+      </w:r>
+    </w:p>
+    <w:p>
+      <w:pPr>
+        <w:pStyle w:val="ContractMeta"/>
+      </w:pPr>
+      <w:r>
+        <w:t xml:space="preserve"> </w:t>
+      </w:r>
+    </w:p>
+    <w:p>
+      <w:pPr>
+        <w:pStyle w:val="ContractMeta"/>
+      </w:pPr>
+      <w:r>
+        <w:t xml:space="preserve"> </w:t>
+      </w:r>
+    </w:p>
+    <w:p>
+      <w:pPr>
         <w:sectPr>
-          <w:headerReference w:type="default" r:id="rIdContractWatermarkHeader"/>
-          <w:footerReference w:type="default" r:id="rIdContractTemplateFooter"/>
-          <w:footerReference r:id="rId4" w:type="even"/>
-          <w:pgSz w:w="11910" w:h="16840"/>
+          <w:type w:val="nextPage"/>
+          <w:headerReference w:type="default" r:id="rIdHeader1"/>
+          <w:footerReference w:type="default" r:id="rIdFooter1"/>
+          <w:pgSz w:w="11906" w:h="16838"/>
           <w:pgMar w:top="1417" w:right="1701" w:bottom="1417" w:left="1701" w:header="720" w:footer="720" w:gutter="0"/>
-          <w:pgNumType w:fmt="decimal"/>
-          <w:cols w:space="720" w:num="1"/>
         </w:sectPr>
       </w:pPr>
     </w:p>
@@ -807,20 +536,41 @@
     </w:p>
     <w:tbl>
       <w:tblPr>
-        <w:tblW w:w="0" w:type="auto"/>
+        <w:tblW w:w="5000" w:type="pct"/>
+        <w:jc w:val="center"/>
+        <w:tblLayout w:type="fixed"/>
+        <w:tblCellMar>
+          <w:top w:w="60" w:type="dxa"/>
+          <w:start w:w="80" w:type="dxa"/>
+          <w:bottom w:w="60" w:type="dxa"/>
+          <w:end w:w="80" w:type="dxa"/>
+        </w:tblCellMar>
         <w:tblBorders>
           <w:top w:val="single" w:sz="4" w:space="0" w:color="000000"/>
-          <w:start w:val="single" w:sz="4" w:space="0" w:color="000000"/>
+          <w:left w:val="single" w:sz="4" w:space="0" w:color="000000"/>
           <w:bottom w:val="single" w:sz="4" w:space="0" w:color="000000"/>
-          <w:end w:val="single" w:sz="4" w:space="0" w:color="000000"/>
+          <w:right w:val="single" w:sz="4" w:space="0" w:color="000000"/>
           <w:insideH w:val="single" w:sz="4" w:space="0" w:color="000000"/>
           <w:insideV w:val="single" w:sz="4" w:space="0" w:color="000000"/>
         </w:tblBorders>
       </w:tblPr>
+      <w:tblGrid>
+        <w:gridCol w:w="510"/>
+        <w:gridCol w:w="1276"/>
+        <w:gridCol w:w="1106"/>
+        <w:gridCol w:w="680"/>
+        <w:gridCol w:w="765"/>
+        <w:gridCol w:w="1446"/>
+        <w:gridCol w:w="510"/>
+        <w:gridCol w:w="2211"/>
+      </w:tblGrid>
       <w:tr>
+        <w:trPr>
+          <w:cantSplit/>
+        </w:trPr>
         <w:tc>
           <w:tcPr>
-            <w:tcW w:w="1800" w:type="dxa"/>
+            <w:tcW w:w="510" w:type="dxa"/>
             <w:tcBorders>
               <w:top w:val="single" w:sz="4" w:space="0" w:color="000000"/>
               <w:start w:val="single" w:sz="4" w:space="0" w:color="000000"/>
@@ -829,6 +579,9 @@
             </w:tcBorders>
           </w:tcPr>
           <w:p>
+            <w:pPr>
+              <w:pStyle w:val="ContractTableText"/>
+            </w:pPr>
             <w:r>
               <w:t xml:space="preserve">序号</w:t>
             </w:r>
@@ -836,7 +589,7 @@
         </w:tc>
         <w:tc>
           <w:tcPr>
-            <w:tcW w:w="1800" w:type="dxa"/>
+            <w:tcW w:w="1276" w:type="dxa"/>
             <w:tcBorders>
               <w:top w:val="single" w:sz="4" w:space="0" w:color="000000"/>
               <w:start w:val="single" w:sz="4" w:space="0" w:color="000000"/>
@@ -845,6 +598,9 @@
             </w:tcBorders>
           </w:tcPr>
           <w:p>
+            <w:pPr>
+              <w:pStyle w:val="ContractTableText"/>
+            </w:pPr>
             <w:r>
               <w:t xml:space="preserve">货物名称</w:t>
             </w:r>
@@ -852,7 +608,7 @@
         </w:tc>
         <w:tc>
           <w:tcPr>
-            <w:tcW w:w="1800" w:type="dxa"/>
+            <w:tcW w:w="1106" w:type="dxa"/>
             <w:tcBorders>
               <w:top w:val="single" w:sz="4" w:space="0" w:color="000000"/>
               <w:start w:val="single" w:sz="4" w:space="0" w:color="000000"/>
@@ -861,6 +617,9 @@
             </w:tcBorders>
           </w:tcPr>
           <w:p>
+            <w:pPr>
+              <w:pStyle w:val="ContractTableText"/>
+            </w:pPr>
             <w:r>
               <w:t xml:space="preserve">规格型号</w:t>
             </w:r>
@@ -868,7 +627,7 @@
         </w:tc>
         <w:tc>
           <w:tcPr>
-            <w:tcW w:w="1800" w:type="dxa"/>
+            <w:tcW w:w="680" w:type="dxa"/>
             <w:tcBorders>
               <w:top w:val="single" w:sz="4" w:space="0" w:color="000000"/>
               <w:start w:val="single" w:sz="4" w:space="0" w:color="000000"/>
@@ -877,6 +636,9 @@
             </w:tcBorders>
           </w:tcPr>
           <w:p>
+            <w:pPr>
+              <w:pStyle w:val="ContractTableText"/>
+            </w:pPr>
             <w:r>
               <w:t xml:space="preserve">计量单位</w:t>
             </w:r>
@@ -884,7 +646,7 @@
         </w:tc>
         <w:tc>
           <w:tcPr>
-            <w:tcW w:w="1800" w:type="dxa"/>
+            <w:tcW w:w="765" w:type="dxa"/>
             <w:tcBorders>
               <w:top w:val="single" w:sz="4" w:space="0" w:color="000000"/>
               <w:start w:val="single" w:sz="4" w:space="0" w:color="000000"/>
@@ -893,6 +655,9 @@
             </w:tcBorders>
           </w:tcPr>
           <w:p>
+            <w:pPr>
+              <w:pStyle w:val="ContractTableText"/>
+            </w:pPr>
             <w:r>
               <w:t xml:space="preserve">数量</w:t>
             </w:r>
@@ -900,7 +665,7 @@
         </w:tc>
         <w:tc>
           <w:tcPr>
-            <w:tcW w:w="1800" w:type="dxa"/>
+            <w:tcW w:w="1446" w:type="dxa"/>
             <w:tcBorders>
               <w:top w:val="single" w:sz="4" w:space="0" w:color="000000"/>
               <w:start w:val="single" w:sz="4" w:space="0" w:color="000000"/>
@@ -909,6 +674,9 @@
             </w:tcBorders>
           </w:tcPr>
           <w:p>
+            <w:pPr>
+              <w:pStyle w:val="ContractTableText"/>
+            </w:pPr>
             <w:r>
               <w:t xml:space="preserve">含税单价</w:t>
             </w:r>
@@ -916,7 +684,7 @@
         </w:tc>
         <w:tc>
           <w:tcPr>
-            <w:tcW w:w="1800" w:type="dxa"/>
+            <w:tcW w:w="510" w:type="dxa"/>
             <w:tcBorders>
               <w:top w:val="single" w:sz="4" w:space="0" w:color="000000"/>
               <w:start w:val="single" w:sz="4" w:space="0" w:color="000000"/>
@@ -925,6 +693,9 @@
             </w:tcBorders>
           </w:tcPr>
           <w:p>
+            <w:pPr>
+              <w:pStyle w:val="ContractTableText"/>
+            </w:pPr>
             <w:r>
               <w:t xml:space="preserve">税率(%)</w:t>
             </w:r>
@@ -932,7 +703,7 @@
         </w:tc>
         <w:tc>
           <w:tcPr>
-            <w:tcW w:w="1800" w:type="dxa"/>
+            <w:tcW w:w="2211" w:type="dxa"/>
             <w:tcBorders>
               <w:top w:val="single" w:sz="4" w:space="0" w:color="000000"/>
               <w:start w:val="single" w:sz="4" w:space="0" w:color="000000"/>
@@ -941,6 +712,9 @@
             </w:tcBorders>
           </w:tcPr>
           <w:p>
+            <w:pPr>
+              <w:pStyle w:val="ContractTableText"/>
+            </w:pPr>
             <w:r>
               <w:t xml:space="preserve">价税合计</w:t>
             </w:r>
@@ -948,9 +722,12 @@
         </w:tc>
       </w:tr>
       <w:tr>
+        <w:trPr>
+          <w:cantSplit/>
+        </w:trPr>
         <w:tc>
           <w:tcPr>
-            <w:tcW w:w="1800" w:type="dxa"/>
+            <w:tcW w:w="510" w:type="dxa"/>
             <w:tcBorders>
               <w:top w:val="single" w:sz="4" w:space="0" w:color="000000"/>
               <w:start w:val="single" w:sz="4" w:space="0" w:color="000000"/>
@@ -959,6 +736,9 @@
             </w:tcBorders>
           </w:tcPr>
           <w:p>
+            <w:pPr>
+              <w:pStyle w:val="ContractTableText"/>
+            </w:pPr>
             <w:r>
               <w:t xml:space="preserve"/>
             </w:r>
@@ -966,7 +746,7 @@
         </w:tc>
         <w:tc>
           <w:tcPr>
-            <w:tcW w:w="1800" w:type="dxa"/>
+            <w:tcW w:w="1276" w:type="dxa"/>
             <w:tcBorders>
               <w:top w:val="single" w:sz="4" w:space="0" w:color="000000"/>
               <w:start w:val="single" w:sz="4" w:space="0" w:color="000000"/>
@@ -975,6 +755,9 @@
             </w:tcBorders>
           </w:tcPr>
           <w:p>
+            <w:pPr>
+              <w:pStyle w:val="ContractTableText"/>
+            </w:pPr>
             <w:r>
               <w:t xml:space="preserve">{itemName}</w:t>
             </w:r>
@@ -982,7 +765,7 @@
         </w:tc>
         <w:tc>
           <w:tcPr>
-            <w:tcW w:w="1800" w:type="dxa"/>
+            <w:tcW w:w="1106" w:type="dxa"/>
             <w:tcBorders>
               <w:top w:val="single" w:sz="4" w:space="0" w:color="000000"/>
               <w:start w:val="single" w:sz="4" w:space="0" w:color="000000"/>
@@ -991,6 +774,9 @@
             </w:tcBorders>
           </w:tcPr>
           <w:p>
+            <w:pPr>
+              <w:pStyle w:val="ContractTableText"/>
+            </w:pPr>
             <w:r>
               <w:t xml:space="preserve">{specification}</w:t>
             </w:r>
@@ -998,7 +784,7 @@
         </w:tc>
         <w:tc>
           <w:tcPr>
-            <w:tcW w:w="1800" w:type="dxa"/>
+            <w:tcW w:w="680" w:type="dxa"/>
             <w:tcBorders>
               <w:top w:val="single" w:sz="4" w:space="0" w:color="000000"/>
               <w:start w:val="single" w:sz="4" w:space="0" w:color="000000"/>
@@ -1007,6 +793,9 @@
             </w:tcBorders>
           </w:tcPr>
           <w:p>
+            <w:pPr>
+              <w:pStyle w:val="ContractTableText"/>
+            </w:pPr>
             <w:r>
               <w:t xml:space="preserve">{unit}</w:t>
             </w:r>
@@ -1014,7 +803,7 @@
         </w:tc>
         <w:tc>
           <w:tcPr>
-            <w:tcW w:w="1800" w:type="dxa"/>
+            <w:tcW w:w="765" w:type="dxa"/>
             <w:tcBorders>
               <w:top w:val="single" w:sz="4" w:space="0" w:color="000000"/>
               <w:start w:val="single" w:sz="4" w:space="0" w:color="000000"/>
@@ -1023,6 +812,9 @@
             </w:tcBorders>
           </w:tcPr>
           <w:p>
+            <w:pPr>
+              <w:pStyle w:val="ContractTableText"/>
+            </w:pPr>
             <w:r>
               <w:t xml:space="preserve">{quantity}</w:t>
             </w:r>
@@ -1030,7 +822,7 @@
         </w:tc>
         <w:tc>
           <w:tcPr>
-            <w:tcW w:w="1800" w:type="dxa"/>
+            <w:tcW w:w="1446" w:type="dxa"/>
             <w:tcBorders>
               <w:top w:val="single" w:sz="4" w:space="0" w:color="000000"/>
               <w:start w:val="single" w:sz="4" w:space="0" w:color="000000"/>
@@ -1039,6 +831,9 @@
             </w:tcBorders>
           </w:tcPr>
           <w:p>
+            <w:pPr>
+              <w:pStyle w:val="ContractTableText"/>
+            </w:pPr>
             <w:r>
               <w:t xml:space="preserve">{unitPrice}</w:t>
             </w:r>
@@ -1046,7 +841,7 @@
         </w:tc>
         <w:tc>
           <w:tcPr>
-            <w:tcW w:w="1800" w:type="dxa"/>
+            <w:tcW w:w="510" w:type="dxa"/>
             <w:tcBorders>
               <w:top w:val="single" w:sz="4" w:space="0" w:color="000000"/>
               <w:start w:val="single" w:sz="4" w:space="0" w:color="000000"/>
@@ -1055,6 +850,9 @@
             </w:tcBorders>
           </w:tcPr>
           <w:p>
+            <w:pPr>
+              <w:pStyle w:val="ContractTableText"/>
+            </w:pPr>
             <w:r>
               <w:t xml:space="preserve">{taxRatePercent}</w:t>
             </w:r>
@@ -1062,7 +860,7 @@
         </w:tc>
         <w:tc>
           <w:tcPr>
-            <w:tcW w:w="1800" w:type="dxa"/>
+            <w:tcW w:w="2211" w:type="dxa"/>
             <w:tcBorders>
               <w:top w:val="single" w:sz="4" w:space="0" w:color="000000"/>
               <w:start w:val="single" w:sz="4" w:space="0" w:color="000000"/>
@@ -1071,6 +869,9 @@
             </w:tcBorders>
           </w:tcPr>
           <w:p>
+            <w:pPr>
+              <w:pStyle w:val="ContractTableText"/>
+            </w:pPr>
             <w:r>
               <w:t xml:space="preserve">{taxInclusiveAmount}</w:t>
             </w:r>
@@ -10053,30 +9854,27 @@
     </w:p>
     <w:tbl>
       <w:tblPr>
-        <w:tblStyle w:val="6"/>
-        <w:tblpPr w:leftFromText="181" w:rightFromText="181" w:vertAnchor="text" w:horzAnchor="page" w:tblpX="1176" w:tblpY="246"/>
-        <w:tblOverlap w:val="never"/>
-        <w:tblW w:w="9325" w:type="dxa"/>
-        <w:tblInd w:w="0" w:type="dxa"/>
-        <w:tblBorders>
-          <w:top w:val="single" w:color="auto" w:sz="4" w:space="0"/>
-          <w:left w:val="single" w:color="auto" w:sz="4" w:space="0"/>
-          <w:bottom w:val="single" w:color="auto" w:sz="4" w:space="0"/>
-          <w:right w:val="single" w:color="auto" w:sz="4" w:space="0"/>
-          <w:insideH w:val="single" w:color="auto" w:sz="4" w:space="0"/>
-          <w:insideV w:val="single" w:color="auto" w:sz="4" w:space="0"/>
-        </w:tblBorders>
+        <w:tblW w:w="5000" w:type="pct"/>
+        <w:jc w:val="center"/>
         <w:tblLayout w:type="fixed"/>
         <w:tblCellMar>
-          <w:top w:w="0" w:type="dxa"/>
-          <w:left w:w="108" w:type="dxa"/>
-          <w:bottom w:w="0" w:type="dxa"/>
-          <w:right w:w="108" w:type="dxa"/>
+          <w:top w:w="60" w:type="dxa"/>
+          <w:start w:w="80" w:type="dxa"/>
+          <w:bottom w:w="60" w:type="dxa"/>
+          <w:end w:w="80" w:type="dxa"/>
         </w:tblCellMar>
+        <w:tblBorders>
+          <w:top w:val="single" w:sz="4" w:space="0" w:color="000000"/>
+          <w:left w:val="single" w:sz="4" w:space="0" w:color="000000"/>
+          <w:bottom w:val="single" w:sz="4" w:space="0" w:color="000000"/>
+          <w:right w:val="single" w:sz="4" w:space="0" w:color="000000"/>
+          <w:insideH w:val="single" w:sz="4" w:space="0" w:color="000000"/>
+          <w:insideV w:val="single" w:sz="4" w:space="0" w:color="000000"/>
+        </w:tblBorders>
       </w:tblPr>
       <w:tblGrid>
-        <w:gridCol w:w="4479"/>
-        <w:gridCol w:w="4846"/>
+        <w:gridCol w:w="4252"/>
+        <w:gridCol w:w="4252"/>
       </w:tblGrid>
       <w:tr>
         <w:tblPrEx>
@@ -10096,31 +9894,22 @@
           </w:tblCellMar>
         </w:tblPrEx>
         <w:trPr>
-          <w:trHeight w:val="3621" w:hRule="atLeast"/>
+          <w:cantSplit/>
         </w:trPr>
         <w:tc>
           <w:tcPr>
-            <w:tcW w:w="4479" w:type="dxa"/>
+            <w:tcW w:w="4252" w:type="dxa"/>
             <w:noWrap w:val="0"/>
             <w:vAlign w:val="top"/>
           </w:tcPr>
           <w:p>
-            <w:pPr>
-              <w:rPr>
-                <w:rFonts w:hint="eastAsia" w:ascii="Times New Roman" w:hAnsi="Times New Roman" w:eastAsia="仿宋_GB2312"/>
-                <w:sz w:val="28"/>
-                <w:szCs w:val="28"/>
-                <w:highlight w:val="none"/>
-                <w:lang w:eastAsia="仿宋_GB2312"/>
-              </w:rPr>
-            </w:pPr>
             <w:r>
               <w:rPr>
                 <w:rFonts w:hint="eastAsia" w:ascii="Times New Roman" w:hAnsi="Times New Roman" w:eastAsia="仿宋_GB2312" w:cs="Times New Roman"/>
                 <w:b/>
                 <w:bCs/>
-                <w:sz w:val="28"/>
-                <w:szCs w:val="28"/>
+                <w:sz w:val="18"/>
+                <w:szCs w:val="18"/>
                 <w:highlight w:val="none"/>
               </w:rPr>
               <w:t>买方</w:t>
@@ -10128,8 +9917,8 @@
             <w:r>
               <w:rPr>
                 <w:rFonts w:hint="eastAsia" w:ascii="Times New Roman" w:hAnsi="Times New Roman" w:eastAsia="仿宋_GB2312"/>
-                <w:sz w:val="28"/>
-                <w:szCs w:val="28"/>
+                <w:sz w:val="18"/>
+                <w:szCs w:val="18"/>
                 <w:highlight w:val="none"/>
               </w:rPr>
               <w:t>（章）：</w:t>
@@ -10137,95 +9926,45 @@
             <w:r>
               <w:rPr>
                 <w:rFonts w:hint="eastAsia" w:ascii="Times New Roman" w:hAnsi="Times New Roman" w:eastAsia="仿宋_GB2312"/>
-                <w:sz w:val="28"/>
-                <w:szCs w:val="28"/>
+                <w:sz w:val="18"/>
+                <w:szCs w:val="18"/>
                 <w:highlight w:val="none"/>
                 <w:lang w:eastAsia="仿宋_GB2312"/>
               </w:rPr>
               <w:t>{party.owner.name}</w:t>
             </w:r>
           </w:p>
+          <w:p/>
           <w:p>
-            <w:pPr>
-              <w:rPr>
-                <w:rFonts w:hint="eastAsia" w:ascii="Times New Roman" w:hAnsi="Times New Roman" w:eastAsia="仿宋_GB2312"/>
-                <w:sz w:val="28"/>
-                <w:szCs w:val="28"/>
-                <w:highlight w:val="none"/>
-              </w:rPr>
-            </w:pPr>
-          </w:p>
-          <w:p>
-            <w:pPr>
-              <w:rPr>
-                <w:rFonts w:hint="eastAsia" w:ascii="Times New Roman" w:hAnsi="黑体" w:eastAsia="仿宋_GB2312"/>
-                <w:sz w:val="28"/>
-                <w:szCs w:val="28"/>
-                <w:highlight w:val="none"/>
-              </w:rPr>
-            </w:pPr>
             <w:r>
               <w:rPr>
                 <w:rFonts w:hint="eastAsia" w:ascii="Times New Roman" w:hAnsi="黑体" w:eastAsia="仿宋_GB2312"/>
-                <w:sz w:val="28"/>
-                <w:szCs w:val="28"/>
+                <w:sz w:val="18"/>
+                <w:szCs w:val="18"/>
                 <w:highlight w:val="none"/>
               </w:rPr>
               <w:t>法定代表人或委托代理人：</w:t>
             </w:r>
           </w:p>
+          <w:p/>
           <w:p>
-            <w:pPr>
-              <w:pStyle w:val="2"/>
-              <w:rPr>
-                <w:rFonts w:hint="eastAsia"/>
-                <w:highlight w:val="none"/>
-              </w:rPr>
-            </w:pPr>
-          </w:p>
-          <w:p>
-            <w:pPr>
-              <w:rPr>
-                <w:rFonts w:hint="eastAsia" w:ascii="Times New Roman" w:hAnsi="Times New Roman" w:eastAsia="仿宋_GB2312"/>
-                <w:sz w:val="28"/>
-                <w:szCs w:val="28"/>
-                <w:highlight w:val="none"/>
-              </w:rPr>
-            </w:pPr>
             <w:r>
               <w:rPr>
                 <w:rFonts w:hint="eastAsia" w:ascii="Times New Roman" w:hAnsi="Times New Roman" w:eastAsia="仿宋_GB2312"/>
-                <w:sz w:val="28"/>
-                <w:szCs w:val="28"/>
+                <w:sz w:val="18"/>
+                <w:szCs w:val="18"/>
                 <w:highlight w:val="none"/>
               </w:rPr>
               <w:t xml:space="preserve">联系电话： </w:t>
             </w:r>
           </w:p>
+          <w:p/>
           <w:p>
-            <w:pPr>
-              <w:rPr>
-                <w:rFonts w:hint="eastAsia" w:ascii="Times New Roman" w:hAnsi="Times New Roman" w:eastAsia="仿宋_GB2312"/>
-                <w:sz w:val="28"/>
-                <w:szCs w:val="28"/>
-                <w:highlight w:val="none"/>
-              </w:rPr>
-            </w:pPr>
-          </w:p>
-          <w:p>
-            <w:pPr>
-              <w:rPr>
-                <w:rFonts w:hint="eastAsia" w:ascii="Times New Roman" w:hAnsi="Times New Roman" w:eastAsia="仿宋_GB2312"/>
-                <w:sz w:val="28"/>
-                <w:szCs w:val="28"/>
-                <w:highlight w:val="none"/>
-              </w:rPr>
-            </w:pPr>
             <w:r>
               <w:rPr>
                 <w:rFonts w:hint="eastAsia" w:ascii="Times New Roman" w:hAnsi="Times New Roman" w:eastAsia="仿宋_GB2312"/>
-                <w:sz w:val="28"/>
-                <w:szCs w:val="28"/>
+                <w:sz w:val="18"/>
+                <w:szCs w:val="18"/>
                 <w:highlight w:val="none"/>
               </w:rPr>
               <w:t>地址：</w:t>
@@ -10234,26 +9973,18 @@
         </w:tc>
         <w:tc>
           <w:tcPr>
-            <w:tcW w:w="4846" w:type="dxa"/>
+            <w:tcW w:w="4252" w:type="dxa"/>
             <w:noWrap w:val="0"/>
             <w:vAlign w:val="top"/>
           </w:tcPr>
           <w:p>
-            <w:pPr>
-              <w:rPr>
-                <w:rFonts w:hint="eastAsia" w:ascii="Times New Roman" w:hAnsi="Times New Roman" w:eastAsia="仿宋_GB2312"/>
-                <w:sz w:val="28"/>
-                <w:szCs w:val="28"/>
-                <w:highlight w:val="none"/>
-              </w:rPr>
-            </w:pPr>
             <w:r>
               <w:rPr>
                 <w:rFonts w:hint="eastAsia" w:ascii="Times New Roman" w:hAnsi="Times New Roman" w:eastAsia="仿宋_GB2312" w:cs="Times New Roman"/>
                 <w:b/>
                 <w:bCs/>
-                <w:sz w:val="28"/>
-                <w:szCs w:val="28"/>
+                <w:sz w:val="18"/>
+                <w:szCs w:val="18"/>
                 <w:highlight w:val="none"/>
               </w:rPr>
               <w:t>卖方</w:t>
@@ -10261,8 +9992,8 @@
             <w:r>
               <w:rPr>
                 <w:rFonts w:hint="eastAsia" w:ascii="Times New Roman" w:hAnsi="黑体" w:eastAsia="仿宋_GB2312"/>
-                <w:sz w:val="28"/>
-                <w:szCs w:val="28"/>
+                <w:sz w:val="18"/>
+                <w:szCs w:val="18"/>
                 <w:highlight w:val="none"/>
               </w:rPr>
               <w:t>（章）：</w:t>
@@ -10270,95 +10001,43 @@
             <w:r>
               <w:rPr>
                 <w:rFonts w:hint="eastAsia" w:ascii="Times New Roman" w:hAnsi="Times New Roman" w:eastAsia="仿宋_GB2312"/>
-                <w:sz w:val="28"/>
-                <w:szCs w:val="28"/>
+                <w:sz w:val="18"/>
+                <w:szCs w:val="18"/>
               </w:rPr>
               <w:t>{party.counterparty.name}</w:t>
             </w:r>
           </w:p>
+          <w:p/>
           <w:p>
-            <w:pPr>
-              <w:rPr>
-                <w:rFonts w:hint="eastAsia" w:ascii="Times New Roman" w:hAnsi="黑体" w:eastAsia="仿宋_GB2312"/>
-                <w:sz w:val="28"/>
-                <w:szCs w:val="28"/>
-                <w:highlight w:val="none"/>
-              </w:rPr>
-            </w:pPr>
-          </w:p>
-          <w:p>
-            <w:pPr>
-              <w:rPr>
-                <w:rFonts w:hint="eastAsia" w:ascii="Times New Roman" w:hAnsi="黑体" w:eastAsia="仿宋_GB2312"/>
-                <w:sz w:val="28"/>
-                <w:szCs w:val="28"/>
-                <w:highlight w:val="none"/>
-              </w:rPr>
-            </w:pPr>
             <w:r>
               <w:rPr>
                 <w:rFonts w:hint="eastAsia" w:ascii="Times New Roman" w:hAnsi="黑体" w:eastAsia="仿宋_GB2312"/>
-                <w:sz w:val="28"/>
-                <w:szCs w:val="28"/>
+                <w:sz w:val="18"/>
+                <w:szCs w:val="18"/>
                 <w:highlight w:val="none"/>
               </w:rPr>
               <w:t>法定代表人或委托代理人：</w:t>
             </w:r>
           </w:p>
+          <w:p/>
           <w:p>
-            <w:pPr>
-              <w:pStyle w:val="2"/>
-              <w:rPr>
-                <w:rFonts w:hint="eastAsia"/>
-              </w:rPr>
-            </w:pPr>
-          </w:p>
-          <w:p>
-            <w:pPr>
-              <w:rPr>
-                <w:rFonts w:hint="eastAsia" w:ascii="Times New Roman" w:hAnsi="黑体" w:eastAsia="仿宋_GB2312"/>
-                <w:sz w:val="28"/>
-                <w:szCs w:val="28"/>
-                <w:highlight w:val="none"/>
-              </w:rPr>
-            </w:pPr>
             <w:r>
               <w:rPr>
                 <w:rFonts w:hint="eastAsia" w:ascii="Times New Roman" w:hAnsi="黑体" w:eastAsia="仿宋_GB2312"/>
-                <w:sz w:val="28"/>
-                <w:szCs w:val="28"/>
+                <w:sz w:val="18"/>
+                <w:szCs w:val="18"/>
                 <w:highlight w:val="none"/>
               </w:rPr>
               <w:t>联系电话：</w:t>
             </w:r>
           </w:p>
+          <w:p/>
           <w:p>
-            <w:pPr>
-              <w:pStyle w:val="2"/>
-              <w:ind w:left="0" w:leftChars="0" w:firstLine="0" w:firstLineChars="0"/>
-              <w:rPr>
-                <w:rFonts w:hint="eastAsia" w:ascii="Times New Roman" w:hAnsi="黑体" w:eastAsia="仿宋_GB2312"/>
-                <w:sz w:val="28"/>
-                <w:szCs w:val="28"/>
-                <w:highlight w:val="none"/>
-              </w:rPr>
-            </w:pPr>
-          </w:p>
-          <w:p>
-            <w:pPr>
-              <w:rPr>
-                <w:rFonts w:hint="eastAsia" w:ascii="Times New Roman" w:hAnsi="Times New Roman" w:eastAsia="仿宋_GB2312"/>
-                <w:sz w:val="28"/>
-                <w:szCs w:val="28"/>
-                <w:highlight w:val="none"/>
-                <w:lang w:val="en-US" w:eastAsia="仿宋_GB2312"/>
-              </w:rPr>
-            </w:pPr>
             <w:r>
               <w:rPr>
                 <w:rFonts w:hint="eastAsia" w:ascii="Times New Roman" w:hAnsi="黑体" w:eastAsia="仿宋_GB2312"/>
-                <w:sz w:val="28"/>
-                <w:szCs w:val="28"/>
+                <w:sz w:val="18"/>
+                <w:szCs w:val="18"/>
                 <w:highlight w:val="none"/>
               </w:rPr>
               <w:t>地址：</w:t>
@@ -10385,8 +10064,8 @@
     </w:p>
     <w:p/>
     <w:sectPr>
-      <w:headerReference w:type="default" r:id="rIdContractWatermarkHeader"/>
-      <w:footerReference w:type="default" r:id="rIdContractTemplateFooter"/>
+      <w:headerReference w:type="default" r:id="rIdHeader1"/>
+      <w:footerReference w:type="default" r:id="rIdFooter1"/>
       <w:pgSz w:w="11906" w:h="16838"/>
       <w:pgMar w:top="1417" w:right="1701" w:bottom="1417" w:left="1701" w:header="720" w:footer="720" w:gutter="0"/>
       <w:cols w:space="425" w:num="1"/>
@@ -10466,6 +10145,20 @@
 </w:hdr>
 </file>
 
+<file path=word/header1.xml><?xml version="1.0" encoding="utf-8"?>
+<w:hdr xmlns:w="http://schemas.openxmlformats.org/wordprocessingml/2006/main">
+  <w:p>
+    <w:pPr>
+      <w:pStyle w:val="ContractMeta"/>
+      <w:jc w:val="center"/>
+    </w:pPr>
+    <w:r>
+      <w:t xml:space="preserve">{document.watermark}</w:t>
+    </w:r>
+  </w:p>
+</w:hdr>
+</file>
+
 <file path=word/styles.xml><?xml version="1.0" encoding="utf-8"?>
 <w:styles xmlns:w="http://schemas.openxmlformats.org/wordprocessingml/2006/main">
   <w:style w:type="paragraph" w:default="1" w:styleId="Normal">
@@ -10505,6 +10198,33 @@
       <w:rFonts w:ascii="Times New Roman" w:hAnsi="Times New Roman" w:eastAsia="仿宋_GB2312" w:cs="Times New Roman"/>
       <w:sz w:val="28"/>
       <w:szCs w:val="28"/>
+    </w:rPr>
+  </w:style>
+  <w:style w:type="paragraph" w:styleId="ContractCoverTitle">
+    <w:name w:val="Contract Cover Title"/>
+    <w:basedOn w:val="ContractTitle"/>
+    <w:pPr>
+      <w:spacing w:before="0" w:after="0" w:line="500" w:lineRule="exact"/>
+      <w:jc w:val="center"/>
+    </w:pPr>
+    <w:rPr>
+      <w:rFonts w:ascii="Times New Roman" w:hAnsi="Times New Roman" w:eastAsia="方正小标宋简体" w:cs="Times New Roman"/>
+      <w:sz w:val="44"/>
+      <w:szCs w:val="44"/>
+    </w:rPr>
+  </w:style>
+  <w:style w:type="paragraph" w:styleId="ContractTableText">
+    <w:name w:val="Contract Table Text"/>
+    <w:basedOn w:val="Normal"/>
+    <w:pPr>
+      <w:spacing w:before="0" w:after="0" w:line="300" w:lineRule="auto"/>
+      <w:ind w:firstLineChars="0"/>
+      <w:jc w:val="center"/>
+    </w:pPr>
+    <w:rPr>
+      <w:rFonts w:ascii="Times New Roman" w:hAnsi="Times New Roman" w:eastAsia="仿宋_GB2312" w:cs="Times New Roman"/>
+      <w:sz w:val="18"/>
+      <w:szCs w:val="18"/>
     </w:rPr>
   </w:style>
 </w:styles>

--- a/services/api/assets/templates/material-purchase-real-v1.docx
+++ b/services/api/assets/templates/material-purchase-real-v1.docx
@@ -53,7 +53,7 @@
           <w:sz w:val="44"/>
           <w:szCs w:val="44"/>
         </w:rPr>
-        <w:t xml:space="preserve">{contract.name}</w:t>
+        <w:t xml:space="preserve">{合同名称}</w:t>
       </w:r>
     </w:p>
     <w:p>
@@ -114,7 +114,7 @@
           <w:sz w:val="28"/>
           <w:szCs w:val="28"/>
         </w:rPr>
-        <w:t xml:space="preserve">合同编号：{contract.temporaryCode}</w:t>
+        <w:t xml:space="preserve">合同编号：{草稿编号}</w:t>
       </w:r>
     </w:p>
     <w:p>
@@ -127,7 +127,7 @@
           <w:sz w:val="28"/>
           <w:szCs w:val="28"/>
         </w:rPr>
-        <w:t xml:space="preserve">甲方：{party.owner.name}</w:t>
+        <w:t xml:space="preserve">甲方：{甲方名称}</w:t>
       </w:r>
     </w:p>
     <w:p>
@@ -140,7 +140,7 @@
           <w:sz w:val="28"/>
           <w:szCs w:val="28"/>
         </w:rPr>
-        <w:t xml:space="preserve">乙方：{party.counterparty.name}</w:t>
+        <w:t xml:space="preserve">乙方：{乙方名称}</w:t>
       </w:r>
     </w:p>
     <w:p>
@@ -153,7 +153,7 @@
           <w:sz w:val="28"/>
           <w:szCs w:val="28"/>
         </w:rPr>
-        <w:t xml:space="preserve">工程名称：{field.projectName}</w:t>
+        <w:t xml:space="preserve">工程名称：{项目名称}</w:t>
       </w:r>
     </w:p>
     <w:p>
@@ -263,7 +263,7 @@
         </w:rPr>
       </w:pPr>
       <w:r>
-        <w:t xml:space="preserve">{contract.name}</w:t>
+        <w:t xml:space="preserve">{合同名称}</w:t>
       </w:r>
     </w:p>
     <w:p>
@@ -327,7 +327,7 @@
           <w:u w:val="single"/>
           <w:lang w:val="en-US" w:eastAsia="仿宋_GB2312"/>
         </w:rPr>
-        <w:t>{party.owner.name}</w:t>
+        <w:t>{甲方名称}</w:t>
       </w:r>
       <w:r>
         <w:rPr>
@@ -389,7 +389,7 @@
           <w:u w:val="single"/>
           <w:lang w:val="en-US" w:eastAsia="仿宋_GB2312"/>
         </w:rPr>
-        <w:t>{party.counterparty.name}</w:t>
+        <w:t>{乙方名称}</w:t>
       </w:r>
       <w:r>
         <w:rPr>
@@ -457,7 +457,7 @@
           <w:u w:val="single"/>
           <w:lang w:val="en-US" w:eastAsia="仿宋_GB2312"/>
         </w:rPr>
-        <w:t>{field.projectName}</w:t>
+        <w:t>{项目名称}</w:t>
       </w:r>
       <w:r>
         <w:rPr>
@@ -531,7 +531,7 @@
     </w:p>
     <w:p>
       <w:r>
-        <w:t xml:space="preserve">{#bill.materials}</w:t>
+        <w:t xml:space="preserve">{#材料清单}</w:t>
       </w:r>
     </w:p>
     <w:tbl>
@@ -759,7 +759,7 @@
               <w:pStyle w:val="ContractTableText"/>
             </w:pPr>
             <w:r>
-              <w:t xml:space="preserve">{itemName}</w:t>
+              <w:t xml:space="preserve">{名称}</w:t>
             </w:r>
           </w:p>
         </w:tc>
@@ -778,7 +778,7 @@
               <w:pStyle w:val="ContractTableText"/>
             </w:pPr>
             <w:r>
-              <w:t xml:space="preserve">{specification}</w:t>
+              <w:t xml:space="preserve">{规格型号}</w:t>
             </w:r>
           </w:p>
         </w:tc>
@@ -797,7 +797,7 @@
               <w:pStyle w:val="ContractTableText"/>
             </w:pPr>
             <w:r>
-              <w:t xml:space="preserve">{unit}</w:t>
+              <w:t xml:space="preserve">{单位}</w:t>
             </w:r>
           </w:p>
         </w:tc>
@@ -816,7 +816,7 @@
               <w:pStyle w:val="ContractTableText"/>
             </w:pPr>
             <w:r>
-              <w:t xml:space="preserve">{quantity}</w:t>
+              <w:t xml:space="preserve">{数量}</w:t>
             </w:r>
           </w:p>
         </w:tc>
@@ -835,7 +835,7 @@
               <w:pStyle w:val="ContractTableText"/>
             </w:pPr>
             <w:r>
-              <w:t xml:space="preserve">{unitPrice}</w:t>
+              <w:t xml:space="preserve">{单价}</w:t>
             </w:r>
           </w:p>
         </w:tc>
@@ -854,7 +854,7 @@
               <w:pStyle w:val="ContractTableText"/>
             </w:pPr>
             <w:r>
-              <w:t xml:space="preserve">{taxRatePercent}</w:t>
+              <w:t xml:space="preserve">{税率}</w:t>
             </w:r>
           </w:p>
         </w:tc>
@@ -873,7 +873,7 @@
               <w:pStyle w:val="ContractTableText"/>
             </w:pPr>
             <w:r>
-              <w:t xml:space="preserve">{taxInclusiveAmount}</w:t>
+              <w:t xml:space="preserve">{含税金额}</w:t>
             </w:r>
           </w:p>
         </w:tc>
@@ -881,22 +881,22 @@
     </w:tbl>
     <w:p>
       <w:r>
-        <w:t xml:space="preserve">{/bill.materials}</w:t>
-      </w:r>
-    </w:p>
-    <w:p>
-      <w:pPr>
-        <w:spacing w:before="0" w:after="0" w:line="500" w:lineRule="exact"/>
-        <w:ind w:firstLine="480" w:firstLineChars="200"/>
-        <w:rPr>
-          <w:rFonts w:ascii="Times New Roman" w:hAnsi="Times New Roman" w:eastAsia="仿宋_GB2312" w:cs="Times New Roman"/>
-          <w:sz w:val="28"/>
-          <w:szCs w:val="28"/>
-          <w:highlight w:val="none"/>
-        </w:rPr>
-      </w:pPr>
-      <w:r>
-        <w:t xml:space="preserve">1.本合同暂定总价（含税）：{contract.amountUppercase}。适用税率：{field.taxRatePercent}%。</w:t>
+        <w:t xml:space="preserve">{/材料清单}</w:t>
+      </w:r>
+    </w:p>
+    <w:p>
+      <w:pPr>
+        <w:spacing w:before="0" w:after="0" w:line="500" w:lineRule="exact"/>
+        <w:ind w:firstLine="480" w:firstLineChars="200"/>
+        <w:rPr>
+          <w:rFonts w:ascii="Times New Roman" w:hAnsi="Times New Roman" w:eastAsia="仿宋_GB2312" w:cs="Times New Roman"/>
+          <w:sz w:val="28"/>
+          <w:szCs w:val="28"/>
+          <w:highlight w:val="none"/>
+        </w:rPr>
+      </w:pPr>
+      <w:r>
+        <w:t xml:space="preserve">1.本合同暂定总价（含税）：{合同金额大写}。适用税率：{税率}%。</w:t>
       </w:r>
     </w:p>
     <w:p>
@@ -1441,7 +1441,7 @@
         </w:rPr>
       </w:pPr>
       <w:r>
-        <w:t xml:space="preserve">卖方所供货物必须符合的质量技术标准及相关要求为：{field.qualityStandard}。</w:t>
+        <w:t xml:space="preserve">卖方所供货物必须符合的质量技术标准及相关要求为：{质量标准}。</w:t>
       </w:r>
     </w:p>
     <w:p>
@@ -1646,7 +1646,7 @@
         </w:rPr>
       </w:pPr>
       <w:r>
-        <w:t xml:space="preserve">3.交货地点：{field.deliveryLocation}。</w:t>
+        <w:t xml:space="preserve">3.交货地点：{交货地点}。</w:t>
       </w:r>
     </w:p>
     <w:p>
@@ -1763,7 +1763,7 @@
         </w:rPr>
       </w:pPr>
       <w:r>
-        <w:t xml:space="preserve">5.供货期间：{field.deliveryDeadline}。</w:t>
+        <w:t xml:space="preserve">5.供货期间：{交货期限}。</w:t>
       </w:r>
     </w:p>
     <w:p>
@@ -2746,7 +2746,7 @@
         </w:rPr>
       </w:pPr>
       <w:r>
-        <w:t xml:space="preserve">1.结算方式：{field.settlementMethod}。</w:t>
+        <w:t xml:space="preserve">1.结算方式：{结算方式}。</w:t>
       </w:r>
     </w:p>
     <w:p>
@@ -4527,7 +4527,7 @@
         </w:rPr>
       </w:pPr>
       <w:r>
-        <w:t xml:space="preserve">付款：{clause.payment.text}</w:t>
+        <w:t xml:space="preserve">付款：{付款条款}</w:t>
       </w:r>
     </w:p>
     <w:p>
@@ -9931,7 +9931,7 @@
                 <w:highlight w:val="none"/>
                 <w:lang w:eastAsia="仿宋_GB2312"/>
               </w:rPr>
-              <w:t>{party.owner.name}</w:t>
+              <w:t>{甲方名称}</w:t>
             </w:r>
           </w:p>
           <w:p/>
@@ -10004,7 +10004,7 @@
                 <w:sz w:val="18"/>
                 <w:szCs w:val="18"/>
               </w:rPr>
-              <w:t>{party.counterparty.name}</w:t>
+              <w:t>{乙方名称}</w:t>
             </w:r>
           </w:p>
           <w:p/>
@@ -10139,7 +10139,7 @@
       <w:jc w:val="center"/>
     </w:pPr>
     <w:r>
-      <w:t xml:space="preserve">{document.watermark}</w:t>
+      <w:t xml:space="preserve">{文档水印}</w:t>
     </w:r>
   </w:p>
 </w:hdr>
@@ -10153,7 +10153,7 @@
       <w:jc w:val="center"/>
     </w:pPr>
     <w:r>
-      <w:t xml:space="preserve">{document.watermark}</w:t>
+      <w:t xml:space="preserve">{文档水印}</w:t>
     </w:r>
   </w:p>
 </w:hdr>
